--- a/Kapitel 3 neu/Neufassung 3.1 - V2/3.1 Grundlagen der funktionalen Beschreibung von Raum und Zeit_V2.docx
+++ b/Kapitel 3 neu/Neufassung 3.1 - V2/3.1 Grundlagen der funktionalen Beschreibung von Raum und Zeit_V2.docx
@@ -4421,506 +4421,391 @@
     <w:p>
       <w:pPr>
         <w:pStyle w:val="berschrift2"/>
-      </w:pPr>
-      <w:r>
-        <w:t>3.1.5 Methodologische Konsequenzen für das Funktionale Raum-Zeit-Kohärenzsystem</w:t>
-      </w:r>
-    </w:p>
-    <w:p>
-      <w:pPr>
-        <w:pStyle w:val="berschrift1"/>
-      </w:pPr>
-      <w:r>
-        <w:sym w:font="Wingdings" w:char="F0E0"/>
-      </w:r>
-    </w:p>
-    <w:p>
-      <w:pPr>
-        <w:spacing w:before="100" w:beforeAutospacing="1" w:after="100" w:afterAutospacing="1"/>
-        <w:rPr>
-          <w:rFonts w:ascii="Times New Roman" w:hAnsi="Times New Roman" w:cs="Times New Roman"/>
-          <w:bCs w:val="0"/>
-        </w:rPr>
-      </w:pPr>
-      <w:r>
-        <w:rPr>
-          <w:rFonts w:ascii="Times New Roman" w:hAnsi="Times New Roman" w:cs="Times New Roman"/>
-          <w:bCs w:val="0"/>
-        </w:rPr>
-        <w:t>Die erkenntnistheoretischen Überlegungen des vorangegangenen Abschnitts haben gezeigt, dass wissenschaftliche Aussagen nicht unmittelbar aus der Wirklichkeit selbst hervorgehen, sondern stets über Begriffe, Modelle und formale Strukturen vermittelt werden. Soll das Funktionale Raum-Zeit-Kohärenzsystem (FRZK) eine eigenständige mathematische Rekonstruktion entwickeln, muss deshalb zunächst geklärt werden, welche mathematischen Voraussetzungen überhaupt erforderlich sind. Dabei besteht eine wesentliche methodische Forderung: Es dürfen keine mathematischen Begriffe eingeführt werden, die bereits jene Raum- und Zeitvorstellungen voraussetzen, deren funktionale Entstehung später erst rekonstruiert werden soll.</w:t>
-      </w:r>
-    </w:p>
-    <w:p>
-      <w:pPr>
-        <w:spacing w:before="100" w:beforeAutospacing="1" w:after="100" w:afterAutospacing="1"/>
-        <w:rPr>
-          <w:rFonts w:ascii="Times New Roman" w:hAnsi="Times New Roman" w:cs="Times New Roman"/>
-          <w:bCs w:val="0"/>
-        </w:rPr>
-      </w:pPr>
-      <w:r>
-        <w:rPr>
-          <w:rFonts w:ascii="Times New Roman" w:hAnsi="Times New Roman" w:cs="Times New Roman"/>
-          <w:bCs w:val="0"/>
-        </w:rPr>
+        <w:rPr>
+          <w:rFonts w:ascii="Times New Roman" w:hAnsi="Times New Roman" w:cs="Times New Roman"/>
+        </w:rPr>
+      </w:pPr>
+      <w:r>
+        <w:t>3.1.5 Methodologische und mathematische Konsequenzen für das Funktionale Raum-Zeit-Kohärenzsystem</w:t>
+      </w:r>
+    </w:p>
+    <w:p>
+      <w:pPr>
+        <w:pStyle w:val="StandardWeb"/>
+      </w:pPr>
+      <w:r>
+        <w:t>Die erkenntnistheoretischen Überlegungen der vorangegangenen Abschnitte haben gezeigt, dass wissenschaftliche Aussagen nicht unmittelbar aus der Wirklichkeit selbst hervorgehen, sondern stets über Begriffe, Modelle und formale Strukturen vermittelt werden. Begriffe entstehen nicht unabhängig von ihren Definitionsbedingungen, mathematische Strukturen stellen nicht automatisch ontologische Aussagen dar und empirische Daten sprechen niemals unmittelbar und ausschließlich für eine einzelne Theorie. Für die Entwicklung des Funktionalen Raum-Zeit-Kohärenzsystems (FRZK) ergibt sich daraus eine doppelte Aufgabe. Einerseits muss geklärt werden, welche mathematischen Voraussetzungen überhaupt erforderlich sind, um ein funktionales Grundsystem aufzubauen. Andererseits muss festgelegt werden, nach welchen methodologischen Regeln diese Voraussetzungen eingeführt, miteinander verbunden, überprüft und später interpretiert werden dürfen.</w:t>
+      </w:r>
+    </w:p>
+    <w:p>
+      <w:pPr>
+        <w:pStyle w:val="StandardWeb"/>
+      </w:pPr>
+      <w:r>
         <w:lastRenderedPageBreak/>
+        <w:t>Dabei besteht für mich eine wesentliche methodische Forderung: Es dürfen keine mathematischen Begriffe eingeführt werden, die bereits jene Raum- und Zeitvorstellungen voraussetzen, deren funktionale Entstehung später erst rekonstruiert werden soll. Das FRZK kann seinen eigenen Anspruch nur dann erfüllen, wenn das zu erklärende Ergebnis nicht bereits verdeckt Bestandteil seiner Ausgangsstruktur ist.</w:t>
+      </w:r>
+    </w:p>
+    <w:p>
+      <w:pPr>
+        <w:pStyle w:val="StandardWeb"/>
+      </w:pPr>
+      <w:r>
         <w:t>Die klassische Mathematik beginnt häufig mit Mengen, Punkten, Zahlen oder geometrischen Räumen. Diese Ausgangspunkte haben sich außerordentlich bewährt und bilden die Grundlage nahezu aller modernen mathematischen Disziplinen. Für die vorliegende Untersuchung besitzen sie jedoch eine methodische Besonderheit. Viele dieser Begriffe tragen bereits implizite Strukturannahmen in sich. Ein Punkt besitzt beispielsweise eine Identität innerhalb eines Raumes. Eine Menge setzt unterscheidbare Elemente voraus. Ein Koordinatensystem verlangt bereits Richtungen, Dimensionen und Zuordnungsregeln. Diese Voraussetzungen dürfen im FRZK nicht unreflektiert übernommen werden, wenn gerade ihre funktionale Entstehung Gegenstand der Untersuchung ist.</w:t>
       </w:r>
     </w:p>
     <w:p>
       <w:pPr>
-        <w:spacing w:before="100" w:beforeAutospacing="1" w:after="100" w:afterAutospacing="1"/>
-        <w:rPr>
-          <w:rFonts w:ascii="Times New Roman" w:hAnsi="Times New Roman" w:cs="Times New Roman"/>
-          <w:bCs w:val="0"/>
-        </w:rPr>
-      </w:pPr>
-      <w:r>
-        <w:rPr>
-          <w:rFonts w:ascii="Times New Roman" w:hAnsi="Times New Roman" w:cs="Times New Roman"/>
-          <w:bCs w:val="0"/>
-        </w:rPr>
+        <w:pStyle w:val="StandardWeb"/>
+      </w:pPr>
+      <w:r>
         <w:t>Die erste mathematische Frage lautet daher nicht, wie Raum mathematisch beschrieben wird, sondern welche minimalen Voraussetzungen notwendig sind, damit überhaupt mathematische Beschreibung entstehen kann. Damit verschiebt sich der Ausgangspunkt von fertigen geometrischen Objekten hin zu den Bedingungen formaler Unterscheidbarkeit.</w:t>
       </w:r>
     </w:p>
     <w:p>
       <w:pPr>
-        <w:spacing w:before="100" w:beforeAutospacing="1" w:after="100" w:afterAutospacing="1"/>
-        <w:rPr>
-          <w:rFonts w:ascii="Times New Roman" w:hAnsi="Times New Roman" w:cs="Times New Roman"/>
-          <w:bCs w:val="0"/>
-        </w:rPr>
-      </w:pPr>
-      <w:r>
-        <w:rPr>
-          <w:rFonts w:ascii="Times New Roman" w:hAnsi="Times New Roman" w:cs="Times New Roman"/>
-          <w:bCs w:val="0"/>
-        </w:rPr>
+        <w:pStyle w:val="StandardWeb"/>
+      </w:pPr>
+      <w:r>
         <w:t xml:space="preserve">George Boole zeigt bereits im 19. Jahrhundert, dass logische Operationen selbst mathematisch behandelt werden können. Aussagen werden nicht mehr ausschließlich sprachlich verstanden, sondern als Elemente eines formalen Kalküls mit eindeutig definierten Verknüpfungsregeln (George Boole: </w:t>
       </w:r>
       <w:r>
         <w:rPr>
-          <w:rFonts w:ascii="Times New Roman" w:hAnsi="Times New Roman" w:cs="Times New Roman"/>
-          <w:bCs w:val="0"/>
-          <w:i/>
-          <w:iCs/>
+          <w:rStyle w:val="Hervorhebung"/>
         </w:rPr>
         <w:t>An Investigation of the Laws of Thought</w:t>
       </w:r>
       <w:r>
-        <w:rPr>
-          <w:rFonts w:ascii="Times New Roman" w:hAnsi="Times New Roman" w:cs="Times New Roman"/>
-          <w:bCs w:val="0"/>
-        </w:rPr>
         <w:t xml:space="preserve">. London: Walton and Maberly, 1854). </w:t>
       </w:r>
       <w:r>
         <w:rPr>
-          <w:rFonts w:ascii="Times New Roman" w:hAnsi="Times New Roman" w:cs="Times New Roman"/>
-          <w:b/>
+          <w:rStyle w:val="Fett"/>
         </w:rPr>
         <w:t>[60]</w:t>
       </w:r>
       <w:r>
-        <w:rPr>
-          <w:rFonts w:ascii="Times New Roman" w:hAnsi="Times New Roman" w:cs="Times New Roman"/>
-          <w:bCs w:val="0"/>
-        </w:rPr>
         <w:t xml:space="preserve"> Die mathematische Struktur entsteht hier nicht aus räumlichen Eigenschaften, sondern aus eindeutig festgelegten Operationen auf unterscheidbaren Zuständen.</w:t>
       </w:r>
     </w:p>
     <w:p>
       <w:pPr>
-        <w:spacing w:before="100" w:beforeAutospacing="1" w:after="100" w:afterAutospacing="1"/>
-        <w:rPr>
-          <w:rFonts w:ascii="Times New Roman" w:hAnsi="Times New Roman" w:cs="Times New Roman"/>
-          <w:bCs w:val="0"/>
-        </w:rPr>
-      </w:pPr>
-      <w:r>
-        <w:rPr>
-          <w:rFonts w:ascii="Times New Roman" w:hAnsi="Times New Roman" w:cs="Times New Roman"/>
-          <w:bCs w:val="0"/>
-        </w:rPr>
+        <w:pStyle w:val="StandardWeb"/>
+      </w:pPr>
+      <w:r>
         <w:t xml:space="preserve">Giuseppe Peano entwickelt mit seinen Axiomen eine explizite Konstruktion der natürlichen Zahlen. Bemerkenswert ist dabei weniger die konkrete Definition der Zahlen als vielmehr die Methode ihrer schrittweisen Ableitung aus wenigen Grundannahmen (Giuseppe Peano: </w:t>
       </w:r>
       <w:r>
         <w:rPr>
-          <w:rFonts w:ascii="Times New Roman" w:hAnsi="Times New Roman" w:cs="Times New Roman"/>
-          <w:bCs w:val="0"/>
-          <w:i/>
-          <w:iCs/>
+          <w:rStyle w:val="Hervorhebung"/>
         </w:rPr>
         <w:t>Arithmetices principia, nova methodo exposita</w:t>
       </w:r>
       <w:r>
-        <w:rPr>
-          <w:rFonts w:ascii="Times New Roman" w:hAnsi="Times New Roman" w:cs="Times New Roman"/>
-          <w:bCs w:val="0"/>
-        </w:rPr>
         <w:t xml:space="preserve">. Turin: Bocca, 1889). </w:t>
       </w:r>
       <w:r>
         <w:rPr>
-          <w:rFonts w:ascii="Times New Roman" w:hAnsi="Times New Roman" w:cs="Times New Roman"/>
-          <w:b/>
+          <w:rStyle w:val="Fett"/>
         </w:rPr>
         <w:t>[61]</w:t>
       </w:r>
       <w:r>
-        <w:rPr>
-          <w:rFonts w:ascii="Times New Roman" w:hAnsi="Times New Roman" w:cs="Times New Roman"/>
-          <w:bCs w:val="0"/>
-        </w:rPr>
         <w:t xml:space="preserve"> Mathematik erscheint damit als rekonstruktiver Prozess, dessen Objekte nicht vorausgesetzt, sondern systematisch aufgebaut werden.</w:t>
       </w:r>
     </w:p>
     <w:p>
       <w:pPr>
-        <w:spacing w:before="100" w:beforeAutospacing="1" w:after="100" w:afterAutospacing="1"/>
-        <w:rPr>
-          <w:rFonts w:ascii="Times New Roman" w:hAnsi="Times New Roman" w:cs="Times New Roman"/>
-          <w:bCs w:val="0"/>
-        </w:rPr>
-      </w:pPr>
-      <w:r>
-        <w:rPr>
-          <w:rFonts w:ascii="Times New Roman" w:hAnsi="Times New Roman" w:cs="Times New Roman"/>
-          <w:bCs w:val="0"/>
-        </w:rPr>
+        <w:pStyle w:val="StandardWeb"/>
+      </w:pPr>
+      <w:r>
         <w:t xml:space="preserve">Bertrand Russell und Alfred North Whitehead verfolgen dieses Ziel im </w:t>
       </w:r>
       <w:r>
         <w:rPr>
-          <w:rFonts w:ascii="Times New Roman" w:hAnsi="Times New Roman" w:cs="Times New Roman"/>
-          <w:bCs w:val="0"/>
-          <w:i/>
-          <w:iCs/>
+          <w:rStyle w:val="Hervorhebung"/>
         </w:rPr>
         <w:t>Principia Mathematica</w:t>
       </w:r>
       <w:r>
-        <w:rPr>
-          <w:rFonts w:ascii="Times New Roman" w:hAnsi="Times New Roman" w:cs="Times New Roman"/>
-          <w:bCs w:val="0"/>
-        </w:rPr>
-        <w:t xml:space="preserve"> noch konsequenter. Sie versuchen, die gesamte Mathematik auf logisch explizite Grundlagen zurückzuführen (Alfred North Whitehead; Bertrand Russell: </w:t>
-      </w:r>
-      <w:r>
-        <w:rPr>
-          <w:rFonts w:ascii="Times New Roman" w:hAnsi="Times New Roman" w:cs="Times New Roman"/>
-          <w:bCs w:val="0"/>
-          <w:i/>
-          <w:iCs/>
+        <w:t xml:space="preserve"> noch konsequenter. Sie versuchen, die Mathematik auf logisch explizite Grundlagen zurückzuführen (Alfred North Whitehead; Bertrand Russell: </w:t>
+      </w:r>
+      <w:r>
+        <w:rPr>
+          <w:rStyle w:val="Hervorhebung"/>
         </w:rPr>
         <w:t>Principia Mathematica</w:t>
       </w:r>
       <w:r>
-        <w:rPr>
-          <w:rFonts w:ascii="Times New Roman" w:hAnsi="Times New Roman" w:cs="Times New Roman"/>
-          <w:bCs w:val="0"/>
-        </w:rPr>
         <w:t xml:space="preserve">. Cambridge: Cambridge University Press, 1910–1913). </w:t>
       </w:r>
       <w:r>
         <w:rPr>
-          <w:rFonts w:ascii="Times New Roman" w:hAnsi="Times New Roman" w:cs="Times New Roman"/>
-          <w:b/>
+          <w:rStyle w:val="Fett"/>
         </w:rPr>
         <w:t>[62]</w:t>
       </w:r>
       <w:r>
-        <w:rPr>
-          <w:rFonts w:ascii="Times New Roman" w:hAnsi="Times New Roman" w:cs="Times New Roman"/>
-          <w:bCs w:val="0"/>
-        </w:rPr>
-        <w:t xml:space="preserve"> Auch wenn dieses Programm später durch Gödels Unvollständigkeitssätze begrenzt wurde, bleibt die grundlegende methodische Idee bedeutsam: Mathematische Begriffe müssen möglichst aus klar angegebenen Voraussetzungen entwickelt werden.</w:t>
-      </w:r>
-    </w:p>
-    <w:p>
-      <w:pPr>
-        <w:spacing w:before="100" w:beforeAutospacing="1" w:after="100" w:afterAutospacing="1"/>
-        <w:rPr>
-          <w:rFonts w:ascii="Times New Roman" w:hAnsi="Times New Roman" w:cs="Times New Roman"/>
-          <w:bCs w:val="0"/>
-        </w:rPr>
-      </w:pPr>
-      <w:r>
-        <w:rPr>
-          <w:rFonts w:ascii="Times New Roman" w:hAnsi="Times New Roman" w:cs="Times New Roman"/>
-          <w:bCs w:val="0"/>
-        </w:rPr>
-        <w:t>Gerade diese Forderung übernimmt das FRZK. Es genügt nicht, Begriffe wie Vektor, Dimension, Raum oder Transformation einzuführen und anschließend funktional zu interpretieren. Vielmehr muss nachvollziehbar werden, welche dieser Begriffe tatsächlich vorausgesetzt werden und welche sich aus einfacheren Strukturen rekonstruieren lassen.</w:t>
-      </w:r>
-    </w:p>
-    <w:p>
-      <w:pPr>
-        <w:spacing w:before="100" w:beforeAutospacing="1" w:after="100" w:afterAutospacing="1"/>
-        <w:rPr>
-          <w:rFonts w:ascii="Times New Roman" w:hAnsi="Times New Roman" w:cs="Times New Roman"/>
-          <w:bCs w:val="0"/>
-        </w:rPr>
-      </w:pPr>
-      <w:r>
-        <w:rPr>
-          <w:rFonts w:ascii="Times New Roman" w:hAnsi="Times New Roman" w:cs="Times New Roman"/>
-          <w:bCs w:val="0"/>
-        </w:rPr>
+        <w:t xml:space="preserve"> Auch wenn dieses Programm später durch Gödels Unvollständigkeitssätze begrenzt wurde, bleibt die grundlegende methodische Idee für das FRZK bedeutsam: Mathematische Begriffe müssen möglichst aus klar angegebenen Voraussetzungen entwickelt werden.</w:t>
+      </w:r>
+    </w:p>
+    <w:p>
+      <w:pPr>
+        <w:pStyle w:val="StandardWeb"/>
+      </w:pPr>
+      <w:r>
+        <w:t>Gerade diese Forderung übernehme ich für das FRZK. Es genügt nicht, Begriffe wie Vektor, Dimension, Raum oder Transformation einzuführen und anschließend funktional zu interpretieren. Vielmehr muss nachvollziehbar werden, welche dieser Begriffe tatsächlich vorausgesetzt werden müssen und welche sich aus einfacheren Strukturen rekonstruieren lassen.</w:t>
+      </w:r>
+    </w:p>
+    <w:p>
+      <w:pPr>
+        <w:pStyle w:val="StandardWeb"/>
+      </w:pPr>
+      <w:r>
         <w:t xml:space="preserve">David Hilbert formuliert mit seinen </w:t>
       </w:r>
       <w:r>
         <w:rPr>
-          <w:rFonts w:ascii="Times New Roman" w:hAnsi="Times New Roman" w:cs="Times New Roman"/>
-          <w:bCs w:val="0"/>
-          <w:i/>
-          <w:iCs/>
+          <w:rStyle w:val="Hervorhebung"/>
         </w:rPr>
         <w:t>Grundlagen der Geometrie</w:t>
       </w:r>
       <w:r>
-        <w:rPr>
-          <w:rFonts w:ascii="Times New Roman" w:hAnsi="Times New Roman" w:cs="Times New Roman"/>
-          <w:bCs w:val="0"/>
-        </w:rPr>
-        <w:t xml:space="preserve"> einen weiteren entscheidenden Schritt. Er verzichtet bewusst auf anschauliche Bedeutungen geometrischer Begriffe und behandelt Punkte, Geraden und Ebenen zunächst ausschließlich als formale Elemente eines Axiomensystems (David Hilbert: </w:t>
-      </w:r>
-      <w:r>
-        <w:rPr>
-          <w:rFonts w:ascii="Times New Roman" w:hAnsi="Times New Roman" w:cs="Times New Roman"/>
-          <w:bCs w:val="0"/>
-          <w:i/>
-          <w:iCs/>
+        <w:t xml:space="preserve"> einen weiteren entscheidenden Schritt. Er verzichtet bewusst auf anschauliche Bedeutungen geometrischer </w:t>
+      </w:r>
+      <w:r>
+        <w:lastRenderedPageBreak/>
+        <w:t xml:space="preserve">Begriffe und behandelt Punkte, Geraden und Ebenen zunächst als formale Elemente eines Axiomensystems (David Hilbert: </w:t>
+      </w:r>
+      <w:r>
+        <w:rPr>
+          <w:rStyle w:val="Hervorhebung"/>
         </w:rPr>
         <w:t>Grundlagen der Geometrie</w:t>
       </w:r>
       <w:r>
-        <w:rPr>
-          <w:rFonts w:ascii="Times New Roman" w:hAnsi="Times New Roman" w:cs="Times New Roman"/>
-          <w:bCs w:val="0"/>
-        </w:rPr>
         <w:t xml:space="preserve">. Leipzig: Teubner, 1899). </w:t>
       </w:r>
       <w:r>
         <w:rPr>
-          <w:rFonts w:ascii="Times New Roman" w:hAnsi="Times New Roman" w:cs="Times New Roman"/>
-          <w:b/>
+          <w:rStyle w:val="Fett"/>
         </w:rPr>
         <w:t>[63]</w:t>
       </w:r>
       <w:r>
-        <w:rPr>
-          <w:rFonts w:ascii="Times New Roman" w:hAnsi="Times New Roman" w:cs="Times New Roman"/>
-          <w:bCs w:val="0"/>
-        </w:rPr>
-        <w:t xml:space="preserve"> Entscheidend ist nicht mehr, was ein Punkt „ist“, sondern welche Beziehungen durch die Axiome zwischen den verwendeten Symbolen festgelegt werden.</w:t>
-      </w:r>
-    </w:p>
-    <w:p>
-      <w:pPr>
-        <w:spacing w:before="100" w:beforeAutospacing="1" w:after="100" w:afterAutospacing="1"/>
-        <w:rPr>
-          <w:rFonts w:ascii="Times New Roman" w:hAnsi="Times New Roman" w:cs="Times New Roman"/>
-          <w:bCs w:val="0"/>
-        </w:rPr>
-      </w:pPr>
-      <w:r>
-        <w:rPr>
-          <w:rFonts w:ascii="Times New Roman" w:hAnsi="Times New Roman" w:cs="Times New Roman"/>
-          <w:bCs w:val="0"/>
-        </w:rPr>
-        <w:t xml:space="preserve">Für meine Arbeit besitzt dieser axiomatische Zugang eine doppelte Bedeutung. Einerseits zeigt Hilbert, dass mathematische Gegenstände nicht zwingend über anschauliche </w:t>
-      </w:r>
-      <w:r>
-        <w:rPr>
-          <w:rFonts w:ascii="Times New Roman" w:hAnsi="Times New Roman" w:cs="Times New Roman"/>
-          <w:bCs w:val="0"/>
-        </w:rPr>
+        <w:t xml:space="preserve"> Entscheidend ist nicht mehr allein, was ein Punkt anschaulich „ist“, sondern welche Beziehungen durch die Axiome zwischen den verwendeten Grundbegriffen festgelegt werden.</w:t>
+      </w:r>
+    </w:p>
+    <w:p>
+      <w:pPr>
+        <w:pStyle w:val="StandardWeb"/>
+      </w:pPr>
+      <w:r>
+        <w:t>Für meine Arbeit besitzt dieser axiomatische Zugang eine doppelte Bedeutung. Einerseits zeigt Hilbert, dass mathematische Gegenstände nicht zwingend über anschauliche Vorstellungen definiert werden müssen. Andererseits macht seine Methode deutlich, dass jedes Axiomensystem selbst wiederum Grundbegriffe voraussetzt. Das FRZK setzt deshalb methodisch noch früher an: Nicht nur die Geometrie, sondern bereits die Voraussetzungen funktionaler Relationen sollen rekonstruiert werden.</w:t>
+      </w:r>
+    </w:p>
+    <w:p>
+      <w:pPr>
+        <w:pStyle w:val="StandardWeb"/>
+      </w:pPr>
+      <w:r>
+        <w:t xml:space="preserve">Mit der Entwicklung der Mengenlehre erhält die Mathematik ein äußerst mächtiges Fundament. Georg Cantor beschreibt Mengen als Zusammenfassungen unterscheidbarer Objekte zu einer Einheit (Georg Cantor: </w:t>
+      </w:r>
+      <w:r>
+        <w:rPr>
+          <w:rStyle w:val="Hervorhebung"/>
+        </w:rPr>
+        <w:t>Beiträge zur Begründung der transfiniten Mengenlehre</w:t>
+      </w:r>
+      <w:r>
+        <w:t xml:space="preserve">. Leipzig: Teubner, 1895–1897). </w:t>
+      </w:r>
+      <w:r>
+        <w:rPr>
+          <w:rStyle w:val="Fett"/>
+        </w:rPr>
+        <w:t>[64]</w:t>
+      </w:r>
+      <w:r>
+        <w:t xml:space="preserve"> Die Mengenlehre erlaubt die Konstruktion nahezu aller modernen mathematischen Strukturen. Zugleich setzt sie jedoch bereits die Identifizierbarkeit einzelner Elemente voraus.</w:t>
+      </w:r>
+    </w:p>
+    <w:p>
+      <w:pPr>
+        <w:pStyle w:val="StandardWeb"/>
+      </w:pPr>
+      <w:r>
+        <w:t>Genau an dieser Stelle setzt die methodische Zurückhaltung des FRZK ein. Für die spätere funktionale Rekonstruktion genügt es nicht, Mengen einfach vorauszusetzen. Vielmehr muss untersucht werden, wodurch einzelne Zustände überhaupt unterscheidbar werden und unter welchen Bedingungen eine Zusammenfassung zu Mengen sinnvoll erfolgen kann. Die Mengenbildung erscheint damit nicht notwendig als voraussetzungsloser Ausgangspunkt, sondern als möglicher späterer Entwicklungsschritt innerhalb funktionaler Organisation.</w:t>
+      </w:r>
+    </w:p>
+    <w:p>
+      <w:pPr>
+        <w:pStyle w:val="StandardWeb"/>
+      </w:pPr>
+      <w:r>
+        <w:t>Aus diesen klassischen Grundlagen ergibt sich ein gemeinsames methodisches Prinzip. Boole formalisiert Operationen, Peano rekonstruiert Zahlen aus Grundannahmen, Russell und Whitehead verfolgen eine logische Grundlegung der Mathematik, Hilbert formalisiert geometrische Beziehungen und Cantor entwickelt eine allgemeine Mengenstruktur. Trotz ihrer erheblichen Unterschiede verbindet diese Ansätze die Forderung, mathematische Begriffe nicht als selbstverständlich hinzunehmen, sondern ihre Voraussetzungen möglichst explizit zu machen.</w:t>
+      </w:r>
+    </w:p>
+    <w:p>
+      <w:pPr>
+        <w:pStyle w:val="StandardWeb"/>
+      </w:pPr>
+      <w:r>
+        <w:t>Diese Rekonstruktionsidee bildet einen mathematischen Ausgangspunkt des FRZK. Ich erweitere sie jedoch um eine zusätzliche Frage: Nicht nur mathematische Objekte, sondern bereits die Voraussetzungen funktionaler Organisation selbst werden zum Gegenstand der Untersuchung.</w:t>
+      </w:r>
+    </w:p>
+    <w:p>
+      <w:pPr>
+        <w:pStyle w:val="StandardWeb"/>
+      </w:pPr>
+      <w:r>
+        <w:t>Die daraus folgenden Grundsätze stellen keine mathematischen Axiome des FRZK dar. Sie beschreiben vielmehr die wissenschaftliche Vorgehensweise, nach der sämtliche weiteren Definitionen, Herleitungen, Sätze und Anwendungen dieser Arbeit aufgebaut werden. Während ein mathematisches Axiom eine formale Ausgangsannahme innerhalb des Systems bezeichnet, legen die methodologischen Grundsätze fest, wie ein solches System wissenschaftlich nachvollziehbar, widerspruchsfrei und überprüfbar entwickelt werden soll.</w:t>
+      </w:r>
+    </w:p>
+    <w:p>
+      <w:pPr>
+        <w:pStyle w:val="StandardWeb"/>
+      </w:pPr>
+      <w:r>
+        <w:t xml:space="preserve">Zunächst ist festzuhalten, dass das FRZK nicht als unmittelbare Konkurrenz zu bestehenden physikalischen Theorien entwickelt wird. Weder die Allgemeine Relativitätstheorie noch die Quantenmechanik oder bestehende Ansätze der Quantengravitation sollen durch das System ersetzt werden. Ziel ist vielmehr die Entwicklung einer allgemeinen funktionalen Beschreibungsebene, auf der unterschiedliche physikalische, technische, informationelle oder </w:t>
+      </w:r>
+      <w:r>
         <w:lastRenderedPageBreak/>
-        <w:t>Vorstellungen definiert werden müssen. Andererseits macht seine Methode deutlich, dass jedes Axiomensystem selbst wiederum Grundbegriffe voraussetzt. Das FRZK verfolgt deshalb einen Schritt vor Hilbert: Nicht nur die Geometrie, sondern bereits die Voraussetzungen funktionaler Relationen sollen rekonstruiert werden.</w:t>
-      </w:r>
-    </w:p>
-    <w:p>
-      <w:pPr>
-        <w:spacing w:before="100" w:beforeAutospacing="1" w:after="100" w:afterAutospacing="1"/>
-        <w:rPr>
-          <w:rFonts w:ascii="Times New Roman" w:hAnsi="Times New Roman" w:cs="Times New Roman"/>
-          <w:bCs w:val="0"/>
-        </w:rPr>
-      </w:pPr>
-      <w:r>
-        <w:rPr>
-          <w:rFonts w:ascii="Times New Roman" w:hAnsi="Times New Roman" w:cs="Times New Roman"/>
-          <w:bCs w:val="0"/>
-        </w:rPr>
-        <w:t xml:space="preserve">Mit der Entwicklung der Mengenlehre erhält die Mathematik ein äußerst mächtiges Fundament. Georg Cantor beschreibt Mengen als Zusammenfassungen unterscheidbarer Objekte zu einer Einheit (Georg Cantor: </w:t>
-      </w:r>
-      <w:r>
-        <w:rPr>
-          <w:rFonts w:ascii="Times New Roman" w:hAnsi="Times New Roman" w:cs="Times New Roman"/>
-          <w:bCs w:val="0"/>
-          <w:i/>
-          <w:iCs/>
-        </w:rPr>
-        <w:t>Beiträge zur Begründung der transfiniten Mengenlehre</w:t>
-      </w:r>
-      <w:r>
-        <w:rPr>
-          <w:rFonts w:ascii="Times New Roman" w:hAnsi="Times New Roman" w:cs="Times New Roman"/>
-          <w:bCs w:val="0"/>
-        </w:rPr>
-        <w:t xml:space="preserve">. Leipzig: Teubner, 1895–1897). </w:t>
-      </w:r>
-      <w:r>
-        <w:rPr>
-          <w:rFonts w:ascii="Times New Roman" w:hAnsi="Times New Roman" w:cs="Times New Roman"/>
-          <w:b/>
-        </w:rPr>
-        <w:t>[64]</w:t>
-      </w:r>
-      <w:r>
-        <w:rPr>
-          <w:rFonts w:ascii="Times New Roman" w:hAnsi="Times New Roman" w:cs="Times New Roman"/>
-          <w:bCs w:val="0"/>
-        </w:rPr>
-        <w:t xml:space="preserve"> Die Mengenlehre erlaubt die Konstruktion nahezu aller modernen mathematischen Strukturen. Zugleich setzt sie jedoch bereits die Identifizierbarkeit einzelner Elemente voraus.</w:t>
-      </w:r>
-    </w:p>
-    <w:p>
-      <w:pPr>
-        <w:spacing w:before="100" w:beforeAutospacing="1" w:after="100" w:afterAutospacing="1"/>
-        <w:rPr>
-          <w:rFonts w:ascii="Times New Roman" w:hAnsi="Times New Roman" w:cs="Times New Roman"/>
-          <w:bCs w:val="0"/>
-        </w:rPr>
-      </w:pPr>
-      <w:r>
-        <w:rPr>
-          <w:rFonts w:ascii="Times New Roman" w:hAnsi="Times New Roman" w:cs="Times New Roman"/>
-          <w:bCs w:val="0"/>
-        </w:rPr>
-        <w:t>Genau an dieser Stelle setzt eine methodische Zurückhaltung des FRZK ein. Für die spätere funktionale Rekonstruktion genügt es nicht, einfach Mengen vorauszusetzen. Vielmehr muss untersucht werden, wodurch einzelne Zustände überhaupt unterscheidbar werden und unter welchen Bedingungen eine Zusammenfassung zu Mengen sinnvoll erfolgen kann. Die Mengenbildung erscheint damit nicht mehr als Ausgangspunkt, sondern als möglicher späterer Entwicklungsschritt innerhalb funktionaler Organisation.</w:t>
-      </w:r>
-    </w:p>
-    <w:p>
-      <w:pPr>
-        <w:spacing w:before="100" w:beforeAutospacing="1" w:after="100" w:afterAutospacing="1"/>
-        <w:rPr>
-          <w:rFonts w:ascii="Times New Roman" w:hAnsi="Times New Roman" w:cs="Times New Roman"/>
-          <w:bCs w:val="0"/>
-        </w:rPr>
-      </w:pPr>
-      <w:r>
-        <w:rPr>
-          <w:rFonts w:ascii="Times New Roman" w:hAnsi="Times New Roman" w:cs="Times New Roman"/>
-          <w:bCs w:val="0"/>
-        </w:rPr>
-        <w:t>Aus diesen klassischen Grundlagen ergibt sich ein gemeinsames methodisches Prinzip. Boole entwickelt Operationen, Peano rekonstruiert Zahlen, Russell und Whitehead rekonstruieren Mathematik logisch, Hilbert formalisiert Geometrie und Cantor begründet Mengenstrukturen. Alle diese Ansätze verfolgen das Ziel, mathematische Begriffe nicht als selbstverständlich hinzunehmen, sondern aus möglichst klar formulierten Voraussetzungen herzuleiten. Genau diese Rekonstruktionsidee bildet den mathematischen Ausgangspunkt des FRZK. Allerdings wird sie hier nochmals erweitert: Nicht nur mathematische Objekte, sondern bereits die Voraussetzungen funktionaler Organisation selbst werden zum Gegenstand der Untersuchung.</w:t>
-      </w:r>
-    </w:p>
-    <w:p>
-      <w:pPr>
-        <w:pStyle w:val="berschrift2"/>
-        <w:rPr>
-          <w:rFonts w:ascii="Times New Roman" w:hAnsi="Times New Roman" w:cs="Times New Roman"/>
-        </w:rPr>
-      </w:pPr>
-      <w:r>
-        <w:t>3.1.5 Methodologische Konsequenzen für das Funktionale Raum-Zeit-Kohärenzsystem</w:t>
-      </w:r>
-    </w:p>
-    <w:p>
-      <w:pPr>
-        <w:pStyle w:val="StandardWeb"/>
-      </w:pPr>
-      <w:r>
-        <w:t>Die erkenntnistheoretische Analyse des vorhergehenden Abschnitts hat gezeigt, dass wissenschaftliche Aussagen stets auf expliziten Voraussetzungen beruhen. Begriffe entstehen nicht unabhängig von ihren Definitionsbedingungen, mathematische Strukturen stellen nicht automatisch ontologische Aussagen dar und empirische Daten sprechen niemals unmittelbar und ausschließlich für eine einzelne Theorie. Daraus ergibt sich nun die methodologische Aufgabe, festzulegen, nach welchen Regeln das Funktionale Raum-Zeit-Kohärenzsystem entwickelt werden soll.</w:t>
-      </w:r>
-    </w:p>
-    <w:p>
-      <w:pPr>
-        <w:pStyle w:val="StandardWeb"/>
-      </w:pPr>
-      <w:r>
-        <w:t>Die folgenden Grundsätze stellen keine mathematischen Axiome dar. Sie beschreiben vielmehr die wissenschaftliche Vorgehensweise, nach der sämtliche weiteren Definitionen, Herleitungen, Sätze und Anwendungen dieser Arbeit aufgebaut werden. Während ein mathematisches Axiom eine formale Ausgangsannahme innerhalb des Systems bezeichnet, legen die methodologischen Grundsätze fest, wie ein solches System wissenschaftlich nachvollziehbar, widerspruchsfrei und überprüfbar entwickelt werden kann.</w:t>
-      </w:r>
-    </w:p>
-    <w:p>
-      <w:pPr>
-        <w:pStyle w:val="StandardWeb"/>
-      </w:pPr>
-      <w:r>
-        <w:t xml:space="preserve">Zunächst ist festzuhalten, dass das FRZK nicht als unmittelbare Konkurrenz zu bestehenden physikalischen Theorien entwickelt wird. Weder die Allgemeine Relativitätstheorie noch die Quantenmechanik oder bestehende Ansätze der Quantengravitation sollen durch das System ersetzt werden. Ziel ist vielmehr die Entwicklung einer allgemeinen funktionalen </w:t>
-      </w:r>
+        <w:t>später auch didaktische Systeme mithilfe gemeinsamer formaler Prinzipien untersucht werden können.</w:t>
+      </w:r>
+    </w:p>
+    <w:p>
+      <w:pPr>
+        <w:pStyle w:val="StandardWeb"/>
+      </w:pPr>
+      <w:r>
+        <w:t>Die leitende Frage lautet daher zunächst nicht, welche physikalische Theorie die Wirklichkeit abschließend richtig beschreibt. Ich untersuche vielmehr, welche minimalen funktionalen Voraussetzungen erfüllt sein müssen, damit Begriffe wie Zustand, Relation, Veränderung, Richtung, Reihenfolge oder Zeit überhaupt mathematisch rekonstruiert werden können. Das FRZK beginnt somit nicht mit einer vorausgesetzten physikalischen Weltbeschreibung, sondern mit der Untersuchung der Bedingungen, unter denen funktionale Beschreibungen möglich werden.</w:t>
+      </w:r>
+    </w:p>
+    <w:p>
+      <w:pPr>
+        <w:pStyle w:val="StandardWeb"/>
+      </w:pPr>
+      <w:r>
+        <w:t>Aus diesem Grund setzt das FRZK bewusst weder Raum noch Zeit als elementare Ausgangsbegriffe voraus. Beide Begriffe besitzen bereits eine umfangreiche mathematische, physikalische und philosophische Bedeutungsgeschichte. Würden sie unmittelbar in die Grundstruktur aufgenommen, wäre eine funktionale Rekonstruktion ihrer möglichen Entstehungsbedingungen prinzipiell ausgeschlossen. Das zu erklärende Ergebnis wäre dann bereits Bestandteil der vorausgesetzten Ausgangsstruktur.</w:t>
+      </w:r>
+    </w:p>
+    <w:p>
+      <w:pPr>
+        <w:pStyle w:val="StandardWeb"/>
+      </w:pPr>
+      <w:r>
+        <w:t>Methodisch ist deshalb der umgekehrte Weg erforderlich. Zunächst werden ausschließlich diejenigen Strukturen eingeführt, die zur Beschreibung funktionaler Unterschiede unvermeidbar sind. Erst nachdem diese Strukturen eindeutig definiert und widerspruchsfrei miteinander verbunden wurden, kann untersucht werden, ob und unter welchen Bedingungen daraus Eigenschaften hervorgehen, die sinnvoll als räumlich, zeitlich oder raumzeitlich interpretiert werden können.</w:t>
+      </w:r>
+    </w:p>
+    <w:p>
+      <w:pPr>
+        <w:pStyle w:val="StandardWeb"/>
+      </w:pPr>
+      <w:r>
+        <w:rPr>
+          <w:rStyle w:val="Fett"/>
+        </w:rPr>
+        <w:t>Methodologischer Grundsatz M1 – Vermeidung vorweggenommener Raum- und Zeitstrukturen</w:t>
+      </w:r>
+    </w:p>
+    <w:p>
+      <w:pPr>
+        <w:pStyle w:val="StandardWeb"/>
+      </w:pPr>
+      <w:r>
+        <w:t>Raum, Zeit, Richtung, Entfernung, Dauer und Gleichzeitigkeit dürfen nicht als elementare Eigenschaften des funktionalen Ausgangssystems vorausgesetzt werden. Sie müssen, soweit sie im FRZK auftreten, aus zuvor definierten Zuständen, Relationen und Transformationen hergeleitet werden.</w:t>
+      </w:r>
+    </w:p>
+    <w:p>
+      <w:pPr>
+        <w:pStyle w:val="StandardWeb"/>
+      </w:pPr>
+      <w:r>
+        <w:t>Dieser Grundsatz verhindert, dass die spätere Rekonstruktion von Raum und Zeit zirkulär wird. Eine Theorie kann die Entstehung räumlicher oder zeitlicher Ordnung nur dann untersuchen, wenn diese Ordnung nicht bereits verdeckt in ihren Ausgangsbegriffen enthalten ist.</w:t>
+      </w:r>
+    </w:p>
+    <w:p>
+      <w:pPr>
+        <w:pStyle w:val="StandardWeb"/>
+      </w:pPr>
+      <w:r>
+        <w:t>Aus derselben Überlegung folgt, dass jede neu eingeführte Struktur ausschließlich auf bereits definierten Begriffen aufbauen darf. Verdeckte Zusatzannahmen sind unzulässig. Insbesondere dürfen geometrische, topologische, metrische oder kausale Eigenschaften nicht implizit verwendet werden, solange sie nicht zuvor ausdrücklich definiert oder aus vorhandenen Strukturen hergeleitet wurden.</w:t>
+      </w:r>
+    </w:p>
+    <w:p>
+      <w:pPr>
+        <w:pStyle w:val="StandardWeb"/>
+      </w:pPr>
+      <w:r>
+        <w:rPr>
+          <w:rStyle w:val="Fett"/>
+        </w:rPr>
+        <w:t>Methodologischer Grundsatz M2 – Explizite Ableitungsabhängigkeit</w:t>
+      </w:r>
+    </w:p>
+    <w:p>
+      <w:pPr>
+        <w:pStyle w:val="StandardWeb"/>
+      </w:pPr>
+      <w:r>
+        <w:t>Jede Definition, Relation und mathematische Konstruktion muss vollständig auf bereits eingeführte Begriffe zurückführbar sein. Voraussetzungen, die für eine Ableitung erforderlich sind, müssen ausdrücklich angegeben werden.</w:t>
+      </w:r>
+    </w:p>
+    <w:p>
+      <w:pPr>
+        <w:pStyle w:val="StandardWeb"/>
+      </w:pPr>
       <w:r>
         <w:lastRenderedPageBreak/>
-        <w:t>Beschreibungsebene, auf der unterschiedliche physikalische, technische, informationelle oder später auch didaktische Systeme mithilfe gemeinsamer formaler Prinzipien untersucht werden können.</w:t>
-      </w:r>
-    </w:p>
-    <w:p>
-      <w:pPr>
-        <w:pStyle w:val="StandardWeb"/>
-      </w:pPr>
-      <w:r>
-        <w:t>Die leitende Frage lautet daher zunächst nicht, welche physikalische Theorie die Wirklichkeit abschließend richtig beschreibt. Untersucht werden soll vielmehr, welche minimalen funktionalen Voraussetzungen erfüllt sein müssen, damit Begriffe wie Zustand, Relation, Veränderung, Richtung, Reihenfolge oder Zeit überhaupt mathematisch rekonstruiert werden können. Das FRZK beginnt somit nicht mit einer vorausgesetzten physikalischen Weltbeschreibung, sondern mit der Untersuchung der Bedingungen, unter denen funktionale Beschreibungen möglich werden.</w:t>
-      </w:r>
-    </w:p>
-    <w:p>
-      <w:pPr>
-        <w:pStyle w:val="StandardWeb"/>
-      </w:pPr>
-      <w:r>
-        <w:t>Aus diesem Grund setzt das FRZK bewusst weder Raum noch Zeit als elementare Ausgangsbegriffe voraus. Beide Begriffe besitzen bereits eine umfangreiche mathematische, physikalische und philosophische Bedeutungsgeschichte. Würden sie unmittelbar in die Grundstruktur aufgenommen, wäre eine funktionale Rekonstruktion ihrer möglichen Entstehungsbedingungen prinzipiell ausgeschlossen. Das zu erklärende Ergebnis wäre dann bereits Bestandteil der vorausgesetzten Ausgangsstruktur.</w:t>
-      </w:r>
-    </w:p>
-    <w:p>
-      <w:pPr>
-        <w:pStyle w:val="StandardWeb"/>
-      </w:pPr>
-      <w:r>
-        <w:t>Methodisch ist deshalb der umgekehrte Weg erforderlich. Zunächst werden ausschließlich diejenigen Strukturen eingeführt, die zur Beschreibung funktionaler Unterschiede unvermeidbar sind. Erst nachdem diese Strukturen eindeutig definiert und widerspruchsfrei miteinander verbunden wurden, kann untersucht werden, ob und unter welchen Bedingungen daraus Eigenschaften hervorgehen, die sinnvoll als räumlich, zeitlich oder raumzeitlich interpretiert werden können.</w:t>
-      </w:r>
-    </w:p>
-    <w:p>
-      <w:pPr>
-        <w:pStyle w:val="StandardWeb"/>
-      </w:pPr>
-      <w:r>
-        <w:t>Hieraus folgt der erste methodologische Grundsatz:</w:t>
-      </w:r>
-    </w:p>
-    <w:p>
-      <w:pPr>
-        <w:pStyle w:val="StandardWeb"/>
-      </w:pPr>
+        <w:t>Diese Forderung dient nicht nur der formalen Ordnung. Sie ermöglicht zugleich, den Ursprung jeder Aussage nachzuvollziehen. Wird später eine Definition geändert oder eingeschränkt, kann eindeutig bestimmt werden, welche nachfolgenden Aussagen davon betroffen sind. Das System bleibt dadurch logisch kontrollierbar und technisch versionierbar.</w:t>
+      </w:r>
+    </w:p>
+    <w:p>
+      <w:pPr>
+        <w:pStyle w:val="StandardWeb"/>
+      </w:pPr>
+      <w:r>
+        <w:t>Eine unmittelbare Konsequenz betrifft die Bedeutung mathematischer Objekte. Im FRZK besitzen Elemente zunächst keine vorausgesetzte physikalische, geometrische oder ontologische Bedeutung. Sie repräsentieren ausschließlich unterscheidbare funktionale Zustände. Erst durch ihre Beziehungen zu anderen Zuständen können Aussagen über Vergleichbarkeit, Veränderung, Erreichbarkeit oder Zusammenhang entstehen.</w:t>
+      </w:r>
+    </w:p>
+    <w:p>
+      <w:pPr>
+        <w:pStyle w:val="StandardWeb"/>
+      </w:pPr>
+      <w:r>
+        <w:t>Die mathematische Beschreibung beginnt daher nicht mit Dingen im klassischen substanzontologischen Sinn. Sie beginnt mit der Möglichkeit, Zustände voneinander zu unterscheiden und zwischen ihnen funktionale Beziehungen zu bestimmen. Ein Zustand erhält seine mathematische Identität somit nicht durch eine angenommene innere Substanz, sondern durch seine definierte Stellung innerhalb des Systems.</w:t>
+      </w:r>
+    </w:p>
+    <w:p>
+      <w:pPr>
+        <w:pStyle w:val="StandardWeb"/>
+      </w:pPr>
+      <w:r>
+        <w:t xml:space="preserve">Diese Sichtweise weist eine Nähe zu strukturorientierten Auffassungen moderner Mathematik auf. Saunders Mac Lane betont, dass mathematische Theorien nicht ausschließlich durch die Eigenschaften isolierter Objekte bestimmt werden, sondern wesentlich durch die Beziehungen und Operationen, die zwischen diesen Objekten bestehen (Saunders Mac Lane: </w:t>
+      </w:r>
+      <w:r>
+        <w:rPr>
+          <w:rStyle w:val="Hervorhebung"/>
+        </w:rPr>
+        <w:t>Mathematics: Form and Function</w:t>
+      </w:r>
+      <w:r>
+        <w:t xml:space="preserve">. New York: Springer, 1986). </w:t>
+      </w:r>
       <w:r>
         <w:rPr>
           <w:rStyle w:val="Fett"/>
         </w:rPr>
-        <w:t>Methodologischer Grundsatz M1 – Vermeidung vorweggenommener Raum- und Zeitstrukturen</w:t>
-      </w:r>
-    </w:p>
-    <w:p>
-      <w:pPr>
-        <w:pStyle w:val="StandardWeb"/>
-      </w:pPr>
-      <w:r>
-        <w:t>Raum, Zeit, Richtung, Entfernung, Dauer und Gleichzeitigkeit dürfen nicht als elementare Eigenschaften des funktionalen Ausgangssystems vorausgesetzt werden. Sie müssen, soweit sie im FRZK auftreten, aus zuvor definierten Zuständen, Relationen und Transformationen hergeleitet werden.</w:t>
-      </w:r>
-    </w:p>
-    <w:p>
-      <w:pPr>
-        <w:pStyle w:val="StandardWeb"/>
-      </w:pPr>
-      <w:r>
-        <w:t>Dieser Grundsatz verhindert, dass die spätere Rekonstruktion von Raum und Zeit zirkulär wird. Eine Theorie kann die Entstehung räumlicher oder zeitlicher Ordnung nur dann untersuchen, wenn diese Ordnung nicht bereits verdeckt in ihren Ausgangsbegriffen enthalten ist.</w:t>
-      </w:r>
-    </w:p>
-    <w:p>
-      <w:pPr>
-        <w:pStyle w:val="StandardWeb"/>
-      </w:pPr>
-      <w:r>
-        <w:t>Daraus folgt ein zweiter methodologischer Grundsatz. Jede neu eingeführte Struktur darf ausschließlich auf bereits definierten Begriffen aufbauen. Verdeckte Zusatzannahmen sind unzulässig. Insbesondere dürfen geometrische, topologische, metrische oder kausale Eigenschaften nicht implizit verwendet werden, solange sie nicht zuvor ausdrücklich definiert oder aus vorhandenen Strukturen hergeleitet wurden.</w:t>
+        <w:t>[65]</w:t>
+      </w:r>
+    </w:p>
+    <w:p>
+      <w:pPr>
+        <w:pStyle w:val="StandardWeb"/>
+      </w:pPr>
+      <w:r>
+        <w:t>Für das FRZK bedeutet dies, dass ein funktionaler Zustand nicht unabhängig von seinen möglichen Relationen betrachtet werden kann. Seine Identität ergibt sich aus seiner Unterscheidbarkeit, seiner Stellung gegenüber anderen Zuständen und den Transformationen, an denen er beteiligt sein kann. Zustände bleiben damit mathematische Elemente, werden jedoch nicht als isolierte Träger vorausgesetzter Eigenschaften verstanden.</w:t>
       </w:r>
     </w:p>
     <w:p>
@@ -4931,7 +4816,57 @@
         <w:rPr>
           <w:rStyle w:val="Fett"/>
         </w:rPr>
-        <w:t>Methodologischer Grundsatz M2 – Explizite Ableitungsabhängigkeit</w:t>
+        <w:t>Methodologischer Grundsatz M3 – Relationale Bestimmung funktionaler Zustände</w:t>
+      </w:r>
+    </w:p>
+    <w:p>
+      <w:pPr>
+        <w:pStyle w:val="StandardWeb"/>
+      </w:pPr>
+      <w:r>
+        <w:t>Funktionale Zustände werden zunächst ausschließlich durch ihre Unterscheidbarkeit sowie durch die zwischen ihnen definierten Relationen und Transformationen bestimmt. Eine zusätzliche physikalische oder ontologische Bedeutung darf erst durch eine gesonderte Interpretation zugewiesen werden.</w:t>
+      </w:r>
+    </w:p>
+    <w:p>
+      <w:pPr>
+        <w:pStyle w:val="StandardWeb"/>
+      </w:pPr>
+      <w:r>
+        <w:t xml:space="preserve">Eng damit verbunden ist die Forderung nach Strukturerhaltung. Samuel Eilenberg und Saunders Mac Lane entwickelten mit der Kategorientheorie einen mathematischen Rahmen, in dem nicht die isolierten Eigenschaften einzelner Elemente, sondern strukturerhaltende Abbildungen und Beziehungen zwischen mathematischen Strukturen im Mittelpunkt stehen (Samuel Eilenberg; Saunders Mac Lane: „General Theory of Natural Equivalences“. In: </w:t>
+      </w:r>
+      <w:r>
+        <w:rPr>
+          <w:rStyle w:val="Hervorhebung"/>
+        </w:rPr>
+        <w:t>Transactions of the American Mathematical Society</w:t>
+      </w:r>
+      <w:r>
+        <w:t xml:space="preserve">, Band 58, 1945, S. 231–294). </w:t>
+      </w:r>
+      <w:r>
+        <w:rPr>
+          <w:rStyle w:val="Fett"/>
+        </w:rPr>
+        <w:t>[66]</w:t>
+      </w:r>
+    </w:p>
+    <w:p>
+      <w:pPr>
+        <w:pStyle w:val="StandardWeb"/>
+      </w:pPr>
+      <w:r>
+        <w:t>Das FRZK stellt keine kategorientheoretische Rekonstruktion dar. Ich übernehme jedoch den methodischen Gedanken, mathematische Aussagen bevorzugt so zu formulieren, dass erkennbar bleibt, welche Strukturen unter einer Transformation erhalten werden und welche sich verändern. Damit werden Transformationen nicht lediglich als Bewegung zwischen fertigen Zuständen verstanden. Sie werden selbst zu einem zentralen Bestandteil der funktionalen Beschreibung.</w:t>
+      </w:r>
+    </w:p>
+    <w:p>
+      <w:pPr>
+        <w:pStyle w:val="StandardWeb"/>
+      </w:pPr>
+      <w:r>
+        <w:rPr>
+          <w:rStyle w:val="Fett"/>
+        </w:rPr>
+        <w:t>Methodologischer Grundsatz M4 – Vorrang strukturerhaltender Transformationen</w:t>
       </w:r>
     </w:p>
     <w:p>
@@ -4940,73 +4875,58 @@
       </w:pPr>
       <w:r>
         <w:lastRenderedPageBreak/>
-        <w:t>Jede Definition, Relation und mathematische Konstruktion muss vollständig auf bereits eingeführte Begriffe zurückführbar sein. Voraussetzungen, die für eine Ableitung erforderlich sind, müssen ausdrücklich angegeben werden.</w:t>
-      </w:r>
-    </w:p>
-    <w:p>
-      <w:pPr>
-        <w:pStyle w:val="StandardWeb"/>
-      </w:pPr>
-      <w:r>
-        <w:t>Diese Forderung dient nicht nur der formalen Ordnung. Sie ermöglicht es zugleich, den Ursprung jeder Aussage nachzuvollziehen. Wird später eine Definition geändert oder eingeschränkt, kann dadurch eindeutig bestimmt werden, welche nachfolgenden Aussagen betroffen sind. Das System bleibt somit logisch kontrollierbar und technisch versionierbar.</w:t>
-      </w:r>
-    </w:p>
-    <w:p>
-      <w:pPr>
-        <w:pStyle w:val="StandardWeb"/>
-      </w:pPr>
-      <w:r>
-        <w:t>Eine unmittelbare Konsequenz betrifft die Bedeutung mathematischer Objekte. Im FRZK besitzen Elemente zunächst keine vorausgesetzte physikalische, geometrische oder ontologische Bedeutung. Sie repräsentieren ausschließlich unterscheidbare funktionale Zustände. Erst durch ihre Beziehungen zu anderen Zuständen können Aussagen über Vergleichbarkeit, Veränderung, Erreichbarkeit oder Zusammenhang entstehen.</w:t>
-      </w:r>
-    </w:p>
-    <w:p>
-      <w:pPr>
-        <w:pStyle w:val="StandardWeb"/>
-      </w:pPr>
-      <w:r>
-        <w:t>Die mathematische Beschreibung beginnt daher nicht mit Dingen im klassischen substanzontologischen Sinn. Sie beginnt mit der Möglichkeit, Zustände voneinander zu unterscheiden und zwischen ihnen funktionale Beziehungen zu bestimmen. Ein Zustand erhält seine mathematische Identität somit nicht durch eine angenommene innere Substanz, sondern durch seine definierte Stellung innerhalb des Systems.</w:t>
-      </w:r>
-    </w:p>
-    <w:p>
-      <w:pPr>
-        <w:pStyle w:val="StandardWeb"/>
-      </w:pPr>
-      <w:r>
-        <w:t xml:space="preserve">Diese Sichtweise weist eine Nähe zu strukturorientierten Auffassungen moderner Mathematik auf. Saunders Mac Lane betont, dass mathematische Theorien nicht ausschließlich durch die Eigenschaften isolierter Objekte bestimmt werden, sondern wesentlich durch die Beziehungen und Operationen, die zwischen diesen Objekten bestehen (Saunders Mac Lane: </w:t>
-      </w:r>
-      <w:r>
-        <w:rPr>
-          <w:rStyle w:val="Hervorhebung"/>
-        </w:rPr>
-        <w:t>Mathematics: Form and Function</w:t>
-      </w:r>
-      <w:r>
-        <w:t xml:space="preserve">. New York: Springer, 1986) </w:t>
-      </w:r>
+        <w:t>Transformationen sind nicht nur als Übergänge zwischen Zuständen zu behandeln. Es muss zusätzlich bestimmt werden, welche Relationen, Eigenschaften oder Invarianten durch sie erhalten bleiben, verändert oder neu erzeugt werden.</w:t>
+      </w:r>
+    </w:p>
+    <w:p>
+      <w:pPr>
+        <w:pStyle w:val="StandardWeb"/>
+      </w:pPr>
+      <w:r>
+        <w:t>Dieser Grundsatz wird für die spätere Entwicklung des FRZK besonders wichtig. Erst durch die Untersuchung erhaltener und veränderter Strukturen können stabile funktionale Zusammenhänge, Kohärenzbedingungen oder mögliche Invarianten bestimmt werden. Die bloße Existenz eines Übergangs reicht dafür nicht aus.</w:t>
+      </w:r>
+    </w:p>
+    <w:p>
+      <w:pPr>
+        <w:pStyle w:val="StandardWeb"/>
+      </w:pPr>
+      <w:r>
+        <w:t>Damit verbindet sich ein weiterer methodischer Grundsatz. Definitionen werden nicht danach bewertet, ob sie unmittelbar anschaulich oder mit bereits bekannten physikalischen Bildern vereinbar sind. Entscheidend ist ihre funktionale Anschlussfähigkeit. Ein Begriff ist im Rahmen dieser Arbeit dann geeignet, wenn er eindeutig definiert werden kann, widerspruchsfrei an vorhandene Strukturen anschließt und zusätzliche mathematische Ableitungen ermöglicht.</w:t>
+      </w:r>
+    </w:p>
+    <w:p>
+      <w:pPr>
+        <w:pStyle w:val="StandardWeb"/>
+      </w:pPr>
       <w:r>
         <w:rPr>
           <w:rStyle w:val="Fett"/>
         </w:rPr>
-        <w:t>[60]</w:t>
-      </w:r>
-      <w:r>
-        <w:t>.</w:t>
-      </w:r>
-    </w:p>
-    <w:p>
-      <w:pPr>
-        <w:pStyle w:val="StandardWeb"/>
-      </w:pPr>
-      <w:r>
-        <w:t>Für das FRZK bedeutet dies, dass ein funktionaler Zustand nicht unabhängig von seinen möglichen Relationen betrachtet werden kann. Seine Identität ergibt sich aus seiner Unterscheidbarkeit, seiner Stellung gegenüber anderen Zuständen und den Transformationen, an denen er beteiligt sein kann. Zustände bleiben damit mathematische Elemente, werden jedoch nicht als isolierte Träger vorausgesetzter Eigenschaften verstanden.</w:t>
-      </w:r>
-    </w:p>
-    <w:p>
-      <w:pPr>
-        <w:pStyle w:val="StandardWeb"/>
-      </w:pPr>
-      <w:r>
-        <w:t>Aus dieser Überlegung folgt der dritte methodologische Grundsatz:</w:t>
+        <w:t>Methodologischer Grundsatz M5 – Funktionale Anschlussfähigkeit von Definitionen</w:t>
+      </w:r>
+    </w:p>
+    <w:p>
+      <w:pPr>
+        <w:pStyle w:val="StandardWeb"/>
+      </w:pPr>
+      <w:r>
+        <w:t>Eine Definition ist methodisch geeignet, wenn sie eindeutig, widerspruchsfrei und für weitere Ableitungen verwendbar ist. Begriffe ohne bestimmbare funktionale Konsequenzen werden nicht als tragende Bestandteile des Systems übernommen.</w:t>
+      </w:r>
+    </w:p>
+    <w:p>
+      <w:pPr>
+        <w:pStyle w:val="StandardWeb"/>
+      </w:pPr>
+      <w:r>
+        <w:t>Diese Forderung schützt das FRZK vor einer rein sprachlichen Erweiterung. Neue Begriffe dürfen nicht nur andere Bezeichnungen für bereits vorhandene Vorstellungen darstellen. Sie müssen eine erkennbare mathematische Funktion besitzen. Entweder ermöglichen sie neue Unterscheidungen, neue Relationen, neue Transformationen oder neue überprüfbare Aussagen.</w:t>
+      </w:r>
+    </w:p>
+    <w:p>
+      <w:pPr>
+        <w:pStyle w:val="StandardWeb"/>
+      </w:pPr>
+      <w:r>
+        <w:t>Die mathematische Entwicklung folgt deshalb einem streng schrittweisen Aufbau. Jede Definition erweitert den bereits vorhandenen formalen Rahmen. Neue Begriffe dürfen bestehende Definitionen ergänzen, spezialisieren oder auf neue Anwendungsbereiche übertragen. Sie dürfen deren Bedeutung jedoch nicht unbemerkt rückwirkend verändern.</w:t>
       </w:r>
     </w:p>
     <w:p>
@@ -5017,53 +4937,75 @@
         <w:rPr>
           <w:rStyle w:val="Fett"/>
         </w:rPr>
-        <w:t>Methodologischer Grundsatz M3 – Relationale Bestimmung funktionaler Zustände</w:t>
-      </w:r>
-    </w:p>
-    <w:p>
-      <w:pPr>
-        <w:pStyle w:val="StandardWeb"/>
-      </w:pPr>
-      <w:r>
-        <w:t>Funktionale Zustände werden zunächst ausschließlich durch ihre Unterscheidbarkeit sowie durch die zwischen ihnen definierten Relationen und Transformationen bestimmt. Eine zusätzliche physikalische oder ontologische Bedeutung darf erst durch eine gesonderte Interpretation zugewiesen werden.</w:t>
-      </w:r>
-    </w:p>
-    <w:p>
-      <w:pPr>
-        <w:pStyle w:val="StandardWeb"/>
-      </w:pPr>
-      <w:r>
-        <w:t xml:space="preserve">Eng damit verbunden ist die Forderung nach Strukturerhaltung. Samuel Eilenberg und Saunders Mac Lane entwickelten mit der Kategorientheorie einen mathematischen Rahmen, in dem nicht die isolierten Eigenschaften einzelner Elemente, sondern strukturerhaltende Abbildungen und die Beziehungen zwischen mathematischen Strukturen im Mittelpunkt stehen (Samuel Eilenberg; Saunders Mac Lane: „General Theory of Natural Equivalences“. In: </w:t>
-      </w:r>
-      <w:r>
-        <w:rPr>
-          <w:rStyle w:val="Hervorhebung"/>
-        </w:rPr>
-        <w:t>Transactions of the American Mathematical Society</w:t>
-      </w:r>
-      <w:r>
-        <w:t xml:space="preserve">, Band 58, 1945, S. 231–294) </w:t>
-      </w:r>
+        <w:t>Methodologischer Grundsatz M6 – Nicht rückwirkende Begriffsentwicklung</w:t>
+      </w:r>
+    </w:p>
+    <w:p>
+      <w:pPr>
+        <w:pStyle w:val="StandardWeb"/>
+      </w:pPr>
+      <w:r>
+        <w:t>Neue Definitionen dürfen die Bedeutung bereits eingeführter Begriffe nicht nachträglich verändern. Erforderliche Korrekturen oder Erweiterungen müssen ausdrücklich als Revision, Spezialisierung oder neue Definition ausgewiesen werden.</w:t>
+      </w:r>
+    </w:p>
+    <w:p>
+      <w:pPr>
+        <w:pStyle w:val="StandardWeb"/>
+      </w:pPr>
+      <w:r>
+        <w:t>Dieser Grundsatz gewährleistet, dass die spätere Theorie als nachvollziehbare Erweiterung ihres eigenen Ausgangspunktes verstanden werden kann. Gleichzeitig bildet er eine wesentliche Grundlage für die technische Dokumentation im Repository. Jede Änderung muss einer Revision zugeordnet und in ihrer Wirkung auf nachfolgende Aussagen überprüft werden können.</w:t>
+      </w:r>
+    </w:p>
+    <w:p>
+      <w:pPr>
+        <w:pStyle w:val="StandardWeb"/>
+      </w:pPr>
+      <w:r>
+        <w:t>Ein weiterer methodologischer Grundsatz betrifft die Trennung zwischen mathematischer Konstruktion und empirischer Interpretation. Innerhalb des FRZK entstehen zunächst formale Objekte, Relationen und Operatoren. Erst anschließend wird untersucht, wie diese Strukturen in konkreten physikalischen, technischen, informationellen oder didaktischen Systemen interpretiert und operationalisiert werden können.</w:t>
+      </w:r>
+    </w:p>
+    <w:p>
+      <w:pPr>
+        <w:pStyle w:val="StandardWeb"/>
+      </w:pPr>
       <w:r>
         <w:rPr>
           <w:rStyle w:val="Fett"/>
         </w:rPr>
-        <w:t>[61]</w:t>
-      </w:r>
-      <w:r>
-        <w:t>.</w:t>
-      </w:r>
-    </w:p>
-    <w:p>
-      <w:pPr>
-        <w:pStyle w:val="StandardWeb"/>
-      </w:pPr>
-      <w:r>
-        <w:t xml:space="preserve">Das FRZK stellt keine kategorientheoretische Rekonstruktion dar. Es übernimmt jedoch den methodischen Gedanken, dass mathematische Aussagen bevorzugt so formuliert werden </w:t>
-      </w:r>
-      <w:r>
         <w:lastRenderedPageBreak/>
-        <w:t>sollten, dass erkennbar bleibt, welche Strukturen unter einer Transformation erhalten werden und welche sich verändern. Damit wird vermieden, Transformationen lediglich als Bewegung zwischen fertigen Zuständen zu verstehen. Sie werden vielmehr selbst zu einem zentralen Bestandteil der funktionalen Beschreibung.</w:t>
+        <w:t>Methodologischer Grundsatz M7 – Trennung von Formalismus und Interpretation</w:t>
+      </w:r>
+    </w:p>
+    <w:p>
+      <w:pPr>
+        <w:pStyle w:val="StandardWeb"/>
+      </w:pPr>
+      <w:r>
+        <w:t>Die mathematische Entwicklung des FRZK ist von ihrer empirischen und fachwissenschaftlichen Interpretation zu trennen. Jede Zuordnung eines formalen Elements zu einer beobachtbaren Größe muss ausdrücklich angegeben und eigenständig begründet werden.</w:t>
+      </w:r>
+    </w:p>
+    <w:p>
+      <w:pPr>
+        <w:pStyle w:val="StandardWeb"/>
+      </w:pPr>
+      <w:r>
+        <w:t>Diese Ebenentrennung besitzt für spätere Anwendungen zentrale Bedeutung. Ein funktionaler Zustandsraum kann beispielsweise zur Beschreibung physikalischer, biologischer, technischer, sozialer oder didaktischer Prozesse verwendet werden. Die zugrunde liegende mathematische Struktur kann dabei formal vergleichbar bleiben, während sich Interpretation, Operationalisierung, Messgrößen und Gültigkeitsbedingungen deutlich unterscheiden.</w:t>
+      </w:r>
+    </w:p>
+    <w:p>
+      <w:pPr>
+        <w:pStyle w:val="StandardWeb"/>
+      </w:pPr>
+      <w:r>
+        <w:t>Gerade diese Trennung eröffnet die Möglichkeit, funktionale Gemeinsamkeiten zwischen verschiedenen Anwendungsfeldern sichtbar zu machen, ohne deren spezifische Eigenschaften gleichzusetzen. Eine strukturelle Ähnlichkeit bedeutet nicht, dass zwei Systeme physikalisch oder inhaltlich identisch sind. Sie zeigt lediglich, dass bestimmte Beziehungen mit denselben mathematischen Mitteln beschrieben werden können.</w:t>
+      </w:r>
+    </w:p>
+    <w:p>
+      <w:pPr>
+        <w:pStyle w:val="StandardWeb"/>
+      </w:pPr>
+      <w:r>
+        <w:t>Methodisch folgt daraus außerdem eine konsequente Modularisierung der Theorie. Definitionen, Sätze und mathematische Konstruktionen werden so formuliert, dass sie möglichst unabhängig geprüft und wiederverwendet werden können. Eine Änderung innerhalb eines späteren Abschnitts soll nicht zwangsläufig das gesamte System destabilisieren, sondern nur diejenigen Aussagen betreffen, die logisch tatsächlich von der geänderten Voraussetzung abhängen.</w:t>
       </w:r>
     </w:p>
     <w:p>
@@ -5074,31 +5016,31 @@
         <w:rPr>
           <w:rStyle w:val="Fett"/>
         </w:rPr>
-        <w:t>Methodologischer Grundsatz M4 – Vorrang strukturerhaltender Transformationen</w:t>
-      </w:r>
-    </w:p>
-    <w:p>
-      <w:pPr>
-        <w:pStyle w:val="StandardWeb"/>
-      </w:pPr>
-      <w:r>
-        <w:t>Transformationen sind nicht nur als Übergänge zwischen Zuständen zu behandeln. Es muss zusätzlich bestimmt werden, welche Relationen, Eigenschaften oder Invarianten durch sie erhalten bleiben, verändert oder neu erzeugt werden.</w:t>
-      </w:r>
-    </w:p>
-    <w:p>
-      <w:pPr>
-        <w:pStyle w:val="StandardWeb"/>
-      </w:pPr>
-      <w:r>
-        <w:t>Dieser Grundsatz wird für die spätere Entwicklung des FRZK besonders wichtig. Erst durch die Untersuchung erhaltener und veränderter Strukturen können stabile funktionale Zusammenhänge, Kohärenzbedingungen oder mögliche Invarianten bestimmt werden. Die bloße Existenz eines Übergangs reicht dafür nicht aus.</w:t>
-      </w:r>
-    </w:p>
-    <w:p>
-      <w:pPr>
-        <w:pStyle w:val="StandardWeb"/>
-      </w:pPr>
-      <w:r>
-        <w:t>Damit verbindet sich ein weiterer methodischer Grundsatz. Definitionen werden nicht danach bewertet, ob sie unmittelbar anschaulich oder mit bereits bekannten physikalischen Bildern vereinbar sind. Entscheidend ist ihre funktionale Anschlussfähigkeit. Ein Begriff ist im Rahmen dieser Arbeit dann geeignet, wenn er eindeutig definiert werden kann, widerspruchsfrei an vorhandene Strukturen anschließt und zusätzliche mathematische Ableitungen ermöglicht.</w:t>
+        <w:t>Methodologischer Grundsatz M8 – Modularität und Abhängigkeitskontrolle</w:t>
+      </w:r>
+    </w:p>
+    <w:p>
+      <w:pPr>
+        <w:pStyle w:val="StandardWeb"/>
+      </w:pPr>
+      <w:r>
+        <w:t>Die Bestandteile des FRZK sind so zu strukturieren, dass ihre logischen Abhängigkeiten eindeutig bestimmt werden können. Änderungen sollen nur jene Definitionen, Sätze und Anwendungen betreffen, die tatsächlich auf der geänderten Voraussetzung aufbauen.</w:t>
+      </w:r>
+    </w:p>
+    <w:p>
+      <w:pPr>
+        <w:pStyle w:val="StandardWeb"/>
+      </w:pPr>
+      <w:r>
+        <w:t>Diese modulare Struktur bildet zugleich eine Voraussetzung für die technische Implementierung des Repository-Systems der Dissertation. Literaturstellen, Definitionen, Gleichungen, Axiome, Sätze, Beweise und Abschnittsstände müssen als voneinander unterscheidbare, aber miteinander verknüpfte Einheiten dokumentiert werden können.</w:t>
+      </w:r>
+    </w:p>
+    <w:p>
+      <w:pPr>
+        <w:pStyle w:val="StandardWeb"/>
+      </w:pPr>
+      <w:r>
+        <w:t>Ein weiterer Gesichtspunkt betrifft die Reproduzierbarkeit. Sämtliche mathematischen Definitionen, Gleichungen, Literaturverweise und Ableitungen werden im Repository versioniert dokumentiert. Jede Änderung bleibt nachvollziehbar und kann auf ihren Ursprung zurückgeführt werden. Die wissenschaftliche Argumentation soll dadurch nicht nur sprachlich, sondern auch technisch reproduzierbar werden.</w:t>
       </w:r>
     </w:p>
     <w:p>
@@ -5109,31 +5051,35 @@
         <w:rPr>
           <w:rStyle w:val="Fett"/>
         </w:rPr>
-        <w:t>Methodologischer Grundsatz M5 – Funktionale Anschlussfähigkeit von Definitionen</w:t>
-      </w:r>
-    </w:p>
-    <w:p>
-      <w:pPr>
-        <w:pStyle w:val="StandardWeb"/>
-      </w:pPr>
-      <w:r>
-        <w:t>Eine Definition ist methodisch geeignet, wenn sie eindeutig, widerspruchsfrei und für weitere Ableitungen verwendbar ist. Begriffe ohne bestimmbare funktionale Konsequenzen werden nicht als tragende Bestandteile des Systems übernommen.</w:t>
-      </w:r>
-    </w:p>
-    <w:p>
-      <w:pPr>
-        <w:pStyle w:val="StandardWeb"/>
-      </w:pPr>
-      <w:r>
-        <w:t>Diese Forderung schützt das FRZK vor einer rein sprachlichen Erweiterung. Neue Begriffe dürfen nicht nur andere Bezeichnungen für bereits vorhandene Vorstellungen darstellen. Sie müssen eine erkennbare mathematische Funktion besitzen. Entweder ermöglichen sie neue Unterscheidungen, neue Relationen, neue Transformationen oder neue überprüfbare Aussagen.</w:t>
-      </w:r>
-    </w:p>
-    <w:p>
-      <w:pPr>
-        <w:pStyle w:val="StandardWeb"/>
-      </w:pPr>
-      <w:r>
-        <w:t>Die mathematische Entwicklung folgt deshalb einem streng schrittweisen Aufbau. Jede Definition erweitert den bereits vorhandenen formalen Rahmen. Neue Begriffe dürfen bestehende Definitionen ergänzen, spezialisieren oder auf neue Anwendungsbereiche übertragen. Sie dürfen deren Bedeutung jedoch nicht unbemerkt rückwirkend verändern.</w:t>
+        <w:t>Methodologischer Grundsatz M9 – Versionierung und Reproduzierbarkeit</w:t>
+      </w:r>
+    </w:p>
+    <w:p>
+      <w:pPr>
+        <w:pStyle w:val="StandardWeb"/>
+      </w:pPr>
+      <w:r>
+        <w:t>Jede inhaltliche oder formale Änderung des FRZK muss dokumentiert, einer Revision zugeordnet und hinsichtlich ihrer Auswirkungen auf nachfolgende Strukturen überprüft werden können.</w:t>
+      </w:r>
+    </w:p>
+    <w:p>
+      <w:pPr>
+        <w:pStyle w:val="StandardWeb"/>
+      </w:pPr>
+      <w:r>
+        <w:t xml:space="preserve">Dieses Vorgehen stellt sicher, dass spätere Erweiterungen des Systems auf einer eindeutig dokumentierten Grundlage erfolgen. Zugleich wird verhindert, dass Definitionen, </w:t>
+      </w:r>
+      <w:r>
+        <w:lastRenderedPageBreak/>
+        <w:t>Gleichungsnummern, Literaturstellen oder Interpretationen unbemerkt verändert werden. Die Entwicklung der Theorie bleibt dadurch historisch und logisch nachvollziehbar.</w:t>
+      </w:r>
+    </w:p>
+    <w:p>
+      <w:pPr>
+        <w:pStyle w:val="StandardWeb"/>
+      </w:pPr>
+      <w:r>
+        <w:t>Schließlich folgt aus den vorangegangenen Überlegungen ein weiterer zentraler methodischer Grundsatz: Die mathematische Rekonstruktion besitzt zunächst Vorrang vor der Interpretation. Erst wenn ein funktionales System in sich konsistent entwickelt wurde, kann sinnvoll gefragt werden, welche Bedeutung seine Elemente für Raum, Zeit oder andere wissenschaftliche Gegenstandsbereiche besitzen.</w:t>
       </w:r>
     </w:p>
     <w:p>
@@ -5144,156 +5090,6 @@
         <w:rPr>
           <w:rStyle w:val="Fett"/>
         </w:rPr>
-        <w:t>Methodologischer Grundsatz M6 – Nicht rückwirkende Begriffsentwicklung</w:t>
-      </w:r>
-    </w:p>
-    <w:p>
-      <w:pPr>
-        <w:pStyle w:val="StandardWeb"/>
-      </w:pPr>
-      <w:r>
-        <w:t>Neue Definitionen dürfen die Bedeutung bereits eingeführter Begriffe nicht nachträglich verändern. Erforderliche Korrekturen oder Erweiterungen müssen ausdrücklich als Revision, Spezialisierung oder neue Definition ausgewiesen werden.</w:t>
-      </w:r>
-    </w:p>
-    <w:p>
-      <w:pPr>
-        <w:pStyle w:val="StandardWeb"/>
-      </w:pPr>
-      <w:r>
-        <w:t>Dieser Grundsatz gewährleistet, dass die spätere Theorie als nachvollziehbare Erweiterung ihres eigenen Ausgangspunktes verstanden werden kann. Gleichzeitig bildet er eine wesentliche Grundlage für die technische Dokumentation im Repository. Jede Änderung muss einer Revision zugeordnet und in ihrer Wirkung auf nachfolgende Aussagen überprüft werden können.</w:t>
-      </w:r>
-    </w:p>
-    <w:p>
-      <w:pPr>
-        <w:pStyle w:val="StandardWeb"/>
-      </w:pPr>
-      <w:r>
-        <w:lastRenderedPageBreak/>
-        <w:t>Ein weiterer methodologischer Grundsatz betrifft die Trennung zwischen mathematischer Konstruktion und empirischer Interpretation. Innerhalb des FRZK entstehen zunächst formale Objekte, Relationen und Operatoren. Erst anschließend wird untersucht, wie diese Strukturen in konkreten physikalischen, technischen, informationellen oder didaktischen Systemen interpretiert und operationalisiert werden können.</w:t>
-      </w:r>
-    </w:p>
-    <w:p>
-      <w:pPr>
-        <w:pStyle w:val="StandardWeb"/>
-      </w:pPr>
-      <w:r>
-        <w:rPr>
-          <w:rStyle w:val="Fett"/>
-        </w:rPr>
-        <w:t>Methodologischer Grundsatz M7 – Trennung von Formalismus und Interpretation</w:t>
-      </w:r>
-    </w:p>
-    <w:p>
-      <w:pPr>
-        <w:pStyle w:val="StandardWeb"/>
-      </w:pPr>
-      <w:r>
-        <w:t>Die mathematische Entwicklung des FRZK ist von ihrer empirischen und fachwissenschaftlichen Interpretation zu trennen. Jede Zuordnung eines formalen Elements zu einer beobachtbaren Größe muss ausdrücklich angegeben und eigenständig begründet werden.</w:t>
-      </w:r>
-    </w:p>
-    <w:p>
-      <w:pPr>
-        <w:pStyle w:val="StandardWeb"/>
-      </w:pPr>
-      <w:r>
-        <w:t>Diese Ebenentrennung besitzt für spätere Anwendungen zentrale Bedeutung. Ein funktionaler Zustandsraum kann beispielsweise zur Beschreibung physikalischer, biologischer, technischer, sozialer oder didaktischer Prozesse verwendet werden. Die zugrunde liegende mathematische Struktur kann dabei formal vergleichbar bleiben, während sich Interpretation, Operationalisierung, Messgrößen und Gültigkeitsbedingungen deutlich unterscheiden.</w:t>
-      </w:r>
-    </w:p>
-    <w:p>
-      <w:pPr>
-        <w:pStyle w:val="StandardWeb"/>
-      </w:pPr>
-      <w:r>
-        <w:t>Gerade diese Trennung eröffnet die Möglichkeit, funktionale Gemeinsamkeiten zwischen verschiedenen Anwendungsfeldern sichtbar zu machen, ohne deren spezifische Eigenschaften gleichzusetzen. Eine strukturelle Ähnlichkeit bedeutet nicht, dass zwei Systeme physikalisch oder inhaltlich identisch sind. Sie zeigt lediglich, dass bestimmte Beziehungen mit denselben mathematischen Mitteln beschrieben werden können.</w:t>
-      </w:r>
-    </w:p>
-    <w:p>
-      <w:pPr>
-        <w:pStyle w:val="StandardWeb"/>
-      </w:pPr>
-      <w:r>
-        <w:t>Methodisch folgt daraus außerdem eine konsequente Modularisierung der Theorie. Definitionen, Sätze und mathematische Konstruktionen werden so formuliert, dass sie möglichst unabhängig geprüft und wiederverwendet werden können. Eine Änderung innerhalb eines späteren Abschnitts soll nicht zwangsläufig das gesamte System destabilisieren, sondern nur diejenigen Aussagen betreffen, die logisch tatsächlich von der geänderten Voraussetzung abhängen.</w:t>
-      </w:r>
-    </w:p>
-    <w:p>
-      <w:pPr>
-        <w:pStyle w:val="StandardWeb"/>
-      </w:pPr>
-      <w:r>
-        <w:rPr>
-          <w:rStyle w:val="Fett"/>
-        </w:rPr>
-        <w:t>Methodologischer Grundsatz M8 – Modularität und Abhängigkeitskontrolle</w:t>
-      </w:r>
-    </w:p>
-    <w:p>
-      <w:pPr>
-        <w:pStyle w:val="StandardWeb"/>
-      </w:pPr>
-      <w:r>
-        <w:t>Die Bestandteile des FRZK sind so zu strukturieren, dass ihre logischen Abhängigkeiten eindeutig bestimmt werden können. Änderungen sollen nur jene Definitionen, Sätze und Anwendungen betreffen, die tatsächlich auf der geänderten Voraussetzung aufbauen.</w:t>
-      </w:r>
-    </w:p>
-    <w:p>
-      <w:pPr>
-        <w:pStyle w:val="StandardWeb"/>
-      </w:pPr>
-      <w:r>
-        <w:t>Diese modulare Struktur bildet zugleich eine Voraussetzung für die technische Implementierung des Repository-Systems der Dissertation. Literaturstellen, Definitionen, Gleichungen, Axiome, Sätze, Beweise und Abschnittsstände müssen als voneinander unterscheidbare, aber miteinander verknüpfte Einheiten dokumentiert werden können.</w:t>
-      </w:r>
-    </w:p>
-    <w:p>
-      <w:pPr>
-        <w:pStyle w:val="StandardWeb"/>
-      </w:pPr>
-      <w:r>
-        <w:t>Ein weiterer Gesichtspunkt betrifft die Reproduzierbarkeit. Sämtliche mathematischen Definitionen, Gleichungen, Literaturverweise und Ableitungen werden im Repository versioniert dokumentiert. Jede Änderung bleibt nachvollziehbar und kann auf ihren Ursprung zurückgeführt werden. Die wissenschaftliche Argumentation soll dadurch nicht nur sprachlich, sondern auch technisch reproduzierbar werden.</w:t>
-      </w:r>
-    </w:p>
-    <w:p>
-      <w:pPr>
-        <w:pStyle w:val="StandardWeb"/>
-      </w:pPr>
-      <w:r>
-        <w:rPr>
-          <w:rStyle w:val="Fett"/>
-        </w:rPr>
-        <w:t>Methodologischer Grundsatz M9 – Versionierung und Reproduzierbarkeit</w:t>
-      </w:r>
-    </w:p>
-    <w:p>
-      <w:pPr>
-        <w:pStyle w:val="StandardWeb"/>
-      </w:pPr>
-      <w:r>
-        <w:lastRenderedPageBreak/>
-        <w:t>Jede inhaltliche oder formale Änderung des FRZK muss dokumentiert, einer Revision zugeordnet und hinsichtlich ihrer Auswirkungen auf nachfolgende Strukturen überprüft werden können.</w:t>
-      </w:r>
-    </w:p>
-    <w:p>
-      <w:pPr>
-        <w:pStyle w:val="StandardWeb"/>
-      </w:pPr>
-      <w:r>
-        <w:t>Dieses Vorgehen stellt sicher, dass spätere Erweiterungen des Systems auf einer eindeutig dokumentierten Grundlage erfolgen. Zugleich wird verhindert, dass Definitionen, Gleichungsnummern, Literaturstellen oder Interpretationen unbemerkt verändert werden. Die Entwicklung der Theorie bleibt dadurch historisch und logisch nachvollziehbar.</w:t>
-      </w:r>
-    </w:p>
-    <w:p>
-      <w:pPr>
-        <w:pStyle w:val="StandardWeb"/>
-      </w:pPr>
-      <w:r>
-        <w:t>Schließlich folgt aus den vorangegangenen Überlegungen ein weiterer zentraler methodischer Grundsatz: Die mathematische Rekonstruktion besitzt zunächst Vorrang vor der Interpretation. Erst wenn ein funktionales System in sich konsistent entwickelt wurde, kann sinnvoll gefragt werden, welche Bedeutung seine Elemente für Raum, Zeit oder andere wissenschaftliche Gegenstandsbereiche besitzen.</w:t>
-      </w:r>
-    </w:p>
-    <w:p>
-      <w:pPr>
-        <w:pStyle w:val="StandardWeb"/>
-      </w:pPr>
-      <w:r>
-        <w:rPr>
-          <w:rStyle w:val="Fett"/>
-        </w:rPr>
         <w:t>Methodologischer Grundsatz M10 – Vorrang der Rekonstruktion vor der Deutung</w:t>
       </w:r>
     </w:p>
@@ -5318,7 +5114,15 @@
         <w:pStyle w:val="StandardWeb"/>
       </w:pPr>
       <w:r>
-        <w:t>Damit sind die grundlegenden methodologischen Voraussetzungen des FRZK festgelegt. Die erkenntnistheoretischen Überlegungen des vorhergehenden Abschnitts werden in konkrete wissenschaftliche Arbeitsregeln überführt. Zusammenfassend gelten für die weitere Entwicklung folgende methodologischen Grundsätze:</w:t>
+        <w:t>Damit lassen sich die mathematischen und methodologischen Konsequenzen der bisherigen Grundlegung gemeinsam bestimmen. Boole, Peano, Whitehead und Russell, Hilbert und Cantor zeigen auf unterschiedliche Weise, wie mathematische Strukturen aus expliziten Voraussetzungen entwickelt werden können. Die strukturorientierten Ansätze Mac Lanes sowie Eilenbergs und Mac Lanes verdeutlichen darüber hinaus, welche Bedeutung Relationen und Transformationen für die Bestimmung mathematischer Strukturen besitzen. Das FRZK übernimmt keine dieser Theorien als fertiges Fundament. Ich nutze ihre methodischen Einsichten vielmehr, um die Voraussetzungen der eigenen Konstruktion möglichst weit offenzulegen.</w:t>
+      </w:r>
+    </w:p>
+    <w:p>
+      <w:pPr>
+        <w:pStyle w:val="StandardWeb"/>
+      </w:pPr>
+      <w:r>
+        <w:t>Für die weitere Entwicklung gelten damit folgende methodologische Grundsätze:</w:t>
       </w:r>
     </w:p>
     <w:p>
@@ -5326,7 +5130,7 @@
         <w:pStyle w:val="StandardWeb"/>
         <w:numPr>
           <w:ilvl w:val="0"/>
-          <w:numId w:val="10"/>
+          <w:numId w:val="18"/>
         </w:numPr>
       </w:pPr>
       <w:r>
@@ -5338,7 +5142,7 @@
         <w:pStyle w:val="StandardWeb"/>
         <w:numPr>
           <w:ilvl w:val="0"/>
-          <w:numId w:val="10"/>
+          <w:numId w:val="18"/>
         </w:numPr>
       </w:pPr>
       <w:r>
@@ -5350,7 +5154,7 @@
         <w:pStyle w:val="StandardWeb"/>
         <w:numPr>
           <w:ilvl w:val="0"/>
-          <w:numId w:val="10"/>
+          <w:numId w:val="18"/>
         </w:numPr>
       </w:pPr>
       <w:r>
@@ -5362,7 +5166,7 @@
         <w:pStyle w:val="StandardWeb"/>
         <w:numPr>
           <w:ilvl w:val="0"/>
-          <w:numId w:val="10"/>
+          <w:numId w:val="18"/>
         </w:numPr>
       </w:pPr>
       <w:r>
@@ -5374,7 +5178,7 @@
         <w:pStyle w:val="StandardWeb"/>
         <w:numPr>
           <w:ilvl w:val="0"/>
-          <w:numId w:val="10"/>
+          <w:numId w:val="18"/>
         </w:numPr>
       </w:pPr>
       <w:r>
@@ -5386,7 +5190,7 @@
         <w:pStyle w:val="StandardWeb"/>
         <w:numPr>
           <w:ilvl w:val="0"/>
-          <w:numId w:val="10"/>
+          <w:numId w:val="18"/>
         </w:numPr>
       </w:pPr>
       <w:r>
@@ -5398,7 +5202,7 @@
         <w:pStyle w:val="StandardWeb"/>
         <w:numPr>
           <w:ilvl w:val="0"/>
-          <w:numId w:val="10"/>
+          <w:numId w:val="18"/>
         </w:numPr>
       </w:pPr>
       <w:r>
@@ -5410,7 +5214,7 @@
         <w:pStyle w:val="StandardWeb"/>
         <w:numPr>
           <w:ilvl w:val="0"/>
-          <w:numId w:val="10"/>
+          <w:numId w:val="18"/>
         </w:numPr>
       </w:pPr>
       <w:r>
@@ -5422,7 +5226,7 @@
         <w:pStyle w:val="StandardWeb"/>
         <w:numPr>
           <w:ilvl w:val="0"/>
-          <w:numId w:val="10"/>
+          <w:numId w:val="18"/>
         </w:numPr>
       </w:pPr>
       <w:r>
@@ -5434,7 +5238,7 @@
         <w:pStyle w:val="StandardWeb"/>
         <w:numPr>
           <w:ilvl w:val="0"/>
-          <w:numId w:val="10"/>
+          <w:numId w:val="18"/>
         </w:numPr>
       </w:pPr>
       <w:r>
@@ -5454,2136 +5258,19 @@
         <w:pStyle w:val="StandardWeb"/>
       </w:pPr>
       <w:r>
-        <w:t xml:space="preserve">Die folgenden Kapitel verlassen damit zunehmend die philosophische und wissenschaftstheoretische Ebene und wenden sich der systematischen mathematischen Entwicklung des Funktionalen Raum-Zeit-Kohärenzsystems zu. Den ersten Schritt bildet die </w:t>
+        <w:t xml:space="preserve">Damit ist zugleich der Übergang zum folgenden Abschnitt vorbereitet. Wenn weder fertige Objekte noch Raum und Zeit als voraussetzungslose Ausgangsgrößen verwendet werden </w:t>
       </w:r>
       <w:r>
         <w:lastRenderedPageBreak/>
-        <w:t>Bestimmung jener elementaren Begriffe und Strukturen, aus denen sich sämtliche weiteren Konstruktionen schrittweise ableiten lassen.</w:t>
-      </w:r>
-    </w:p>
-    <w:p>
-      <w:pPr>
-        <w:pStyle w:val="berschrift2"/>
-        <w:rPr>
-          <w:rFonts w:ascii="Times New Roman" w:hAnsi="Times New Roman" w:cs="Times New Roman"/>
-        </w:rPr>
-      </w:pPr>
-      <w:r>
-        <w:t>3.1.6 Funktion statt Objekt – Paradigmenwechsel moderner Wissenschaft</w:t>
-      </w:r>
-    </w:p>
-    <w:p>
-      <w:pPr>
-        <w:pStyle w:val="StandardWeb"/>
-      </w:pPr>
-      <w:r>
-        <w:t>Die methodologischen Festlegungen des vorhergehenden Abschnitts führen zu einer grundlegenden Verschiebung des theoretischen Ausgangspunktes. Wenn Raum, Zeit, Richtung, Abstand und Objektidentität nicht bereits vorausgesetzt werden dürfen, kann das Funktionale Raum-Zeit-Kohärenzsystem nicht mit fertigen Gegenständen beginnen, denen anschließend Eigenschaften oder Beziehungen zugeordnet werden. Es muss vielmehr bei dem ansetzen, was sich noch vor einer solchen Objektbestimmung beschreiben lässt: bei der Möglichkeit, dass etwas eine Wirkung hervorbringt, eine Wirkung aufnimmt, einen Unterschied erzeugt oder innerhalb eines Zusammenhangs eine bestimmte Rolle erfüllt. Der Ausgangspunkt verschiebt sich damit vom Objekt zur Funktion.</w:t>
-      </w:r>
-    </w:p>
-    <w:p>
-      <w:pPr>
-        <w:pStyle w:val="StandardWeb"/>
-      </w:pPr>
-      <w:r>
-        <w:t>Diese Verschiebung stellt nicht lediglich eine sprachliche Umformulierung dar. In einer objektorientierten Beschreibung wird zunächst angenommen, dass etwas existiert und als bestimmter Gegenstand identifiziert werden kann. Erst anschließend wird gefragt, welche Eigenschaften es besitzt, in welchen Beziehungen es steht und wie es sich verändert. Eine funktionale Beschreibung kehrt diese Reihenfolge um. Sie fragt zunächst, welche Wirkungen, Abhängigkeiten und Transformationen beobachtbar oder formal unterscheidbar sind. Ob daraus ein dauerhaft identifizierbares Objekt hervorgeht, ist dann nicht mehr Voraussetzung, sondern mögliches Ergebnis einer hinreichend stabilen funktionalen Organisation.</w:t>
-      </w:r>
-    </w:p>
-    <w:p>
-      <w:pPr>
-        <w:pStyle w:val="StandardWeb"/>
-      </w:pPr>
-      <w:r>
-        <w:t>Der Unterschied lässt sich an einem einfachen gedanklichen Beispiel verdeutlichen. Wird ein Bestandteil eines technischen Systems als Objekt beschrieben, kann er über sein Material, seine Form, seine Masse oder seine räumliche Lage charakterisiert werden. Wird derselbe Bestandteil funktional beschrieben, steht dagegen im Vordergrund, welchen Eingang er verarbeitet, welche Veränderung er bewirkt, welche Ausgabe daraus hervorgeht und von welchen anderen Systembestandteilen diese Leistung abhängt.</w:t>
-      </w:r>
-    </w:p>
-    <w:p>
-      <w:pPr>
-        <w:pStyle w:val="StandardWeb"/>
-      </w:pPr>
-      <w:r>
-        <w:t>Beide Beschreibungen schließen einander nicht aus. Für die Rekonstruktion der Entstehung von Struktur besitzt die funktionale Betrachtung jedoch einen methodischen Vorteil: Sie kann Zusammenhänge beschreiben, bevor feststeht, ob die beteiligten Träger als dauerhafte Objekte aufgefasst werden können.</w:t>
-      </w:r>
-    </w:p>
-    <w:p>
-      <w:pPr>
-        <w:pStyle w:val="StandardWeb"/>
-      </w:pPr>
-      <w:r>
-        <w:t xml:space="preserve">Die moderne Mathematik hat diese Verschiebung in mehreren Entwicklungsschritten vorbereitet. Bereits Gottlob Frege bestimmt Zahlen nicht primär als sinnlich oder räumlich vorstellbare Gegenstände, sondern untersucht ihre logische Bestimmbarkeit innerhalb von Begriffen, Urteilen und Zuordnungen (Gottlob Frege: </w:t>
-      </w:r>
-      <w:r>
-        <w:rPr>
-          <w:rStyle w:val="Hervorhebung"/>
-        </w:rPr>
-        <w:t>Die Grundlagen der Arithmetik. Eine logisch mathematische Untersuchung über den Begriff der Zahl</w:t>
-      </w:r>
-      <w:r>
-        <w:t xml:space="preserve">. Breslau: Wilhelm Koebner, 1884) </w:t>
-      </w:r>
-      <w:r>
-        <w:rPr>
-          <w:rStyle w:val="Fett"/>
-        </w:rPr>
-        <w:t>[62]</w:t>
-      </w:r>
-      <w:r>
-        <w:t>.</w:t>
-      </w:r>
-    </w:p>
-    <w:p>
-      <w:pPr>
-        <w:pStyle w:val="StandardWeb"/>
-      </w:pPr>
-      <w:r>
-        <w:t>Für die vorliegende Untersuchung ist nicht entscheidend, Freges konkretes Grundlagenprogramm zu übernehmen. Maßgeblich ist vielmehr die methodische Einsicht, dass mathematische Bedeutung durch geregelte Beziehungen und begriffliche Funktionen bestimmt werden kann, ohne auf eine anschauliche Objektvorstellung zurückgeführt werden zu müssen.</w:t>
-      </w:r>
-    </w:p>
-    <w:p>
-      <w:pPr>
-        <w:pStyle w:val="StandardWeb"/>
-      </w:pPr>
-      <w:r>
-        <w:lastRenderedPageBreak/>
-        <w:t xml:space="preserve">Ernst Cassirer entwickelt diese Verschiebung vom Substanz- zum Funktionsbegriff ausdrücklich weiter. Wissenschaftliche Begriffe erfassen Gegenstände nach seiner Analyse zunehmend nicht über isolierte Wesenseigenschaften, sondern über ihre Stellung innerhalb gesetzmäßiger Reihen und relationaler Ordnungen </w:t>
-      </w:r>
-      <w:r>
-        <w:rPr>
-          <w:rStyle w:val="Fett"/>
-        </w:rPr>
-        <w:t>[18]</w:t>
-      </w:r>
-      <w:r>
-        <w:t>. Ein Element ist wissenschaftlich nicht deshalb bestimmt, weil ihm eine unveränderliche Substanz zugesprochen wird, sondern weil seine Beziehungen zu anderen Elementen innerhalb eines strukturierten Systems angegeben werden können.</w:t>
-      </w:r>
-    </w:p>
-    <w:p>
-      <w:pPr>
-        <w:pStyle w:val="StandardWeb"/>
-      </w:pPr>
-      <w:r>
-        <w:t>Diese relationale Bestimmung bildet eine wesentliche erkenntnistheoretische Voraussetzung des FRZK. Ein funktionaler Zustand wird nicht als Träger einer vorausgesetzten Substanz eingeführt. Seine Bestimmung entsteht vielmehr aus den Relationen, Wirkungen und Transformationen, durch die er innerhalb eines Zusammenhangs von anderen Zuständen unterschieden werden kann.</w:t>
-      </w:r>
-    </w:p>
-    <w:p>
-      <w:pPr>
-        <w:pStyle w:val="StandardWeb"/>
-      </w:pPr>
-      <w:r>
-        <w:t>Eine mathematische Funktion im üblichen Sinn setzt allerdings bereits erhebliche Strukturen voraus. Sie verlangt mindestens eine Definitionsmenge, eine Zielmenge und eine eindeutige Zuordnung zwischen deren Elementen. Wird im FRZK von Funktionalität gesprochen, kann daher nicht von Beginn an die vollständig entwickelte mathematische Funktion gemeint sein. Eine solche Definition würde Mengen, Elemente, Identität und Zuordnungsregeln bereits voraussetzen und damit genau jene Strukturen vorwegnehmen, deren Genese untersucht werden soll.</w:t>
-      </w:r>
-    </w:p>
-    <w:p>
-      <w:pPr>
-        <w:pStyle w:val="StandardWeb"/>
-      </w:pPr>
-      <w:r>
-        <w:t xml:space="preserve">Ich verwende den Ausdruck </w:t>
-      </w:r>
-      <w:r>
-        <w:rPr>
-          <w:rStyle w:val="Fett"/>
-        </w:rPr>
-        <w:t>Funktionalität</w:t>
-      </w:r>
-      <w:r>
-        <w:t xml:space="preserve"> deshalb zunächst in einem prämathematischen und methodisch minimalen Sinn. Er bezeichnet die Möglichkeit, dass eine unterscheidbare Konfiguration innerhalb eines Zusammenhangs etwas bewirken oder von etwas beeinflusst werden kann. Damit ist noch keine konkrete mathematische Abbildung definiert. Es wird lediglich angenommen, dass Unterschiede nicht vollständig folgenlos bleiben müssen, sondern in Wirkungszusammenhänge eintreten können.</w:t>
-      </w:r>
-    </w:p>
-    <w:p>
-      <w:pPr>
-        <w:pStyle w:val="StandardWeb"/>
-      </w:pPr>
-      <w:r>
-        <w:t>Diese Minimalbestimmung besitzt weitreichende Konsequenzen. Eine funktionale Konfiguration benötigt zunächst weder eine geometrische Lage noch eine zeitliche Dauer. Sie muss auch nicht als materielles Objekt interpretiert werden. Für ihre erste Bestimmung genügt, dass sie innerhalb eines Zusammenhangs eine Wirkung entfalten oder auf eine Wirkung reagieren kann.</w:t>
-      </w:r>
-    </w:p>
-    <w:p>
-      <w:pPr>
-        <w:pStyle w:val="StandardWeb"/>
-      </w:pPr>
-      <w:r>
-        <w:t>Raum und Zeit werden damit nicht geleugnet. Sie werden lediglich von der Ebene der Voraussetzungen auf die Ebene möglicher späterer Rekonstruktionen verschoben.</w:t>
-      </w:r>
-    </w:p>
-    <w:p>
-      <w:pPr>
-        <w:pStyle w:val="StandardWeb"/>
-      </w:pPr>
-      <w:r>
-        <w:t xml:space="preserve">Die Prozessphilosophie Alfred North Whiteheads bietet hierzu einen wichtigen Anschluss. Whitehead kritisiert die Vorstellung, die Wirklichkeit müsse primär aus dauerhaft bestehenden Substanzen zusammengesetzt sein. Stattdessen rückt er Ereignisse, Prozesse und wechselseitige Hervorbringungen in den Mittelpunkt seiner Ontologie (Alfred North Whitehead: </w:t>
-      </w:r>
-      <w:r>
-        <w:rPr>
-          <w:rStyle w:val="Hervorhebung"/>
-        </w:rPr>
-        <w:t>Process and Reality. An Essay in Cosmology</w:t>
-      </w:r>
-      <w:r>
-        <w:t xml:space="preserve">. New York: Macmillan, 1929) </w:t>
-      </w:r>
-      <w:r>
-        <w:rPr>
-          <w:rStyle w:val="Fett"/>
-        </w:rPr>
-        <w:t>[63]</w:t>
-      </w:r>
-      <w:r>
-        <w:t>.</w:t>
-      </w:r>
-    </w:p>
-    <w:p>
-      <w:pPr>
-        <w:pStyle w:val="StandardWeb"/>
-      </w:pPr>
-      <w:r>
-        <w:t>Das FRZK übernimmt Whiteheads metaphysisches System nicht. Methodisch bedeutsam ist jedoch die zugrunde liegende Verschiebung: Stabilität muss nicht am Anfang einer Theorie stehen. Sie kann als Ergebnis wiederholter und kohärent gekoppelter Prozesszusammenhänge verstanden werden.</w:t>
-      </w:r>
-    </w:p>
-    <w:p>
-      <w:pPr>
-        <w:pStyle w:val="StandardWeb"/>
-      </w:pPr>
-      <w:r>
-        <w:t xml:space="preserve">Ein Objekt wäre unter dieser Perspektive kein voraussetzungsloser Träger von Eigenschaften. Es wäre vielmehr eine relativ stabile Konfiguration, die sich über Veränderungen hinweg </w:t>
-      </w:r>
-      <w:r>
-        <w:lastRenderedPageBreak/>
-        <w:t>hinreichend kohärent reproduziert. Seine Identität entstünde daraus, dass bestimmte funktionale Beziehungen und Wirkungen erhalten bleiben oder innerhalb definierter Grenzen wiederkehren.</w:t>
-      </w:r>
-    </w:p>
-    <w:p>
-      <w:pPr>
-        <w:pStyle w:val="StandardWeb"/>
-      </w:pPr>
-      <w:r>
-        <w:t>Was als Objekt erscheint, wäre demnach eine stabilisierte Organisationsform.</w:t>
-      </w:r>
-    </w:p>
-    <w:p>
-      <w:pPr>
-        <w:pStyle w:val="StandardWeb"/>
-      </w:pPr>
-      <w:r>
-        <w:t xml:space="preserve">Diese Auffassung nähert sich systemtheoretischen Überlegungen an. Ludwig von Bertalanffy beschreibt Systeme nicht als bloße Ansammlungen isolierter Teile, sondern als geordnete Ganzheiten, deren Bestandteile durch Wechselwirkungen miteinander verbunden sind (Ludwig von Bertalanffy: </w:t>
-      </w:r>
-      <w:r>
-        <w:rPr>
-          <w:rStyle w:val="Hervorhebung"/>
-        </w:rPr>
-        <w:t>General System Theory. Foundations, Development, Applications</w:t>
-      </w:r>
-      <w:r>
-        <w:t xml:space="preserve">. New York: George Braziller, 1968) </w:t>
-      </w:r>
-      <w:r>
-        <w:rPr>
-          <w:rStyle w:val="Fett"/>
-        </w:rPr>
-        <w:t>[64]</w:t>
-      </w:r>
-      <w:r>
-        <w:t>.</w:t>
-      </w:r>
-    </w:p>
-    <w:p>
-      <w:pPr>
-        <w:pStyle w:val="StandardWeb"/>
-      </w:pPr>
-      <w:r>
-        <w:t>Die Eigenschaften eines Systems lassen sich deshalb nicht vollständig aus den isolierten Eigenschaften seiner Bestandteile ableiten. Entscheidend ist die Organisation der Beziehungen zwischen ihnen.</w:t>
-      </w:r>
-    </w:p>
-    <w:p>
-      <w:pPr>
-        <w:pStyle w:val="StandardWeb"/>
-      </w:pPr>
-      <w:r>
-        <w:t>Für das FRZK ist daran besonders relevant, dass eine Struktur nicht allein durch das Vorhandensein ihrer Elemente bestimmt wird. Dieselben Elemente können in unterschiedlichen Relationen unterschiedliche funktionale Systeme bilden. Umgekehrt können verschiedene materielle, technische oder symbolische Träger dieselbe funktionale Organisation realisieren.</w:t>
-      </w:r>
-    </w:p>
-    <w:p>
-      <w:pPr>
-        <w:pStyle w:val="StandardWeb"/>
-      </w:pPr>
-      <w:r>
-        <w:t>Die funktionale Identität eines Systems liegt daher nicht ausschließlich in seinen Bestandteilen, sondern in der Art ihrer wechselseitigen Zuordnung, Transformation und Stabilisierung.</w:t>
-      </w:r>
-    </w:p>
-    <w:p>
-      <w:pPr>
-        <w:pStyle w:val="StandardWeb"/>
-      </w:pPr>
-      <w:r>
-        <w:t xml:space="preserve">Norbert Wiener verbindet diese systemische Perspektive mit der Untersuchung von Steuerung, Kommunikation und Rückkopplung. In der Kybernetik wird das Verhalten eines Systems über Informationsflüsse, Regelkreise und die funktionale Beziehung zwischen Eingängen, internen Zuständen und Ausgängen beschrieben (Norbert Wiener: </w:t>
-      </w:r>
-      <w:r>
-        <w:rPr>
-          <w:rStyle w:val="Hervorhebung"/>
-        </w:rPr>
-        <w:t>Cybernetics or Control and Communication in the Animal and the Machine</w:t>
-      </w:r>
-      <w:r>
-        <w:t xml:space="preserve">. Paris: Hermann &amp; Cie; Cambridge, Massachusetts: MIT Press, 1948) </w:t>
-      </w:r>
-      <w:r>
-        <w:rPr>
-          <w:rStyle w:val="Fett"/>
-        </w:rPr>
-        <w:t>[65]</w:t>
-      </w:r>
-      <w:r>
-        <w:t>.</w:t>
-      </w:r>
-    </w:p>
-    <w:p>
-      <w:pPr>
-        <w:pStyle w:val="StandardWeb"/>
-      </w:pPr>
-      <w:r>
-        <w:t>Dadurch wird die starre Grenze zwischen technischen, biologischen und sozialen Beschreibungen teilweise überschritten. Unterschiedliche Trägersysteme können vergleichbare Organisationsprinzipien aufweisen, ohne deshalb inhaltlich oder materiell identisch zu sein.</w:t>
-      </w:r>
-    </w:p>
-    <w:p>
-      <w:pPr>
-        <w:pStyle w:val="StandardWeb"/>
-      </w:pPr>
-      <w:r>
-        <w:t>Die Kybernetik zeigt zugleich, dass eine Funktion nicht als einmalige lineare Zuordnung verstanden werden muss. Wirkungen können auf ihre eigenen Voraussetzungen zurückwirken. Ein Ausgang wird erneut zum Eingang, eine Veränderung beeinflusst die Bedingungen weiterer Veränderungen und ein System kann dadurch stabilisiert, verstärkt oder destabilisiert werden.</w:t>
-      </w:r>
-    </w:p>
-    <w:p>
-      <w:pPr>
-        <w:pStyle w:val="StandardWeb"/>
-      </w:pPr>
-      <w:r>
-        <w:t>Funktionale Organisation besitzt somit häufig eine rekursive Struktur.</w:t>
-      </w:r>
-    </w:p>
-    <w:p>
-      <w:pPr>
-        <w:pStyle w:val="StandardWeb"/>
-      </w:pPr>
-      <w:r>
-        <w:t xml:space="preserve">Ross W. Ashby untersucht solche rekursiven Zusammenhänge als Zustandsübergänge und Regelungsprozesse. Ein System wird dabei durch mögliche Zustände und die Regeln beschrieben, nach denen es unter bestimmten Bedingungen von einem Zustand in einen anderen übergeht (W. Ross Ashby: </w:t>
-      </w:r>
-      <w:r>
-        <w:rPr>
-          <w:rStyle w:val="Hervorhebung"/>
-        </w:rPr>
-        <w:t>An Introduction to Cybernetics</w:t>
-      </w:r>
-      <w:r>
-        <w:t xml:space="preserve">. London: Chapman &amp; Hall, 1956) </w:t>
-      </w:r>
-      <w:r>
-        <w:rPr>
-          <w:rStyle w:val="Fett"/>
-        </w:rPr>
-        <w:t>[66]</w:t>
-      </w:r>
-      <w:r>
-        <w:t>.</w:t>
-      </w:r>
-    </w:p>
-    <w:p>
-      <w:pPr>
-        <w:pStyle w:val="StandardWeb"/>
-      </w:pPr>
-      <w:r>
-        <w:lastRenderedPageBreak/>
-        <w:t>Diese Darstellung ist für das FRZK bedeutsam, weil sie zeigt, wie Entwicklung formal beschrieben werden kann, ohne zunächst eine anschauliche räumliche Bewegung vorauszusetzen. Ein Übergang ist zunächst eine Veränderung funktionaler Konfigurationen.</w:t>
-      </w:r>
-    </w:p>
-    <w:p>
-      <w:pPr>
-        <w:pStyle w:val="StandardWeb"/>
-      </w:pPr>
-      <w:r>
-        <w:t>Allerdings setzt auch die klassische Zustandsbeschreibung bereits definierte Zustandsmengen und eine äußere Ordnung von Übergangsschritten voraus. Sie beantwortet daher noch nicht die Frage, wie Zustände, Übergänge und ihre Ordnung selbst entstehen.</w:t>
-      </w:r>
-    </w:p>
-    <w:p>
-      <w:pPr>
-        <w:pStyle w:val="StandardWeb"/>
-      </w:pPr>
-      <w:r>
-        <w:t>Das FRZK muss einen Schritt weiter zurückgehen. Es darf nicht nur untersuchen, wie ein bekanntes System von einem bereits definierten Zustand in einen anderen wechselt. Es muss klären, unter welchen Bedingungen überhaupt voneinander unterscheidbare funktionale Zustände und eine rekonstruierbare Entwicklungsordnung hervorgehen können.</w:t>
-      </w:r>
-    </w:p>
-    <w:p>
-      <w:pPr>
-        <w:pStyle w:val="StandardWeb"/>
-      </w:pPr>
-      <w:r>
-        <w:t xml:space="preserve">Die moderne Kategorientheorie verstärkt den methodischen Vorrang von Beziehungen und Transformationen. Eilenberg und Mac Lane rückten mit ihrer Theorie natürlicher Äquivalenzen strukturerhaltende Abbildungen in das Zentrum mathematischer Betrachtung </w:t>
-      </w:r>
-      <w:r>
-        <w:rPr>
-          <w:rStyle w:val="Fett"/>
-        </w:rPr>
-        <w:t>[61]</w:t>
-      </w:r>
-      <w:r>
-        <w:t>. In einer kategorialen Darstellung werden mathematische Objekte wesentlich durch die Morphismen charakterisiert, die zwischen ihnen bestehen. Dadurch verliert die innere stoffliche Beschaffenheit eines Objekts gegenüber seiner strukturellen Einbindung an Bedeutung.</w:t>
-      </w:r>
-    </w:p>
-    <w:p>
-      <w:pPr>
-        <w:pStyle w:val="StandardWeb"/>
-      </w:pPr>
-      <w:r>
-        <w:t xml:space="preserve">Saunders Mac Lane beschreibt diese Entwicklung später als eine Mathematik der Formen, Funktionen und Transformationen </w:t>
-      </w:r>
-      <w:r>
-        <w:rPr>
-          <w:rStyle w:val="Fett"/>
-        </w:rPr>
-        <w:t>[60]</w:t>
-      </w:r>
-      <w:r>
-        <w:t>. Für das FRZK liegt darin eine wichtige methodische Orientierung. Eine mathematische Struktur soll nicht über eine verborgene Substanz erklärt werden, sondern über die Operationen, durch die sie erzeugt, verändert und mit anderen Strukturen verbunden werden kann.</w:t>
-      </w:r>
-    </w:p>
-    <w:p>
-      <w:pPr>
-        <w:pStyle w:val="StandardWeb"/>
-      </w:pPr>
-      <w:r>
-        <w:t>Dennoch kann das FRZK nicht unmittelbar als fertige Kategorie eingeführt werden. Eine Kategorie setzt bereits Objekte, Morphismen, Identitätsmorphismen und eine assoziative Komposition voraus. Würden diese Strukturen am Anfang angesetzt, wäre die Frage nach ihrer Entstehung lediglich auf eine andere mathematische Ebene verschoben.</w:t>
-      </w:r>
-    </w:p>
-    <w:p>
-      <w:pPr>
-        <w:pStyle w:val="StandardWeb"/>
-      </w:pPr>
-      <w:r>
-        <w:t>Die Kategorientheorie liefert deshalb keinen voraussetzungslosen Ursprung des FRZK. Sie zeigt vielmehr, welche Bedeutung strukturerhaltende Transformationen in einer späteren mathematischen Rekonstruktion besitzen können.</w:t>
-      </w:r>
-    </w:p>
-    <w:p>
-      <w:pPr>
-        <w:pStyle w:val="StandardWeb"/>
-      </w:pPr>
-      <w:r>
-        <w:t xml:space="preserve">Eine ähnliche Grenze besteht innerhalb der mathematischen Strukturalismusdebatte. Michael Resnik vertritt die Auffassung, dass Mathematik primär Strukturen beziehungsweise Muster untersucht und dass mathematische Objekte durch ihre Positionen innerhalb dieser Strukturen bestimmt werden (Michael D. Resnik: </w:t>
-      </w:r>
-      <w:r>
-        <w:rPr>
-          <w:rStyle w:val="Hervorhebung"/>
-        </w:rPr>
-        <w:t>Mathematics as a Science of Patterns</w:t>
-      </w:r>
-      <w:r>
-        <w:t xml:space="preserve">. Oxford: Clarendon Press, 1997) </w:t>
-      </w:r>
-      <w:r>
-        <w:rPr>
-          <w:rStyle w:val="Fett"/>
-        </w:rPr>
-        <w:t>[67]</w:t>
-      </w:r>
-      <w:r>
-        <w:t>.</w:t>
-      </w:r>
-    </w:p>
-    <w:p>
-      <w:pPr>
-        <w:pStyle w:val="StandardWeb"/>
-      </w:pPr>
-      <w:r>
-        <w:t xml:space="preserve">Stewart Shapiro formuliert entsprechend, mathematische Gegenstände seien als Stellen in Strukturen zu verstehen, deren Identität durch die jeweiligen Beziehungen festgelegt wird (Stewart Shapiro: </w:t>
-      </w:r>
-      <w:r>
-        <w:rPr>
-          <w:rStyle w:val="Hervorhebung"/>
-        </w:rPr>
-        <w:t>Philosophy of Mathematics. Structure and Ontology</w:t>
-      </w:r>
-      <w:r>
-        <w:t xml:space="preserve">. New York: Oxford University Press, 1997) </w:t>
-      </w:r>
-      <w:r>
-        <w:rPr>
-          <w:rStyle w:val="Fett"/>
-        </w:rPr>
-        <w:t>[68]</w:t>
-      </w:r>
-      <w:r>
-        <w:t>.</w:t>
-      </w:r>
-    </w:p>
-    <w:p>
-      <w:pPr>
-        <w:pStyle w:val="StandardWeb"/>
-      </w:pPr>
-      <w:r>
-        <w:t xml:space="preserve">Diese Positionen unterstützen die Abkehr von isolierten mathematischen Objekten. Sie setzen Strukturen jedoch bereits als gegeben voraus. Das FRZK fragt demgegenüber, wie eine Struktur aus minimalen funktionalen Voraussetzungen hervorgehen kann. Es untersucht daher </w:t>
-      </w:r>
-      <w:r>
-        <w:lastRenderedPageBreak/>
-        <w:t>nicht nur Positionen innerhalb einer vorhandenen Struktur, sondern die Bedingungen der Strukturbildung selbst.</w:t>
-      </w:r>
-    </w:p>
-    <w:p>
-      <w:pPr>
-        <w:pStyle w:val="StandardWeb"/>
-      </w:pPr>
-      <w:r>
-        <w:t>Der Paradigmenwechsel vom Objekt zur Funktion darf deshalb nicht mit einem einfachen Austausch zweier Grundbegriffe verwechselt werden. Würde die Funktion lediglich an die Stelle des Objekts gesetzt und als neue primitive Entität behandelt, wäre methodisch wenig gewonnen. Statt einer Objektontologie entstünde lediglich eine Funktionsontologie, deren eigene Voraussetzungen ungeklärt blieben.</w:t>
-      </w:r>
-    </w:p>
-    <w:p>
-      <w:pPr>
-        <w:pStyle w:val="StandardWeb"/>
-      </w:pPr>
-      <w:r>
-        <w:t>Das FRZK muss deshalb auch den Funktionsbegriff selbst schrittweise rekonstruieren.</w:t>
-      </w:r>
-    </w:p>
-    <w:p>
-      <w:pPr>
-        <w:pStyle w:val="StandardWeb"/>
-      </w:pPr>
-      <w:r>
-        <w:t>Dabei sind mindestens vier Ebenen zu unterscheiden:</w:t>
-      </w:r>
-    </w:p>
-    <w:p>
-      <w:pPr>
-        <w:pStyle w:val="StandardWeb"/>
-        <w:numPr>
-          <w:ilvl w:val="0"/>
-          <w:numId w:val="11"/>
-        </w:numPr>
-      </w:pPr>
-      <w:r>
-        <w:t>die minimale Möglichkeit funktionaler Wirksamkeit,</w:t>
-      </w:r>
-    </w:p>
-    <w:p>
-      <w:pPr>
-        <w:pStyle w:val="StandardWeb"/>
-        <w:numPr>
-          <w:ilvl w:val="0"/>
-          <w:numId w:val="11"/>
-        </w:numPr>
-      </w:pPr>
-      <w:r>
-        <w:t>die Entstehung unterscheidbarer funktionaler Konfigurationen,</w:t>
-      </w:r>
-    </w:p>
-    <w:p>
-      <w:pPr>
-        <w:pStyle w:val="StandardWeb"/>
-        <w:numPr>
-          <w:ilvl w:val="0"/>
-          <w:numId w:val="11"/>
-        </w:numPr>
-      </w:pPr>
-      <w:r>
-        <w:t>die Stabilisierung gerichteter oder ungerichteter Relationen zwischen diesen Konfigurationen,</w:t>
-      </w:r>
-    </w:p>
-    <w:p>
-      <w:pPr>
-        <w:pStyle w:val="StandardWeb"/>
-        <w:numPr>
-          <w:ilvl w:val="0"/>
-          <w:numId w:val="11"/>
-        </w:numPr>
-      </w:pPr>
-      <w:r>
-        <w:t>die formale Bestimmung mathematischer Funktionen, Operatoren und Transformationsregeln.</w:t>
-      </w:r>
-    </w:p>
-    <w:p>
-      <w:pPr>
-        <w:pStyle w:val="StandardWeb"/>
-      </w:pPr>
-      <w:r>
-        <w:t>Diese Ebenen dürfen nicht ineinanderfallen.</w:t>
-      </w:r>
-    </w:p>
-    <w:p>
-      <w:pPr>
-        <w:pStyle w:val="StandardWeb"/>
-      </w:pPr>
-      <w:r>
-        <w:t>Die erste Ebene verlangt noch keine eindeutige Zuordnung. Es genügt, dass eine Konfiguration innerhalb eines Zusammenhangs wirksam sein kann. Die zweite Ebene erfordert, dass Wirkungsweisen voneinander unterschieden werden können. Die dritte Ebene setzt voraus, dass solche Unterschiede relationiert und in wiedererkennbare Zusammenhänge überführt werden. Die vierte Ebene erlaubt schließlich die formale Bestimmung regelhafter Abbildungen.</w:t>
-      </w:r>
-    </w:p>
-    <w:p>
-      <w:pPr>
-        <w:pStyle w:val="StandardWeb"/>
-      </w:pPr>
-      <w:r>
-        <w:t>Damit wird auch deutlich, weshalb Information allein nicht ausreicht. Eine Information kann einen Unterschied bezeichnen, doch sie erklärt noch nicht, wodurch dieser Unterschied wirksam wird. Ebenso beschreibt eine mathematische Funktion eine regelhafte Zuordnung, erklärt jedoch nicht notwendigerweise die Entstehung ihrer Definitions- und Zielbereiche.</w:t>
-      </w:r>
-    </w:p>
-    <w:p>
-      <w:pPr>
-        <w:pStyle w:val="StandardWeb"/>
-      </w:pPr>
-      <w:r>
-        <w:t>Eine funktionale Grundlagentheorie muss daher Information, Unterscheidbarkeit, Relationierbarkeit und Transformation miteinander verbinden.</w:t>
-      </w:r>
-    </w:p>
-    <w:p>
-      <w:pPr>
-        <w:pStyle w:val="StandardWeb"/>
-      </w:pPr>
-      <w:r>
-        <w:t>Der Funktionsbegriff des FRZK besitzt zunächst drei zentrale Merkmale:</w:t>
-      </w:r>
-    </w:p>
-    <w:p>
-      <w:pPr>
-        <w:pStyle w:val="StandardWeb"/>
-        <w:numPr>
-          <w:ilvl w:val="0"/>
-          <w:numId w:val="12"/>
-        </w:numPr>
-      </w:pPr>
-      <w:r>
-        <w:t xml:space="preserve">Er ist </w:t>
-      </w:r>
-      <w:r>
-        <w:rPr>
-          <w:rStyle w:val="Fett"/>
-        </w:rPr>
-        <w:t>relational</w:t>
-      </w:r>
-      <w:r>
-        <w:t>, weil eine Wirkung nur innerhalb eines Zusammenhangs bestimmbar ist.</w:t>
-      </w:r>
-    </w:p>
-    <w:p>
-      <w:pPr>
-        <w:pStyle w:val="StandardWeb"/>
-        <w:numPr>
-          <w:ilvl w:val="0"/>
-          <w:numId w:val="12"/>
-        </w:numPr>
-      </w:pPr>
-      <w:r>
-        <w:t xml:space="preserve">Er ist </w:t>
-      </w:r>
-      <w:r>
-        <w:rPr>
-          <w:rStyle w:val="Fett"/>
-        </w:rPr>
-        <w:t>prozessual</w:t>
-      </w:r>
-      <w:r>
-        <w:t>, weil Funktionalität sich in Veränderungen oder möglichen Veränderungen zeigt.</w:t>
-      </w:r>
-    </w:p>
-    <w:p>
-      <w:pPr>
-        <w:pStyle w:val="StandardWeb"/>
-        <w:numPr>
-          <w:ilvl w:val="0"/>
-          <w:numId w:val="12"/>
-        </w:numPr>
-      </w:pPr>
-      <w:r>
-        <w:t xml:space="preserve">Er ist </w:t>
-      </w:r>
-      <w:r>
-        <w:rPr>
-          <w:rStyle w:val="Fett"/>
-        </w:rPr>
-        <w:t>rekursiv</w:t>
-      </w:r>
-      <w:r>
-        <w:t>, weil Ergebnisse funktionaler Prozesse zu Voraussetzungen weiterer Prozesse werden können.</w:t>
-      </w:r>
-    </w:p>
-    <w:p>
-      <w:pPr>
-        <w:pStyle w:val="StandardWeb"/>
-      </w:pPr>
-      <w:r>
-        <w:t>Aus der Relationalität folgt, dass keine Funktion vollständig isoliert bestimmt werden kann. Eine Wirkung ist stets Wirkung in Bezug auf etwas anderes oder auf eine spätere Konfiguration desselben Zusammenhangs.</w:t>
-      </w:r>
-    </w:p>
-    <w:p>
-      <w:pPr>
-        <w:pStyle w:val="StandardWeb"/>
-      </w:pPr>
-      <w:r>
-        <w:lastRenderedPageBreak/>
-        <w:t>Aus der Prozessualität folgt, dass funktionale Identität nicht notwendig statisch ist. Eine Konfiguration kann sich verändern und dennoch ihre Rolle innerhalb eines Systems erhalten.</w:t>
-      </w:r>
-    </w:p>
-    <w:p>
-      <w:pPr>
-        <w:pStyle w:val="StandardWeb"/>
-      </w:pPr>
-      <w:r>
-        <w:t>Aus der Rekursivität folgt schließlich, dass funktionale Organisation ihre eigenen Bedingungen verändern kann.</w:t>
-      </w:r>
-    </w:p>
-    <w:p>
-      <w:pPr>
-        <w:pStyle w:val="StandardWeb"/>
-      </w:pPr>
-      <w:r>
-        <w:t xml:space="preserve">Heinz von Foerster hebt in seiner Kybernetik zweiter Ordnung hervor, dass Beobachter und beschreibende Systeme selbst Teil der untersuchten Rückkopplungszusammenhänge sein können (Heinz von Foerster: </w:t>
-      </w:r>
-      <w:r>
-        <w:rPr>
-          <w:rStyle w:val="Hervorhebung"/>
-        </w:rPr>
-        <w:t>Observing Systems</w:t>
-      </w:r>
-      <w:r>
-        <w:t xml:space="preserve">. Seaside, Kalifornien: Intersystems Publications, 1981) </w:t>
-      </w:r>
-      <w:r>
-        <w:rPr>
-          <w:rStyle w:val="Fett"/>
-        </w:rPr>
-        <w:t>[69]</w:t>
-      </w:r>
-      <w:r>
-        <w:t>.</w:t>
-      </w:r>
-    </w:p>
-    <w:p>
-      <w:pPr>
-        <w:pStyle w:val="StandardWeb"/>
-      </w:pPr>
-      <w:r>
-        <w:t>Diese Einsicht ist für das FRZK insbesondere auf der erkenntnistheoretischen Ebene bedeutsam. Eine funktionale Beschreibung wird nicht von einem vollständig voraussetzungslosen Standpunkt aus erzeugt. Sie entsteht durch ein beschreibendes System, das Unterschiede auswählt, Relationen festlegt und bestimmte Stabilitäten als relevant behandelt.</w:t>
-      </w:r>
-    </w:p>
-    <w:p>
-      <w:pPr>
-        <w:pStyle w:val="StandardWeb"/>
-      </w:pPr>
-      <w:r>
-        <w:t>Das bedeutet jedoch nicht, dass funktionale Strukturen beliebig konstruiert werden können. Beschreibungen müssen sich an reproduzierbaren Wirkungen, konsistenten Relationen und überprüfbaren Transformationen bewähren. Die Beteiligung eines Beobachters hebt die Widerständigkeit des Gegenstandsbereiches nicht auf. Sie macht lediglich sichtbar, dass wissenschaftliche Strukturen stets durch definierte Unterscheidungs-, Beobachtungs- und Messoperationen vermittelt werden.</w:t>
-      </w:r>
-    </w:p>
-    <w:p>
-      <w:pPr>
-        <w:pStyle w:val="StandardWeb"/>
-      </w:pPr>
-      <w:r>
-        <w:t xml:space="preserve">Niklas Luhmann formuliert für soziale Systeme einen radikalen Funktions- und Operationsbegriff, nach dem Systeme nicht aus Menschen oder Dingen, sondern aus rekursiv anschließenden Operationen bestehen (Niklas Luhmann: </w:t>
-      </w:r>
-      <w:r>
-        <w:rPr>
-          <w:rStyle w:val="Hervorhebung"/>
-        </w:rPr>
-        <w:t>Soziale Systeme. Grundriß einer allgemeinen Theorie</w:t>
-      </w:r>
-      <w:r>
-        <w:t xml:space="preserve">. Frankfurt am Main: Suhrkamp, 1984) </w:t>
-      </w:r>
-      <w:r>
-        <w:rPr>
-          <w:rStyle w:val="Fett"/>
-        </w:rPr>
-        <w:t>[70]</w:t>
-      </w:r>
-      <w:r>
-        <w:t>.</w:t>
-      </w:r>
-    </w:p>
-    <w:p>
-      <w:pPr>
-        <w:pStyle w:val="StandardWeb"/>
-      </w:pPr>
-      <w:r>
-        <w:t>Das FRZK übernimmt diese konkrete Theorie sozialer Systeme nicht. Methodisch bedeutsam ist jedoch die Vorstellung, dass Systembestand nicht notwendig durch die Dauerhaftigkeit materieller Bestandteile erklärt werden muss, sondern durch die fortgesetzte Anschlussfähigkeit von Operationen.</w:t>
-      </w:r>
-    </w:p>
-    <w:p>
-      <w:pPr>
-        <w:pStyle w:val="StandardWeb"/>
-      </w:pPr>
-      <w:r>
-        <w:t>Eine funktionale Struktur bleibt demnach bestehen, solange ihre Operationen weitere Operationen ermöglichen und dabei ein hinreichend bestimmbarer Zusammenhang erhalten bleibt. Bricht diese Anschlussfähigkeit ab, verändert sich das System oder löst sich als identifizierbare Organisation auf.</w:t>
-      </w:r>
-    </w:p>
-    <w:p>
-      <w:pPr>
-        <w:pStyle w:val="StandardWeb"/>
-      </w:pPr>
-      <w:r>
-        <w:t>Objektstabilität erscheint damit als Sonderfall funktionaler Kohärenz.</w:t>
-      </w:r>
-    </w:p>
-    <w:p>
-      <w:pPr>
-        <w:pStyle w:val="StandardWeb"/>
-      </w:pPr>
-      <w:r>
-        <w:t>Diese Überlegung führt zu einem zentralen Gedanken des FRZK. Ein Objekt soll im weiteren Verlauf nicht als primitive Einheit vorausgesetzt werden. Es soll als kohärente funktionale Stabilisierung rekonstruierbar werden. Ein Objekt ist dann das, was innerhalb fortgesetzter Transformationen eine hinreichend beständige Organisationsform aufrechterhält und gegenüber anderen funktionalen Konfigurationen unterscheidbar bleibt.</w:t>
-      </w:r>
-    </w:p>
-    <w:p>
-      <w:pPr>
-        <w:pStyle w:val="StandardWeb"/>
-      </w:pPr>
-      <w:r>
-        <w:t>Die Richtung der Erklärung kehrt sich damit um. Nicht ein bereits existierendes Objekt erzeugt notwendig seine Funktionen. Vielmehr können wiederkehrende und kohärent gekoppelte Funktionen eine Struktur hervorbringen, die als Objekt identifiziert wird.</w:t>
-      </w:r>
-    </w:p>
-    <w:p>
-      <w:pPr>
-        <w:pStyle w:val="StandardWeb"/>
-      </w:pPr>
-      <w:r>
-        <w:lastRenderedPageBreak/>
-        <w:t>Objektivität entsteht in diesem Sinn aus funktionaler Stabilität, relationaler Bestimmbarkeit und reproduzierbarer Unterscheidbarkeit.</w:t>
-      </w:r>
-    </w:p>
-    <w:p>
-      <w:pPr>
-        <w:pStyle w:val="StandardWeb"/>
-      </w:pPr>
-      <w:r>
-        <w:t>Dieser Gedanke darf nicht mit der Behauptung verwechselt werden, materielle Gegenstände seien bloße Illusionen. Das FRZK bestreitet nicht ihre empirische Realität. Es untersucht vielmehr, welche formalen Bedingungen erfüllt sein müssen, damit eine Konfiguration als dauerhaftes, abgrenzbares und wirkungsfähiges Objekt beschrieben werden kann.</w:t>
-      </w:r>
-    </w:p>
-    <w:p>
-      <w:pPr>
-        <w:pStyle w:val="StandardWeb"/>
-      </w:pPr>
-      <w:r>
-        <w:t>Materielle Objektivität wird damit nicht aufgehoben, sondern erklärungsbedürftig gemacht.</w:t>
-      </w:r>
-    </w:p>
-    <w:p>
-      <w:pPr>
-        <w:pStyle w:val="StandardWeb"/>
-      </w:pPr>
-      <w:r>
-        <w:t>Der funktionale Paradigmenwechsel besitzt außerdem Konsequenzen für den Raumbegriff. Wenn Objekte nicht am Anfang stehen, können räumliche Beziehungen nicht einfach als Abstände zwischen bereits vorhandenen Dingen definiert werden. Zunächst müssen funktionale Unterschiede und Relationen entstehen. Erst wenn solche Relationen geordnet, vergleichbar und möglicherweise quantifizierbar werden, kann eine räumliche Struktur rekonstruiert werden.</w:t>
-      </w:r>
-    </w:p>
-    <w:p>
-      <w:pPr>
-        <w:pStyle w:val="StandardWeb"/>
-      </w:pPr>
-      <w:r>
-        <w:t>Entsprechendes gilt für die Zeit. Wird Zeit nicht als externer Parameter vorausgesetzt, kann Veränderung nicht von Beginn an durch eine bereits vorhandene Zeitachse beschrieben werden. Zunächst muss eine funktionale Folge unterscheidbarer Konfigurationen entstehen. Erst wenn Übergänge geordnet und miteinander verglichen werden können, kann daraus eine zeitliche Struktur hervorgehen.</w:t>
-      </w:r>
-    </w:p>
-    <w:p>
-      <w:pPr>
-        <w:pStyle w:val="StandardWeb"/>
-      </w:pPr>
-      <w:r>
-        <w:t>Funktionalität allein genügt jedoch weiterhin nicht. Der bloße Hinweis, dass etwas wirkt, erklärt weder die Beständigkeit einer Relation noch die Ordnung mehrerer Wirkungen. Er liefert noch keine Kriterien für Identität, Vergleichbarkeit, Richtung, Komposition oder Kohärenz. Auch moderne Funktionsbeschreibungen beginnen daher häufig mit bereits festgelegten Elementen, Zuständen, Mengen, Operationen oder Zeitparametern.</w:t>
-      </w:r>
-    </w:p>
-    <w:p>
-      <w:pPr>
-        <w:pStyle w:val="StandardWeb"/>
-      </w:pPr>
-      <w:r>
-        <w:t>Damit erreicht die Argumentation dieses Abschnitts eine entscheidende Grenze. Die Verschiebung vom Objekt zur Funktion eröffnet den notwendigen neuen Ausgangspunkt, löst das Grundlagenproblem jedoch noch nicht vollständig.</w:t>
-      </w:r>
-    </w:p>
-    <w:p>
-      <w:pPr>
-        <w:pStyle w:val="StandardWeb"/>
-      </w:pPr>
-      <w:r>
-        <w:t>Eine funktionale Theorie von Raum und Zeit muss zusätzlich erklären,</w:t>
-      </w:r>
-    </w:p>
-    <w:p>
-      <w:pPr>
-        <w:pStyle w:val="StandardWeb"/>
-        <w:numPr>
-          <w:ilvl w:val="0"/>
-          <w:numId w:val="13"/>
-        </w:numPr>
-      </w:pPr>
-      <w:r>
-        <w:t>wie funktionale Unterschiede entstehen,</w:t>
-      </w:r>
-    </w:p>
-    <w:p>
-      <w:pPr>
-        <w:pStyle w:val="StandardWeb"/>
-        <w:numPr>
-          <w:ilvl w:val="0"/>
-          <w:numId w:val="13"/>
-        </w:numPr>
-      </w:pPr>
-      <w:r>
-        <w:t>wie sie voneinander unterscheidbar bleiben,</w:t>
-      </w:r>
-    </w:p>
-    <w:p>
-      <w:pPr>
-        <w:pStyle w:val="StandardWeb"/>
-        <w:numPr>
-          <w:ilvl w:val="0"/>
-          <w:numId w:val="13"/>
-        </w:numPr>
-      </w:pPr>
-      <w:r>
-        <w:t>wie sie relationiert werden können,</w:t>
-      </w:r>
-    </w:p>
-    <w:p>
-      <w:pPr>
-        <w:pStyle w:val="StandardWeb"/>
-        <w:numPr>
-          <w:ilvl w:val="0"/>
-          <w:numId w:val="13"/>
-        </w:numPr>
-      </w:pPr>
-      <w:r>
-        <w:t>wie aus Relationen geordnete Transformationen hervorgehen,</w:t>
-      </w:r>
-    </w:p>
-    <w:p>
-      <w:pPr>
-        <w:pStyle w:val="StandardWeb"/>
-        <w:numPr>
-          <w:ilvl w:val="0"/>
-          <w:numId w:val="13"/>
-        </w:numPr>
-      </w:pPr>
-      <w:r>
-        <w:t>wie Transformationen rekursiv aufeinander aufbauen,</w:t>
-      </w:r>
-    </w:p>
-    <w:p>
-      <w:pPr>
-        <w:pStyle w:val="StandardWeb"/>
-        <w:numPr>
-          <w:ilvl w:val="0"/>
-          <w:numId w:val="13"/>
-        </w:numPr>
-      </w:pPr>
-      <w:r>
-        <w:t>wie sich dabei stabile Organisationsformen bilden,</w:t>
-      </w:r>
-    </w:p>
-    <w:p>
-      <w:pPr>
-        <w:pStyle w:val="StandardWeb"/>
-        <w:numPr>
-          <w:ilvl w:val="0"/>
-          <w:numId w:val="13"/>
-        </w:numPr>
-      </w:pPr>
-      <w:r>
-        <w:t>und unter welchen Bedingungen solche Formen als räumliche, zeitliche oder gegenständliche Strukturen interpretiert werden können.</w:t>
-      </w:r>
-    </w:p>
-    <w:p>
-      <w:pPr>
-        <w:pStyle w:val="StandardWeb"/>
-      </w:pPr>
-      <w:r>
-        <w:t>Die bestehenden funktionalen, systemtheoretischen, kybernetischen, strukturalistischen und kategorialen Ansätze liefern hierfür wesentliche Bausteine. Sie stellen jedoch jeweils bereits bestimmte mathematische oder theoretische Strukturen bereit.</w:t>
-      </w:r>
-    </w:p>
-    <w:p>
-      <w:pPr>
-        <w:pStyle w:val="StandardWeb"/>
-      </w:pPr>
-      <w:r>
-        <w:t xml:space="preserve">Mathematische Funktionen setzen Mengen und Zuordnungsregeln voraus. Zustandsmodelle setzen unterscheidbare Zustände voraus. Systemtheorien setzen Systeme, Elemente oder </w:t>
-      </w:r>
-      <w:r>
-        <w:lastRenderedPageBreak/>
-        <w:t>Wechselwirkungen voraus. Kategorientheorien setzen Objekte und Morphismen voraus. Strukturalistische Ansätze setzen bereits bestimmte Strukturen voraus.</w:t>
-      </w:r>
-    </w:p>
-    <w:p>
-      <w:pPr>
-        <w:pStyle w:val="StandardWeb"/>
-      </w:pPr>
-      <w:r>
-        <w:t>Keine dieser Beschreibungen beginnt vollständig vor denjenigen Begriffen, deren Genese das FRZK untersuchen möchte.</w:t>
-      </w:r>
-    </w:p>
-    <w:p>
-      <w:pPr>
-        <w:pStyle w:val="StandardWeb"/>
-      </w:pPr>
-      <w:r>
-        <w:t>Damit beantwortet sich die leitende Frage dieses Abschnitts: Reicht die heutige Funktionsbeschreibung als Grundlage einer vollständigen Rekonstruktion von Raum und Zeit aus?</w:t>
-      </w:r>
-    </w:p>
-    <w:p>
-      <w:pPr>
-        <w:pStyle w:val="StandardWeb"/>
-      </w:pPr>
-      <w:r>
-        <w:t>Sie reicht nicht aus.</w:t>
-      </w:r>
-    </w:p>
-    <w:p>
-      <w:pPr>
-        <w:pStyle w:val="StandardWeb"/>
-      </w:pPr>
-      <w:r>
-        <w:t>Sie zeigt, dass Objekte relational, prozessual und strukturell bestimmt werden können. Sie erklärt jedoch noch nicht hinreichend, wie die hierfür benötigten Unterschiede, Relationen, Zustände und Ordnungen ohne bereits vorausgesetzten Raum und ohne externe Zeit entstehen.</w:t>
-      </w:r>
-    </w:p>
-    <w:p>
-      <w:pPr>
-        <w:pStyle w:val="StandardWeb"/>
-      </w:pPr>
-      <w:r>
-        <w:t>Der Paradigmenwechsel vom Objekt zur Funktion ist daher notwendig, aber nicht vollständig.</w:t>
-      </w:r>
-    </w:p>
-    <w:p>
-      <w:pPr>
-        <w:pStyle w:val="StandardWeb"/>
-      </w:pPr>
-      <w:r>
-        <w:t>Genau aus dieser verbleibenden Differenz entsteht die Forschungslücke. Sie besteht nicht darin, dass die moderne Wissenschaft keine funktionalen Beschreibungen kennt. Im Gegenteil: Funktionen, Operatoren, Prozesse, Systeme, Relationen und Transformationen gehören zu ihren zentralen Werkzeugen.</w:t>
-      </w:r>
-    </w:p>
-    <w:p>
-      <w:pPr>
-        <w:pStyle w:val="StandardWeb"/>
-      </w:pPr>
-      <w:r>
-        <w:t>Die Lücke entsteht vielmehr dadurch, dass diese Werkzeuge gewöhnlich auf bereits definierten mathematischen Strukturen operieren. Ungeklärt bleibt, wie eine minimale funktionale Organisation beschaffen sein muss, aus der solche Strukturen selbst rekonstruierbar werden.</w:t>
-      </w:r>
-    </w:p>
-    <w:p>
-      <w:pPr>
-        <w:pStyle w:val="StandardWeb"/>
-      </w:pPr>
-      <w:r>
-        <w:t>Der folgende Abschnitt kann deshalb den Forschungsstand und die Forschungslücke nicht lediglich beschreibend nebeneinanderstellen. Er muss prüfen, welche vorhandenen Ansätze einzelne Anforderungen erfüllen, welche Voraussetzungen sie jeweils setzen und an welchem Punkt ihre Erklärungskraft für die Zielsetzung des FRZK endet.</w:t>
-      </w:r>
-    </w:p>
-    <w:p>
-      <w:pPr>
-        <w:pStyle w:val="StandardWeb"/>
-      </w:pPr>
-      <w:r>
-        <w:t>Erst aus diesem systematischen Vergleich lässt sich begründen, welche eigenständige wissenschaftliche Aufgabe dem Funktionalen Raum-Zeit-Kohärenzsystem zukommt.</w:t>
-      </w:r>
-    </w:p>
-    <w:p>
-      <w:pPr>
-        <w:pStyle w:val="berschrift2"/>
-        <w:rPr>
-          <w:rFonts w:ascii="Times New Roman" w:hAnsi="Times New Roman" w:cs="Times New Roman"/>
-        </w:rPr>
-      </w:pPr>
-      <w:r>
-        <w:t>3.1.7 Forschungsstand, Forschungslücke und wissenschaftliche Zielsetzung</w:t>
-      </w:r>
-    </w:p>
-    <w:p>
-      <w:pPr>
-        <w:pStyle w:val="StandardWeb"/>
-      </w:pPr>
-      <w:r>
-        <w:t>Nachdem ich in den vorhergehenden Abschnitten die physikalischen, erkenntnistheoretischen und methodologischen Grundlagen entwickelt habe, stellt sich nun zwangsläufig die Frage, ob eine zusätzliche funktionale Theorie überhaupt erforderlich ist. Diese Frage ist berechtigt. Die moderne Mathematik verfügt über hochentwickelte formale Strukturen, die Physik beschreibt Raum und Zeit mit außerordentlicher Präzision, die Systemwissenschaft untersucht komplexe Wechselwirkungen und die Informatik entwickelt zunehmend leistungsfähige Modelle zur Darstellung von Zuständen, Prozessen und Beziehungen.</w:t>
-      </w:r>
-    </w:p>
-    <w:p>
-      <w:pPr>
-        <w:pStyle w:val="StandardWeb"/>
-      </w:pPr>
-      <w:r>
-        <w:t>Unter diesen Voraussetzungen muss begründet werden, weshalb eine weitere theoretische Beschreibungsebene notwendig sein könnte.</w:t>
-      </w:r>
-    </w:p>
-    <w:p>
-      <w:pPr>
-        <w:pStyle w:val="StandardWeb"/>
-      </w:pPr>
-      <w:r>
-        <w:lastRenderedPageBreak/>
-        <w:t>Gerade diese Frage bildet den Ausgangspunkt dieses Abschnitts. Eine wissenschaftliche Arbeit rechtfertigt sich nicht dadurch, dass sie bekannte Erkenntnisse in neuer Begrifflichkeit wiederholt. Sie muss zeigen, welche Probleme bereits gelöst sind, welche Voraussetzungen bestehende Ansätze verwenden, welche Fragen offenbleiben und an welcher Stelle der vorhandene Forschungsstand seine Erklärungskraft für die konkrete Fragestellung verliert.</w:t>
-      </w:r>
-    </w:p>
-    <w:p>
-      <w:pPr>
-        <w:pStyle w:val="StandardWeb"/>
-      </w:pPr>
-      <w:r>
-        <w:t>Erst aus dieser Analyse lässt sich begründen, ob das Funktionale Raum-Zeit-Kohärenzsystem einen eigenständigen wissenschaftlichen Beitrag leisten kann.</w:t>
-      </w:r>
-    </w:p>
-    <w:p>
-      <w:pPr>
-        <w:pStyle w:val="berschrift3"/>
-      </w:pPr>
-      <w:r>
-        <w:t>3.1.7.1 Gemeinsame Entwicklungslinien des Forschungsstandes</w:t>
-      </w:r>
-    </w:p>
-    <w:p>
-      <w:pPr>
-        <w:pStyle w:val="StandardWeb"/>
-      </w:pPr>
-      <w:r>
-        <w:t>Im Verlauf meiner Literaturarbeit ist mir aufgefallen, dass sich zahlreiche moderne Forschungsrichtungen trotz ihrer unterschiedlichen Gegenstände in einer grundlegenden Entwicklung angenähert haben. Unabhängig davon, ob sie aus der Physik, der Mathematik, der Informatik oder der Systemwissenschaft hervorgehen, verschiebt sich der Fokus zunehmend von isolierten Objekten auf Relationen, Wechselwirkungen, Netzwerke, Prozesse und Transformationen.</w:t>
-      </w:r>
-    </w:p>
-    <w:p>
-      <w:pPr>
-        <w:pStyle w:val="StandardWeb"/>
-      </w:pPr>
-      <w:r>
-        <w:t>Diese Entwicklung stellt aus meiner Sicht einen der bedeutendsten Paradigmenwechsel moderner Wissenschaft dar. Während klassische Beschreibungen häufig von einzelnen Dingen und deren Eigenschaften ausgingen, untersuchen moderne Theorien zunehmend die Organisation von Beziehungen. Nicht mehr allein das Element, sondern seine Einbindung in ein System von Abhängigkeiten wird zum Gegenstand wissenschaftlicher Erklärung.</w:t>
-      </w:r>
-    </w:p>
-    <w:p>
-      <w:pPr>
-        <w:pStyle w:val="StandardWeb"/>
-      </w:pPr>
-      <w:r>
-        <w:t>In der Physik zeigt sich diese Verschiebung besonders deutlich. Die Allgemeine Relativitätstheorie beschreibt Gravitation nicht mehr als eine Kraft, die zwischen räumlich getrennten Körpern wirkt, sondern als Eigenschaft einer dynamischen Raumzeitgeometrie. Quantenfeldtheorien behandeln Teilchen nicht ausschließlich als punktförmige Einheiten, sondern als Anregungen von Feldern und als Bestandteile komplexer Wechselwirkungsstrukturen.</w:t>
-      </w:r>
-    </w:p>
-    <w:p>
-      <w:pPr>
-        <w:pStyle w:val="StandardWeb"/>
-      </w:pPr>
-      <w:r>
-        <w:t>Auch verschiedene Programme der Quantengravitation arbeiten mit relationalen oder diskreten Grundstrukturen. Spin-Netzwerke, Spin-Schaum-Modelle, kausale Mengen und holographische Beschreibungen unterscheiden sich erheblich in ihren mathematischen Voraussetzungen und physikalischen Zielsetzungen. Gemeinsam ist ihnen jedoch die Suche nach einer tieferen Organisationsstruktur, aus der klassische Raumzeit nicht notwendig vorausgesetzt, sondern möglicherweise rekonstruiert werden kann.</w:t>
-      </w:r>
-    </w:p>
-    <w:p>
-      <w:pPr>
-        <w:pStyle w:val="StandardWeb"/>
-      </w:pPr>
-      <w:r>
-        <w:t>Innerhalb der Mathematik ist eine vergleichbare Entwicklung zu beobachten. Mengenlehre, Algebra, Topologie, Graphentheorie und Kategorientheorie untersuchen nicht nur einzelne Elemente, sondern insbesondere Beziehungen, Abbildungen, Operationen und Invarianzen zwischen mathematischen Strukturen.</w:t>
-      </w:r>
-    </w:p>
-    <w:p>
-      <w:pPr>
-        <w:pStyle w:val="StandardWeb"/>
-      </w:pPr>
-      <w:r>
-        <w:t>Mathematischer Erkenntnisgewinn entsteht häufig gerade dadurch, dass äußerlich unterschiedliche Systeme auf gemeinsame formale Organisationsprinzipien zurückgeführt werden können. Die konkrete Beschaffenheit einzelner Elemente tritt dabei teilweise hinter ihrer Stellung innerhalb einer Struktur und hinter den zwischen ihnen möglichen Transformationen zurück.</w:t>
-      </w:r>
-    </w:p>
-    <w:p>
-      <w:pPr>
-        <w:pStyle w:val="StandardWeb"/>
-      </w:pPr>
-      <w:r>
-        <w:t xml:space="preserve">Auch die Informatik zeigt diese Entwicklung. Zwar trägt die objektorientierte Programmierung den Objektbegriff bereits im Namen, doch selbst dort wird ein Objekt </w:t>
-      </w:r>
-      <w:r>
-        <w:lastRenderedPageBreak/>
-        <w:t>wesentlich durch seine Schnittstellen, Zustände, Methoden und Beziehungen zu anderen Objekten bestimmt. Funktionale Programmierung, Graphdatenbanken, Wissensgraphen, ereignisgesteuerte Architekturen und verteilte Systeme verschieben die Aufmerksamkeit noch deutlicher auf Transformationen, Abhängigkeiten, Informationsflüsse und Zustandsübergänge.</w:t>
-      </w:r>
-    </w:p>
-    <w:p>
-      <w:pPr>
-        <w:pStyle w:val="StandardWeb"/>
-      </w:pPr>
-      <w:r>
-        <w:t>Komplexe Softwaresysteme werden deshalb nicht mehr ausschließlich über gespeicherte Daten beschrieben. Entscheidend sind ebenso die Regeln, nach denen Daten verändert, weitergegeben, verknüpft oder in neue Systemzustände überführt werden.</w:t>
-      </w:r>
-    </w:p>
-    <w:p>
-      <w:pPr>
-        <w:pStyle w:val="StandardWeb"/>
-      </w:pPr>
-      <w:r>
-        <w:t>Die Systemwissenschaften führen diese Entwicklung konsequent weiter. Rückkopplung, Selbstorganisation, Emergenz, Autopoiesis, komplexe Netzwerke und adaptive Systeme beschreiben Stabilität zunehmend als Ergebnis dynamischer Wechselwirkungen. Ein System wird nicht vollständig über die Summe seiner Bestandteile verstanden, sondern über die Art, wie diese Bestandteile gekoppelt sind, aufeinander reagieren und gemeinsam Eigenschaften hervorbringen, die auf der Ebene einzelner Teile nicht vorhanden sind.</w:t>
-      </w:r>
-    </w:p>
-    <w:p>
-      <w:pPr>
-        <w:pStyle w:val="StandardWeb"/>
-      </w:pPr>
-      <w:r>
-        <w:t>Damit lässt sich eine gemeinsame Entwicklungslinie erkennen:</w:t>
-      </w:r>
-    </w:p>
-    <w:p>
-      <w:pPr>
-        <w:pStyle w:val="StandardWeb"/>
-      </w:pPr>
-      <w:r>
-        <w:t>Der Forschungsstand entfernt sich in vielen Bereichen von der Vorstellung isolierter, vollständig durch innere Eigenschaften bestimmter Objekte. An ihre Stelle treten relationale, prozessuale und transformationale Beschreibungen.</w:t>
-      </w:r>
-    </w:p>
-    <w:p>
-      <w:pPr>
-        <w:pStyle w:val="StandardWeb"/>
-      </w:pPr>
-      <w:r>
-        <w:t>Diese Annäherung bildet eine wesentliche Voraussetzung für das FRZK. Sie zeigt, dass eine funktionale und relationale Betrachtung nicht außerhalb moderner Wissenschaft steht. Sie schließt vielmehr an Entwicklungen an, die innerhalb mehrerer Disziplinen bereits eine tragende Rolle spielen.</w:t>
-      </w:r>
-    </w:p>
-    <w:p>
-      <w:pPr>
-        <w:pStyle w:val="berschrift3"/>
-      </w:pPr>
-      <w:r>
-        <w:t>3.1.7.2 Gemeinsame Grenze bestehender Ansätze</w:t>
-      </w:r>
-    </w:p>
-    <w:p>
-      <w:pPr>
-        <w:pStyle w:val="StandardWeb"/>
-      </w:pPr>
-      <w:r>
-        <w:t>Je intensiver ich diese verschiedenen Forschungsrichtungen miteinander verglichen habe, desto deutlicher wurde jedoch eine gemeinsame Grenze.</w:t>
-      </w:r>
-    </w:p>
-    <w:p>
-      <w:pPr>
-        <w:pStyle w:val="StandardWeb"/>
-      </w:pPr>
-      <w:r>
-        <w:t>Alle genannten Ansätze beginnen an einem Punkt, an dem bestimmte mathematische, physikalische oder informationelle Grundstrukturen bereits vorhanden sind. Mengen werden vorausgesetzt. Elemente werden vorausgesetzt. Zustände werden vorausgesetzt. Ereignisse werden vorausgesetzt. Relationen werden vorausgesetzt. Operatoren werden vorausgesetzt. Selbst dort, wo Prozesse oder Funktionen im Mittelpunkt stehen, wird gewöhnlich bereits angenommen, dass es etwas gibt, worauf diese Prozesse oder Funktionen wirken.</w:t>
-      </w:r>
-    </w:p>
-    <w:p>
-      <w:pPr>
-        <w:pStyle w:val="StandardWeb"/>
-      </w:pPr>
-      <w:r>
-        <w:t>Eine mathematische Funktion setzt einen Definitionsbereich, einen Zielbereich und eine Zuordnungsregel voraus. Ein Zustandsmodell setzt unterscheidbare Zustände voraus. Eine Graphentheorie setzt Knoten und Kanten voraus. Eine Systemtheorie setzt ein System, Bestandteile oder wenigstens voneinander unterscheidbare Operationen voraus. Eine Kategorientheorie setzt Objekte, Morphismen und Kompositionsregeln voraus.</w:t>
-      </w:r>
-    </w:p>
-    <w:p>
-      <w:pPr>
-        <w:pStyle w:val="StandardWeb"/>
-      </w:pPr>
-      <w:r>
-        <w:t>Auch relationale physikalische Ansätze müssen zunächst festlegen, welche Entitäten oder Ereignisse miteinander in Beziehung stehen und durch welche mathematischen Regeln diese Beziehungen beschrieben werden.</w:t>
-      </w:r>
-    </w:p>
-    <w:p>
-      <w:pPr>
-        <w:pStyle w:val="StandardWeb"/>
-      </w:pPr>
-      <w:r>
-        <w:lastRenderedPageBreak/>
-        <w:t>Diese Voraussetzungen stellen keinen Mangel der jeweiligen Theorien dar. Jede Theorie benötigt einen definierten Ausgangspunkt. Die genannten Ansätze sind innerhalb ihrer eigenen Fragestellungen leistungsfähig und häufig außerordentlich präzise.</w:t>
-      </w:r>
-    </w:p>
-    <w:p>
-      <w:pPr>
-        <w:pStyle w:val="StandardWeb"/>
-      </w:pPr>
-      <w:r>
-        <w:t>Für die Zielsetzung des FRZK entsteht jedoch genau an diesem Punkt eine offene Frage.</w:t>
-      </w:r>
-    </w:p>
-    <w:p>
-      <w:pPr>
-        <w:pStyle w:val="StandardWeb"/>
-      </w:pPr>
-      <w:r>
-        <w:t>Das FRZK soll nicht nur untersuchen, wie bereits bekannte Strukturen mathematisch beschrieben werden können. Es fragt, welche minimalen Voraussetzungen erfüllt sein müssen, damit überhaupt eine unterscheidbare funktionale Organisation entstehen kann.</w:t>
-      </w:r>
-    </w:p>
-    <w:p>
-      <w:pPr>
-        <w:pStyle w:val="StandardWeb"/>
-      </w:pPr>
-      <w:r>
-        <w:t>Anders formuliert:</w:t>
-      </w:r>
-    </w:p>
-    <w:p>
-      <w:pPr>
-        <w:pStyle w:val="StandardWeb"/>
-      </w:pPr>
-      <w:r>
-        <w:t>Welche Voraussetzungen müssen vorhanden sein, bevor Begriffe wie Zustand, Relation, Transformation, Ordnung, Raum oder Zeit sinnvoll definiert werden können?</w:t>
-      </w:r>
-    </w:p>
-    <w:p>
-      <w:pPr>
-        <w:pStyle w:val="StandardWeb"/>
-      </w:pPr>
-      <w:r>
-        <w:t>Diese Fragestellung verschiebt den Untersuchungsgegenstand um eine weitere Ebene zurück. Nicht die Eigenschaften eines bereits vorhandenen Systems stehen zunächst im Mittelpunkt, sondern die Bedingungen, unter denen ein solches System formal rekonstruierbar wird.</w:t>
-      </w:r>
-    </w:p>
-    <w:p>
-      <w:pPr>
-        <w:pStyle w:val="berschrift3"/>
-      </w:pPr>
-      <w:r>
-        <w:t>3.1.7.3 Abgrenzung der Forschungslücke</w:t>
-      </w:r>
-    </w:p>
-    <w:p>
-      <w:pPr>
-        <w:pStyle w:val="StandardWeb"/>
-      </w:pPr>
-      <w:r>
-        <w:t>Dabei ist mir besonders wichtig, keine künstliche Forschungslücke zu konstruieren. Ich behaupte weder, dass bestehende physikalische oder mathematische Theorien unzureichend seien, noch dass ihre Ergebnisse durch das FRZK ersetzt werden müssten.</w:t>
-      </w:r>
-    </w:p>
-    <w:p>
-      <w:pPr>
-        <w:pStyle w:val="StandardWeb"/>
-      </w:pPr>
-      <w:r>
-        <w:t>Im Gegenteil: Ohne die Entwicklungen der modernen Mathematik, Physik, Informatik und Systemwissenschaft wäre die vorliegende Arbeit nicht denkbar. Das FRZK baut ausdrücklich auf ihren Begriffen, Methoden und Erkenntnissen auf.</w:t>
-      </w:r>
-    </w:p>
-    <w:p>
-      <w:pPr>
-        <w:pStyle w:val="StandardWeb"/>
-      </w:pPr>
-      <w:r>
-        <w:t>Die Forschungslücke liegt deshalb nicht einfach innerhalb einer einzelnen Disziplin.</w:t>
-      </w:r>
-    </w:p>
-    <w:p>
-      <w:pPr>
-        <w:pStyle w:val="StandardWeb"/>
-      </w:pPr>
-      <w:r>
-        <w:t>Sie entsteht an der Schnittstelle zwischen mehreren Disziplinen.</w:t>
-      </w:r>
-    </w:p>
-    <w:p>
-      <w:pPr>
-        <w:pStyle w:val="StandardWeb"/>
-      </w:pPr>
-      <w:r>
-        <w:t>Die Physik beschreibt physikalische Prozesse und Gesetzmäßigkeiten. Die Mathematik entwickelt und untersucht formale Strukturen. Die Informatik konstruiert informationsverarbeitende Systeme und Transformationsverfahren. Die Systemwissenschaft untersucht Organisation, Rückkopplung, Stabilität und Emergenz.</w:t>
-      </w:r>
-    </w:p>
-    <w:p>
-      <w:pPr>
-        <w:pStyle w:val="StandardWeb"/>
-      </w:pPr>
-      <w:r>
-        <w:t>Jede dieser Disziplinen beantwortet ihre eigenen Fragestellungen mit hoher fachlicher Präzision. Offen bleibt jedoch, ob sich ein gemeinsamer funktionaler Ausgangspunkt rekonstruieren lässt, der unabhängig vom jeweiligen Anwendungsgebiet formuliert werden kann.</w:t>
-      </w:r>
-    </w:p>
-    <w:p>
-      <w:pPr>
-        <w:pStyle w:val="StandardWeb"/>
-      </w:pPr>
-      <w:r>
-        <w:t>Die Forschungslücke besteht somit nicht darin, dass es keine relationalen, prozessualen oder funktionalen Theorien gäbe. Sie besteht vielmehr darin, dass diese Theorien gewöhnlich mit bereits definierten Strukturen beginnen.</w:t>
-      </w:r>
-    </w:p>
-    <w:p>
-      <w:pPr>
-        <w:pStyle w:val="StandardWeb"/>
-      </w:pPr>
-      <w:r>
-        <w:t>Ungeklärt bleibt, wie eine minimale funktionale Organisation beschaffen sein muss, aus der unterscheidbare Zustände, Relationen, Transformationen und geordnete Strukturen selbst hervorgehen können.</w:t>
-      </w:r>
-    </w:p>
-    <w:p>
-      <w:pPr>
-        <w:pStyle w:val="StandardWeb"/>
-      </w:pPr>
-      <w:r>
-        <w:lastRenderedPageBreak/>
-        <w:t>Die Forschungslücke lässt sich daher in vier Teilfragen präzisieren:</w:t>
-      </w:r>
-    </w:p>
-    <w:p>
-      <w:pPr>
-        <w:pStyle w:val="StandardWeb"/>
-        <w:numPr>
-          <w:ilvl w:val="0"/>
-          <w:numId w:val="14"/>
-        </w:numPr>
-      </w:pPr>
-      <w:r>
-        <w:t>Wie kann funktionale Unterscheidbarkeit beschrieben werden, ohne bereits räumliche, zeitliche oder gegenständliche Identität vorauszusetzen?</w:t>
-      </w:r>
-    </w:p>
-    <w:p>
-      <w:pPr>
-        <w:pStyle w:val="StandardWeb"/>
-        <w:numPr>
-          <w:ilvl w:val="0"/>
-          <w:numId w:val="14"/>
-        </w:numPr>
-      </w:pPr>
-      <w:r>
-        <w:t>Unter welchen Bedingungen können aus unterscheidbaren funktionalen Konfigurationen stabile Relationen entstehen?</w:t>
-      </w:r>
-    </w:p>
-    <w:p>
-      <w:pPr>
-        <w:pStyle w:val="StandardWeb"/>
-        <w:numPr>
-          <w:ilvl w:val="0"/>
-          <w:numId w:val="14"/>
-        </w:numPr>
-      </w:pPr>
-      <w:r>
-        <w:t>Wie können aus solchen Relationen geordnete Transformationen und kohärente Organisationsformen hervorgehen?</w:t>
-      </w:r>
-    </w:p>
-    <w:p>
-      <w:pPr>
-        <w:pStyle w:val="StandardWeb"/>
-        <w:numPr>
-          <w:ilvl w:val="0"/>
-          <w:numId w:val="14"/>
-        </w:numPr>
-      </w:pPr>
-      <w:r>
-        <w:t>Unter welchen zusätzlichen Bedingungen können diese Organisationsformen als räumliche, zeitliche oder gegenständliche Strukturen interpretiert werden?</w:t>
-      </w:r>
-    </w:p>
-    <w:p>
-      <w:pPr>
-        <w:pStyle w:val="StandardWeb"/>
-      </w:pPr>
-      <w:r>
-        <w:t>Diese Fragen werden von bestehenden Theorien teilweise berührt. Sie werden jedoch gewöhnlich nicht gemeinsam innerhalb eines einzigen explizit rekonstruierten Grundsystems behandelt.</w:t>
-      </w:r>
-    </w:p>
-    <w:p>
-      <w:pPr>
-        <w:pStyle w:val="StandardWeb"/>
-      </w:pPr>
-      <w:r>
-        <w:t>Genau darin liegt die wissenschaftliche Aufgabe des FRZK.</w:t>
-      </w:r>
-    </w:p>
-    <w:p>
-      <w:pPr>
-        <w:pStyle w:val="berschrift3"/>
-      </w:pPr>
-      <w:r>
-        <w:t>3.1.7.4 Wissenschaftliche Positionierung des FRZK</w:t>
-      </w:r>
-    </w:p>
-    <w:p>
-      <w:pPr>
-        <w:pStyle w:val="StandardWeb"/>
-      </w:pPr>
-      <w:r>
-        <w:t>Ich verstehe das Funktionale Raum-Zeit-Kohärenzsystem nicht als konkurrierende physikalische Theorie. Es soll weder die Allgemeine Relativitätstheorie noch die Quantenmechanik, Quantenfeldtheorien oder bestehende Ansätze der Quantengravitation ersetzen.</w:t>
-      </w:r>
-    </w:p>
-    <w:p>
-      <w:pPr>
-        <w:pStyle w:val="StandardWeb"/>
-      </w:pPr>
-      <w:r>
-        <w:t>Das FRZK stellt zunächst den Versuch dar, eine disziplinübergreifende funktionale Beschreibungsebene zu entwickeln.</w:t>
-      </w:r>
-    </w:p>
-    <w:p>
-      <w:pPr>
-        <w:pStyle w:val="StandardWeb"/>
-      </w:pPr>
-      <w:r>
-        <w:t>Diese Ebene soll so allgemein formuliert werden, dass unterschiedliche physikalische, mathematische, technische, informationelle und später auch methodisch-didaktische Systeme mit vergleichbaren formalen Grundbegriffen untersucht werden können. Dabei dürfen die Besonderheiten der einzelnen Anwendungsgebiete nicht aufgehoben oder miteinander gleichgesetzt werden.</w:t>
-      </w:r>
-    </w:p>
-    <w:p>
-      <w:pPr>
-        <w:pStyle w:val="StandardWeb"/>
-      </w:pPr>
-      <w:r>
-        <w:t>Eine gemeinsame funktionale Struktur bedeutet nicht, dass die beschriebenen Systeme physikalisch, materiell oder inhaltlich identisch sind. Sie bedeutet lediglich, dass bestimmte Organisationsformen mit vergleichbaren mathematischen Mitteln dargestellt werden können.</w:t>
-      </w:r>
-    </w:p>
-    <w:p>
-      <w:pPr>
-        <w:pStyle w:val="StandardWeb"/>
-      </w:pPr>
-      <w:r>
-        <w:t>Das FRZK soll daher keine Einheitswissenschaft im Sinne einer vollständigen Reduktion verschiedener Disziplinen begründen. Sein Ziel ist bescheidener und zugleich methodisch anspruchsvoll: Es soll eine gemeinsame formale Sprache für funktionale Unterschiede, Relationen, Transformationen und Kohärenz entwickeln.</w:t>
-      </w:r>
-    </w:p>
-    <w:p>
-      <w:pPr>
-        <w:pStyle w:val="StandardWeb"/>
-      </w:pPr>
-      <w:r>
-        <w:t>Eine solche Beschreibungsebene hätte eine ähnliche Rolle wie grundlegende mathematische Strukturen. Ihr Ausgangspunkt läge jedoch nicht unmittelbar in Zahlen, Mengen, geometrischen Räumen oder bereits definierten Zuständen, sondern in minimalen Bedingungen funktionaler Organisation.</w:t>
-      </w:r>
-    </w:p>
-    <w:p>
-      <w:pPr>
-        <w:pStyle w:val="berschrift3"/>
-      </w:pPr>
-      <w:r>
-        <w:t>3.1.7.5 Das Minimalitätsproblem</w:t>
-      </w:r>
-    </w:p>
-    <w:p>
-      <w:pPr>
-        <w:pStyle w:val="StandardWeb"/>
-      </w:pPr>
-      <w:r>
-        <w:lastRenderedPageBreak/>
-        <w:t>Diese Zielsetzung stellt hohe Anforderungen an die Theorie. Ein sehr allgemeiner Ausgangspunkt darf nicht durch beliebige Abstraktion erkauft werden. Je allgemeiner eine Theorie formuliert ist, desto größer ist die Gefahr, dass ihre Begriffe inhaltlich unbestimmt bleiben und keine überprüfbaren Konsequenzen mehr besitzen.</w:t>
-      </w:r>
-    </w:p>
-    <w:p>
-      <w:pPr>
-        <w:pStyle w:val="StandardWeb"/>
-      </w:pPr>
-      <w:r>
-        <w:t>Das FRZK muss deshalb zwei zunächst gegensätzlich erscheinende Forderungen gleichzeitig erfüllen.</w:t>
-      </w:r>
-    </w:p>
-    <w:p>
-      <w:pPr>
-        <w:pStyle w:val="StandardWeb"/>
-      </w:pPr>
-      <w:r>
-        <w:t>Einerseits soll es möglichst wenige Voraussetzungen verwenden. Nur dadurch bleibt der Anspruch erhalten, spätere Strukturen tatsächlich zu rekonstruieren und nicht bereits in den Ausgangsannahmen zu verbergen.</w:t>
-      </w:r>
-    </w:p>
-    <w:p>
-      <w:pPr>
-        <w:pStyle w:val="StandardWeb"/>
-      </w:pPr>
-      <w:r>
-        <w:t>Andererseits müssen diese wenigen Voraussetzungen hinreichend bestimmt und leistungsfähig sein, damit aus ihnen konkrete mathematische Strukturen abgeleitet werden können.</w:t>
-      </w:r>
-    </w:p>
-    <w:p>
-      <w:pPr>
-        <w:pStyle w:val="StandardWeb"/>
-      </w:pPr>
-      <w:r>
-        <w:t>Wird zu viel vorausgesetzt, verliert die Theorie ihren rekonstruktiven Charakter.</w:t>
-      </w:r>
-    </w:p>
-    <w:p>
-      <w:pPr>
-        <w:pStyle w:val="StandardWeb"/>
-      </w:pPr>
-      <w:r>
-        <w:t>Wird zu wenig vorausgesetzt, entstehen keine hinreichend bestimmbaren Strukturen.</w:t>
-      </w:r>
-    </w:p>
-    <w:p>
-      <w:pPr>
-        <w:pStyle w:val="StandardWeb"/>
-      </w:pPr>
-      <w:r>
-        <w:t>Die eigentliche theoretische Herausforderung besteht daher darin, einen Minimalitätsbereich zu bestimmen, in dem die Ausgangsannahmen weder zu umfangreich noch zu schwach sind.</w:t>
-      </w:r>
-    </w:p>
-    <w:p>
-      <w:pPr>
-        <w:pStyle w:val="StandardWeb"/>
-      </w:pPr>
-      <w:r>
-        <w:t>Dieser Balancepunkt ist für die Entwicklung des FRZK entscheidend. Er betrifft nicht nur die Anzahl der Axiome oder Definitionen. Er betrifft ebenso deren inhaltliche Reichweite.</w:t>
-      </w:r>
-    </w:p>
-    <w:p>
-      <w:pPr>
-        <w:pStyle w:val="StandardWeb"/>
-      </w:pPr>
-      <w:r>
-        <w:t>Eine scheinbar einfache Annahme kann bereits weitreichende geometrische, zeitliche oder logische Voraussetzungen enthalten. Umgekehrt kann eine sehr abstrakte Formulierung so offen sein, dass keine eindeutigen Folgerungen mehr möglich sind.</w:t>
-      </w:r>
-    </w:p>
-    <w:p>
-      <w:pPr>
-        <w:pStyle w:val="StandardWeb"/>
-      </w:pPr>
-      <w:r>
-        <w:t>Die Minimalität einer Theorie darf deshalb nicht allein quantitativ verstanden werden. Entscheidend ist nicht nur, wie wenige Annahmen verwendet werden, sondern welche Strukturen durch diese Annahmen bereits implizit festgelegt sind.</w:t>
-      </w:r>
-    </w:p>
-    <w:p>
-      <w:pPr>
-        <w:pStyle w:val="berschrift3"/>
-      </w:pPr>
-      <w:r>
-        <w:t>3.1.7.6 Wissenschaftliche Zielsetzung</w:t>
-      </w:r>
-    </w:p>
-    <w:p>
-      <w:pPr>
-        <w:pStyle w:val="StandardWeb"/>
-      </w:pPr>
-      <w:r>
-        <w:t>Aus diesen Überlegungen leite ich die wissenschaftliche Zielsetzung des FRZK ab.</w:t>
-      </w:r>
-    </w:p>
-    <w:p>
-      <w:pPr>
-        <w:pStyle w:val="StandardWeb"/>
-      </w:pPr>
-      <w:r>
-        <w:rPr>
-          <w:rStyle w:val="Fett"/>
-        </w:rPr>
-        <w:t>Das zentrale Ziel der folgenden Kapitel besteht in der Entwicklung eines minimalen, explizit aufgebauten funktionalen Grundsystems, aus dem sich unterscheidbare Zustände, Relationen, Transformationen und kohärente Organisationsformen schrittweise rekonstruieren lassen.</w:t>
-      </w:r>
-    </w:p>
-    <w:p>
-      <w:pPr>
-        <w:pStyle w:val="StandardWeb"/>
-      </w:pPr>
-      <w:r>
-        <w:t>Dieses Grundsystem soll so entwickelt werden, dass</w:t>
-      </w:r>
-    </w:p>
-    <w:p>
-      <w:pPr>
-        <w:pStyle w:val="StandardWeb"/>
-        <w:numPr>
-          <w:ilvl w:val="0"/>
-          <w:numId w:val="15"/>
-        </w:numPr>
-      </w:pPr>
-      <w:r>
-        <w:t>seine Voraussetzungen vollständig benannt werden,</w:t>
-      </w:r>
-    </w:p>
-    <w:p>
-      <w:pPr>
-        <w:pStyle w:val="StandardWeb"/>
-        <w:numPr>
-          <w:ilvl w:val="0"/>
-          <w:numId w:val="15"/>
-        </w:numPr>
-      </w:pPr>
-      <w:r>
-        <w:t>jede neue Struktur aus bereits eingeführten Begriffen hervorgeht,</w:t>
-      </w:r>
-    </w:p>
-    <w:p>
-      <w:pPr>
-        <w:pStyle w:val="StandardWeb"/>
-        <w:numPr>
-          <w:ilvl w:val="0"/>
-          <w:numId w:val="15"/>
-        </w:numPr>
-      </w:pPr>
-      <w:r>
-        <w:t>formale Konstruktion und empirische Interpretation getrennt bleiben,</w:t>
-      </w:r>
-    </w:p>
-    <w:p>
-      <w:pPr>
-        <w:pStyle w:val="StandardWeb"/>
-        <w:numPr>
-          <w:ilvl w:val="0"/>
-          <w:numId w:val="15"/>
-        </w:numPr>
-      </w:pPr>
-      <w:r>
-        <w:t>Abhängigkeiten zwischen Definitionen und Aussagen nachvollziehbar sind,</w:t>
-      </w:r>
-    </w:p>
-    <w:p>
-      <w:pPr>
-        <w:pStyle w:val="StandardWeb"/>
-        <w:numPr>
-          <w:ilvl w:val="0"/>
-          <w:numId w:val="15"/>
-        </w:numPr>
-      </w:pPr>
-      <w:r>
-        <w:t>spätere Erweiterungen versioniert dokumentiert werden können,</w:t>
-      </w:r>
-    </w:p>
-    <w:p>
-      <w:pPr>
-        <w:pStyle w:val="StandardWeb"/>
-        <w:numPr>
-          <w:ilvl w:val="0"/>
-          <w:numId w:val="15"/>
-        </w:numPr>
-      </w:pPr>
-      <w:r>
-        <w:t>und die Grenzen des Systems ausdrücklich bestimmbar bleiben.</w:t>
-      </w:r>
-    </w:p>
-    <w:p>
-      <w:pPr>
-        <w:pStyle w:val="StandardWeb"/>
-      </w:pPr>
-      <w:r>
-        <w:lastRenderedPageBreak/>
-        <w:t>Ziel ist zunächst nicht die unmittelbare Beschreibung der physikalischen Raumzeit. Die mathematische Entwicklung beginnt bewusst unterhalb der Begriffe Raum und Zeit.</w:t>
-      </w:r>
-    </w:p>
-    <w:p>
-      <w:pPr>
-        <w:pStyle w:val="StandardWeb"/>
-      </w:pPr>
-      <w:r>
-        <w:t>Erst wenn ein konsistentes funktionales Grundsystem vorliegt, kann geprüft werden, ob sich daraus Eigenschaften rekonstruieren lassen, die mit bekannten mathematischen, physikalischen oder informationellen Strukturen vergleichbar sind.</w:t>
-      </w:r>
-    </w:p>
-    <w:p>
-      <w:pPr>
-        <w:pStyle w:val="StandardWeb"/>
-      </w:pPr>
-      <w:r>
-        <w:t>Diese Reihenfolge ist methodisch zwingend. Würden bereits zu Beginn Eigenschaften des physikalischen Raums oder der Zeit vorausgesetzt, könnte später nicht mehr entschieden werden, ob diese Eigenschaften tatsächlich aus den funktionalen Grundannahmen hervorgehen oder lediglich in ihnen verborgen waren.</w:t>
-      </w:r>
-    </w:p>
-    <w:p>
-      <w:pPr>
-        <w:pStyle w:val="StandardWeb"/>
-      </w:pPr>
-      <w:r>
-        <w:t>Das FRZK beginnt deshalb bewusst vor jenen Begriffen, die es später erklären möchte.</w:t>
-      </w:r>
-    </w:p>
-    <w:p>
-      <w:pPr>
-        <w:pStyle w:val="berschrift3"/>
-      </w:pPr>
-      <w:r>
-        <w:t>3.1.7.7 Forschungsfragen</w:t>
-      </w:r>
-    </w:p>
-    <w:p>
-      <w:pPr>
-        <w:pStyle w:val="StandardWeb"/>
-      </w:pPr>
-      <w:r>
-        <w:t>Aus der wissenschaftlichen Zielsetzung ergeben sich für den weiteren Aufbau des FRZK folgende übergeordnete Forschungsfragen:</w:t>
-      </w:r>
-    </w:p>
-    <w:p>
-      <w:pPr>
-        <w:pStyle w:val="StandardWeb"/>
-      </w:pPr>
-      <w:r>
-        <w:rPr>
-          <w:rStyle w:val="Fett"/>
-        </w:rPr>
-        <w:t>Forschungsfrage 1:</w:t>
-      </w:r>
-      <w:r>
-        <w:br/>
-        <w:t>Welche minimalen funktionalen Voraussetzungen sind erforderlich, damit unterscheidbare Zustände entstehen können?</w:t>
-      </w:r>
-    </w:p>
-    <w:p>
-      <w:pPr>
-        <w:pStyle w:val="StandardWeb"/>
-      </w:pPr>
-      <w:r>
-        <w:rPr>
-          <w:rStyle w:val="Fett"/>
-        </w:rPr>
-        <w:t>Forschungsfrage 2:</w:t>
-      </w:r>
-      <w:r>
-        <w:br/>
-        <w:t>Unter welchen Bedingungen lassen sich zwischen funktionalen Zuständen Relationen definieren, ohne Raum, Zeit oder Gegenstandsidentität vorauszusetzen?</w:t>
-      </w:r>
-    </w:p>
-    <w:p>
-      <w:pPr>
-        <w:pStyle w:val="StandardWeb"/>
-      </w:pPr>
-      <w:r>
-        <w:rPr>
-          <w:rStyle w:val="Fett"/>
-        </w:rPr>
-        <w:t>Forschungsfrage 3:</w:t>
-      </w:r>
-      <w:r>
-        <w:br/>
-        <w:t>Wie können aus funktionalen Relationen gerichtete, geordnete und zusammensetzbare Transformationen hervorgehen?</w:t>
-      </w:r>
-    </w:p>
-    <w:p>
-      <w:pPr>
-        <w:pStyle w:val="StandardWeb"/>
-      </w:pPr>
-      <w:r>
-        <w:rPr>
-          <w:rStyle w:val="Fett"/>
-        </w:rPr>
-        <w:t>Forschungsfrage 4:</w:t>
-      </w:r>
-      <w:r>
-        <w:br/>
-        <w:t>Unter welchen Bedingungen stabilisieren sich funktionale Transformationen zu kohärenten Organisationsformen?</w:t>
-      </w:r>
-    </w:p>
-    <w:p>
-      <w:pPr>
-        <w:pStyle w:val="StandardWeb"/>
-      </w:pPr>
-      <w:r>
-        <w:rPr>
-          <w:rStyle w:val="Fett"/>
-        </w:rPr>
-        <w:t>Forschungsfrage 5:</w:t>
-      </w:r>
-      <w:r>
-        <w:br/>
-        <w:t>Welche zusätzlichen Strukturen sind erforderlich, damit funktionale Organisation als räumlich oder zeitlich interpretiert werden kann?</w:t>
-      </w:r>
-    </w:p>
-    <w:p>
-      <w:pPr>
-        <w:pStyle w:val="StandardWeb"/>
-      </w:pPr>
-      <w:r>
-        <w:rPr>
-          <w:rStyle w:val="Fett"/>
-        </w:rPr>
-        <w:t>Forschungsfrage 6:</w:t>
-      </w:r>
-      <w:r>
-        <w:br/>
-        <w:t>Welche mathematischen, empirischen und modelltheoretischen Grenzen besitzt eine solche Rekonstruktion?</w:t>
-      </w:r>
-    </w:p>
-    <w:p>
-      <w:pPr>
-        <w:pStyle w:val="StandardWeb"/>
-      </w:pPr>
-      <w:r>
-        <w:t>Diese Fragen bestimmen den weiteren Aufbau von Kapitel 3. Die folgenden Abschnitte führen zunächst die mathematischen Grundlagen ein, bevor das eigentliche Axiomensystem des FRZK formuliert und schrittweise erweitert wird.</w:t>
-      </w:r>
-    </w:p>
-    <w:p>
-      <w:pPr>
-        <w:pStyle w:val="berschrift3"/>
-      </w:pPr>
-      <w:r>
-        <w:t>3.1.7.8 Wissenschaftlicher Erkenntnisanspruch</w:t>
-      </w:r>
-    </w:p>
-    <w:p>
-      <w:pPr>
-        <w:pStyle w:val="StandardWeb"/>
-      </w:pPr>
-      <w:r>
-        <w:t>Ich verstehe die vorgeschlagene Vorgehensweise zugleich als wissenschaftliches Angebot.</w:t>
-      </w:r>
-    </w:p>
-    <w:p>
-      <w:pPr>
-        <w:pStyle w:val="StandardWeb"/>
-      </w:pPr>
-      <w:r>
-        <w:lastRenderedPageBreak/>
-        <w:t>Sollte sich zeigen, dass die funktionalen Grundannahmen tatsächlich zur konsistenten Rekonstruktion bekannter mathematischer oder physikalischer Strukturen führen, wäre damit eine zusätzliche Beschreibungsebene gewonnen. Diese könnte dazu beitragen, strukturelle Gemeinsamkeiten unterschiedlicher Systeme sichtbar zu machen und ihre Beziehungen innerhalb eines gemeinsamen formalen Rahmens zu untersuchen.</w:t>
-      </w:r>
-    </w:p>
-    <w:p>
-      <w:pPr>
-        <w:pStyle w:val="StandardWeb"/>
-      </w:pPr>
-      <w:r>
-        <w:t>Sollte sich dagegen zeigen, dass die Konstruktion an bestimmten Stellen scheitert, unvollständig bleibt oder zusätzliche Voraussetzungen benötigt, wäre auch dies ein wissenschaftlicher Erkenntnisgewinn. In diesem Fall könnten die Grenzen eines funktionalen Rekonstruktionsansatzes genauer bestimmt werden.</w:t>
-      </w:r>
-    </w:p>
-    <w:p>
-      <w:pPr>
-        <w:pStyle w:val="StandardWeb"/>
-      </w:pPr>
-      <w:r>
-        <w:t>Der Erkenntniswert des FRZK hängt deshalb nicht ausschließlich davon ab, ob sämtliche späteren Zielsetzungen vollständig erreicht werden. Bereits die explizite Darstellung von Voraussetzungen, Abhängigkeiten und Grenzen besitzt wissenschaftliche Bedeutung.</w:t>
-      </w:r>
-    </w:p>
-    <w:p>
-      <w:pPr>
-        <w:pStyle w:val="StandardWeb"/>
-      </w:pPr>
-      <w:r>
-        <w:t>Gerade darin liegt für mich der Wert einer axiomatischen und repositorygestützten Rekonstruktion. Sie zwingt dazu, jede Voraussetzung sichtbar zu machen. Verdeckte Annahmen werden überprüfbar, alternative Konstruktionen können verglichen und spätere Änderungen auf eindeutig dokumentierte Ausgangspunkte zurückgeführt werden.</w:t>
-      </w:r>
-    </w:p>
-    <w:p>
-      <w:pPr>
-        <w:pStyle w:val="StandardWeb"/>
-      </w:pPr>
-      <w:r>
-        <w:t>Eine solche Transparenz schützt nicht vor Irrtümern. Sie macht Irrtümer jedoch lokalisierbar und korrigierbar.</w:t>
-      </w:r>
-    </w:p>
-    <w:p>
-      <w:pPr>
-        <w:pStyle w:val="berschrift3"/>
-      </w:pPr>
-      <w:r>
-        <w:t>3.1.7.9 Abgrenzung des Geltungsanspruchs</w:t>
-      </w:r>
-    </w:p>
-    <w:p>
-      <w:pPr>
-        <w:pStyle w:val="StandardWeb"/>
-      </w:pPr>
-      <w:r>
-        <w:t>Aus der bisherigen Argumentation ergibt sich zugleich eine notwendige Begrenzung des Geltungsanspruchs.</w:t>
-      </w:r>
-    </w:p>
-    <w:p>
-      <w:pPr>
-        <w:pStyle w:val="StandardWeb"/>
-      </w:pPr>
-      <w:r>
-        <w:t>Das FRZK beansprucht nicht, die physikalische Wirklichkeit bereits durch seine Ausgangsbegriffe vollständig zu beschreiben. Seine formalen Strukturen sind zunächst mathematische Konstruktionen. Eine physikalische, technische, informationelle oder didaktische Interpretation erfordert zusätzliche Zuordnungen und empirische Prüfungen.</w:t>
-      </w:r>
-    </w:p>
-    <w:p>
-      <w:pPr>
-        <w:pStyle w:val="StandardWeb"/>
-      </w:pPr>
-      <w:r>
-        <w:t>Ebenso darf aus einer strukturellen Ähnlichkeit zwischen verschiedenen Anwendungsgebieten nicht auf deren materielle oder kausale Identität geschlossen werden. Vergleichbare funktionale Muster können in unterschiedlichen Systemen auftreten, ohne dass diese Systeme denselben ontologischen Status besitzen.</w:t>
-      </w:r>
-    </w:p>
-    <w:p>
-      <w:pPr>
-        <w:pStyle w:val="StandardWeb"/>
-      </w:pPr>
-      <w:r>
-        <w:t>Die wissenschaftliche Tragfähigkeit des FRZK muss daher auf mehreren Ebenen getrennt bewertet werden:</w:t>
-      </w:r>
-    </w:p>
-    <w:p>
-      <w:pPr>
-        <w:pStyle w:val="StandardWeb"/>
-        <w:numPr>
-          <w:ilvl w:val="0"/>
-          <w:numId w:val="16"/>
-        </w:numPr>
-      </w:pPr>
-      <w:r>
-        <w:rPr>
-          <w:rStyle w:val="Fett"/>
-        </w:rPr>
-        <w:t>formale Konsistenz:</w:t>
-      </w:r>
-      <w:r>
-        <w:t xml:space="preserve"> Sind Definitionen und Ableitungen widerspruchsfrei?</w:t>
-      </w:r>
-    </w:p>
-    <w:p>
-      <w:pPr>
-        <w:pStyle w:val="StandardWeb"/>
-        <w:numPr>
-          <w:ilvl w:val="0"/>
-          <w:numId w:val="16"/>
-        </w:numPr>
-      </w:pPr>
-      <w:r>
-        <w:rPr>
-          <w:rStyle w:val="Fett"/>
-        </w:rPr>
-        <w:t>modelltheoretische Leistungsfähigkeit:</w:t>
-      </w:r>
-      <w:r>
-        <w:t xml:space="preserve"> Lassen sich mit dem System relevante Strukturen rekonstruieren?</w:t>
-      </w:r>
-    </w:p>
-    <w:p>
-      <w:pPr>
-        <w:pStyle w:val="StandardWeb"/>
-        <w:numPr>
-          <w:ilvl w:val="0"/>
-          <w:numId w:val="16"/>
-        </w:numPr>
-      </w:pPr>
-      <w:r>
-        <w:rPr>
-          <w:rStyle w:val="Fett"/>
-        </w:rPr>
-        <w:t>empirische Anschlussfähigkeit:</w:t>
-      </w:r>
-      <w:r>
-        <w:t xml:space="preserve"> Können formale Größen nachvollziehbar operationalisiert und mit Beobachtungen verbunden werden?</w:t>
-      </w:r>
-    </w:p>
-    <w:p>
-      <w:pPr>
-        <w:pStyle w:val="StandardWeb"/>
-        <w:numPr>
-          <w:ilvl w:val="0"/>
-          <w:numId w:val="16"/>
-        </w:numPr>
-      </w:pPr>
-      <w:r>
-        <w:rPr>
-          <w:rStyle w:val="Fett"/>
-        </w:rPr>
-        <w:t>fachwissenschaftliche Angemessenheit:</w:t>
-      </w:r>
-      <w:r>
-        <w:t xml:space="preserve"> Bleiben die Besonderheiten des jeweiligen Anwendungsgebietes erhalten?</w:t>
-      </w:r>
-    </w:p>
-    <w:p>
-      <w:pPr>
-        <w:pStyle w:val="StandardWeb"/>
-        <w:numPr>
-          <w:ilvl w:val="0"/>
-          <w:numId w:val="16"/>
-        </w:numPr>
-      </w:pPr>
-      <w:r>
-        <w:rPr>
-          <w:rStyle w:val="Fett"/>
-        </w:rPr>
-        <w:t>methodische Reproduzierbarkeit:</w:t>
-      </w:r>
-      <w:r>
-        <w:t xml:space="preserve"> Sind Voraussetzungen, Daten, Ableitungen und Änderungen nachvollziehbar dokumentiert?</w:t>
-      </w:r>
-    </w:p>
-    <w:p>
-      <w:pPr>
-        <w:pStyle w:val="StandardWeb"/>
-      </w:pPr>
-      <w:r>
-        <w:lastRenderedPageBreak/>
-        <w:t>Erst die gemeinsame Betrachtung dieser Ebenen erlaubt eine angemessene Bewertung des Systems.</w:t>
-      </w:r>
-    </w:p>
-    <w:p>
-      <w:pPr>
-        <w:pStyle w:val="berschrift3"/>
-      </w:pPr>
-      <w:r>
-        <w:t>3.1.7.10 Abschluss der Grundlegung</w:t>
-      </w:r>
-    </w:p>
-    <w:p>
-      <w:pPr>
-        <w:pStyle w:val="StandardWeb"/>
-      </w:pPr>
-      <w:r>
-        <w:t>Mit diesem Abschnitt endet die allgemeine Grundlegung von Kapitel 3.1.</w:t>
-      </w:r>
-    </w:p>
-    <w:p>
-      <w:pPr>
-        <w:pStyle w:val="StandardWeb"/>
-      </w:pPr>
-      <w:r>
-        <w:t>Die physikalischen, erkenntnistheoretischen, methodologischen und wissenschaftstheoretischen Voraussetzungen sind nun so weit geklärt, dass die eigentliche mathematische Rekonstruktion beginnen kann.</w:t>
-      </w:r>
-    </w:p>
-    <w:p>
-      <w:pPr>
-        <w:pStyle w:val="StandardWeb"/>
-      </w:pPr>
-      <w:r>
-        <w:t>Der bisherige Argumentationsweg lässt sich zusammenfassend wie folgt darstellen:</w:t>
-      </w:r>
-    </w:p>
-    <w:p>
-      <w:pPr>
-        <w:pStyle w:val="StandardWeb"/>
-        <w:numPr>
-          <w:ilvl w:val="0"/>
-          <w:numId w:val="17"/>
-        </w:numPr>
-      </w:pPr>
-      <w:r>
-        <w:t>Klassische und moderne physikalische Theorien besitzen unterschiedliche Raum- und Zeitbegriffe.</w:t>
-      </w:r>
-    </w:p>
-    <w:p>
-      <w:pPr>
-        <w:pStyle w:val="StandardWeb"/>
-        <w:numPr>
-          <w:ilvl w:val="0"/>
-          <w:numId w:val="17"/>
-        </w:numPr>
-      </w:pPr>
-      <w:r>
-        <w:t>Wissenschaftliche Modelle dürfen nicht unmittelbar mit der Wirklichkeit gleichgesetzt werden.</w:t>
-      </w:r>
-    </w:p>
-    <w:p>
-      <w:pPr>
-        <w:pStyle w:val="StandardWeb"/>
-        <w:numPr>
-          <w:ilvl w:val="0"/>
-          <w:numId w:val="17"/>
-        </w:numPr>
-      </w:pPr>
-      <w:r>
-        <w:t>Das FRZK soll Raum und Zeit nicht voraussetzen, sondern deren mögliche funktionale Bedingungen untersuchen.</w:t>
-      </w:r>
-    </w:p>
-    <w:p>
-      <w:pPr>
-        <w:pStyle w:val="StandardWeb"/>
-        <w:numPr>
-          <w:ilvl w:val="0"/>
-          <w:numId w:val="17"/>
-        </w:numPr>
-      </w:pPr>
-      <w:r>
-        <w:t>Der Ausgangspunkt verschiebt sich deshalb vom Objekt zur Funktion.</w:t>
-      </w:r>
-    </w:p>
-    <w:p>
-      <w:pPr>
-        <w:pStyle w:val="StandardWeb"/>
-        <w:numPr>
-          <w:ilvl w:val="0"/>
-          <w:numId w:val="17"/>
-        </w:numPr>
-      </w:pPr>
-      <w:r>
-        <w:t>Bestehende funktionale und relationale Ansätze setzen jedoch bereits mathematische Grundstrukturen voraus.</w:t>
-      </w:r>
-    </w:p>
-    <w:p>
-      <w:pPr>
-        <w:pStyle w:val="StandardWeb"/>
-        <w:numPr>
-          <w:ilvl w:val="0"/>
-          <w:numId w:val="17"/>
-        </w:numPr>
-      </w:pPr>
-      <w:r>
-        <w:t>Die Forschungslücke liegt in der Rekonstruktion einer minimalen funktionalen Organisation, aus der solche Strukturen selbst hervorgehen können.</w:t>
-      </w:r>
-    </w:p>
-    <w:p>
-      <w:pPr>
-        <w:pStyle w:val="StandardWeb"/>
-        <w:numPr>
-          <w:ilvl w:val="0"/>
-          <w:numId w:val="17"/>
-        </w:numPr>
-      </w:pPr>
-      <w:r>
-        <w:t>Die wissenschaftliche Zielsetzung besteht in der expliziten, schrittweisen und überprüfbaren Entwicklung eines entsprechenden Grundsystems.</w:t>
-      </w:r>
-    </w:p>
-    <w:p>
-      <w:pPr>
-        <w:pStyle w:val="StandardWeb"/>
-      </w:pPr>
-      <w:r>
-        <w:t>Im folgenden Kapitel werden daher erstmals jene mathematischen Begriffe und Operationen eingeführt, die für den weiteren Aufbau des Funktionalen Raum-Zeit-Kohärenzsystems erforderlich sind.</w:t>
-      </w:r>
-    </w:p>
-    <w:p>
-      <w:pPr>
-        <w:pStyle w:val="StandardWeb"/>
-      </w:pPr>
-      <w:r>
-        <w:t>Damit beginnt der Übergang von der wissenschaftlichen Begründung zur formalen Konstruktion.</w:t>
+        <w:t>sollen, muss geklärt werden, welcher Beschreibungstyp an ihre Stelle treten kann. Die bisherige Argumentation weist dabei auf einen funktionalen Ausgangspunkt: Nicht das bereits bestimmte Objekt, sondern seine Unterscheidbarkeit, seine Relationen, seine möglichen Wirkungen und seine Transformationen rücken in den Vordergrund.</w:t>
+      </w:r>
+    </w:p>
+    <w:p>
+      <w:pPr>
+        <w:pStyle w:val="StandardWeb"/>
+      </w:pPr>
+      <w:r>
+        <w:t>Der folgende Abschnitt untersucht deshalb den Übergang von einer primär objektbezogenen zu einer funktionalen Beschreibung und fragt zugleich, inwieweit bestehende mathematische, systemtheoretische und kybernetische Ansätze diesen Übergang bereits vollzogen haben und an welcher Stelle für das FRZK weiterer Rekonstruktionsbedarf entsteht.</w:t>
       </w:r>
     </w:p>
     <w:p>
@@ -8726,6 +6413,119 @@
     </w:lvl>
   </w:abstractNum>
   <w:abstractNum w:abstractNumId="10" w15:restartNumberingAfterBreak="0">
+    <w:nsid w:val="49050D76"/>
+    <w:multiLevelType w:val="multilevel"/>
+    <w:tmpl w:val="304E96E2"/>
+    <w:lvl w:ilvl="0">
+      <w:start w:val="1"/>
+      <w:numFmt w:val="decimal"/>
+      <w:lvlText w:val="%1."/>
+      <w:lvlJc w:val="left"/>
+      <w:pPr>
+        <w:tabs>
+          <w:tab w:val="num" w:pos="720"/>
+        </w:tabs>
+        <w:ind w:left="720" w:hanging="360"/>
+      </w:pPr>
+    </w:lvl>
+    <w:lvl w:ilvl="1" w:tentative="1">
+      <w:start w:val="1"/>
+      <w:numFmt w:val="decimal"/>
+      <w:lvlText w:val="%2."/>
+      <w:lvlJc w:val="left"/>
+      <w:pPr>
+        <w:tabs>
+          <w:tab w:val="num" w:pos="1440"/>
+        </w:tabs>
+        <w:ind w:left="1440" w:hanging="360"/>
+      </w:pPr>
+    </w:lvl>
+    <w:lvl w:ilvl="2" w:tentative="1">
+      <w:start w:val="1"/>
+      <w:numFmt w:val="decimal"/>
+      <w:lvlText w:val="%3."/>
+      <w:lvlJc w:val="left"/>
+      <w:pPr>
+        <w:tabs>
+          <w:tab w:val="num" w:pos="2160"/>
+        </w:tabs>
+        <w:ind w:left="2160" w:hanging="360"/>
+      </w:pPr>
+    </w:lvl>
+    <w:lvl w:ilvl="3" w:tentative="1">
+      <w:start w:val="1"/>
+      <w:numFmt w:val="decimal"/>
+      <w:lvlText w:val="%4."/>
+      <w:lvlJc w:val="left"/>
+      <w:pPr>
+        <w:tabs>
+          <w:tab w:val="num" w:pos="2880"/>
+        </w:tabs>
+        <w:ind w:left="2880" w:hanging="360"/>
+      </w:pPr>
+    </w:lvl>
+    <w:lvl w:ilvl="4" w:tentative="1">
+      <w:start w:val="1"/>
+      <w:numFmt w:val="decimal"/>
+      <w:lvlText w:val="%5."/>
+      <w:lvlJc w:val="left"/>
+      <w:pPr>
+        <w:tabs>
+          <w:tab w:val="num" w:pos="3600"/>
+        </w:tabs>
+        <w:ind w:left="3600" w:hanging="360"/>
+      </w:pPr>
+    </w:lvl>
+    <w:lvl w:ilvl="5" w:tentative="1">
+      <w:start w:val="1"/>
+      <w:numFmt w:val="decimal"/>
+      <w:lvlText w:val="%6."/>
+      <w:lvlJc w:val="left"/>
+      <w:pPr>
+        <w:tabs>
+          <w:tab w:val="num" w:pos="4320"/>
+        </w:tabs>
+        <w:ind w:left="4320" w:hanging="360"/>
+      </w:pPr>
+    </w:lvl>
+    <w:lvl w:ilvl="6" w:tentative="1">
+      <w:start w:val="1"/>
+      <w:numFmt w:val="decimal"/>
+      <w:lvlText w:val="%7."/>
+      <w:lvlJc w:val="left"/>
+      <w:pPr>
+        <w:tabs>
+          <w:tab w:val="num" w:pos="5040"/>
+        </w:tabs>
+        <w:ind w:left="5040" w:hanging="360"/>
+      </w:pPr>
+    </w:lvl>
+    <w:lvl w:ilvl="7" w:tentative="1">
+      <w:start w:val="1"/>
+      <w:numFmt w:val="decimal"/>
+      <w:lvlText w:val="%8."/>
+      <w:lvlJc w:val="left"/>
+      <w:pPr>
+        <w:tabs>
+          <w:tab w:val="num" w:pos="5760"/>
+        </w:tabs>
+        <w:ind w:left="5760" w:hanging="360"/>
+      </w:pPr>
+    </w:lvl>
+    <w:lvl w:ilvl="8" w:tentative="1">
+      <w:start w:val="1"/>
+      <w:numFmt w:val="decimal"/>
+      <w:lvlText w:val="%9."/>
+      <w:lvlJc w:val="left"/>
+      <w:pPr>
+        <w:tabs>
+          <w:tab w:val="num" w:pos="6480"/>
+        </w:tabs>
+        <w:ind w:left="6480" w:hanging="360"/>
+      </w:pPr>
+    </w:lvl>
+  </w:abstractNum>
+  <w:abstractNum w:abstractNumId="11" w15:restartNumberingAfterBreak="0">
     <w:nsid w:val="4FD61040"/>
     <w:multiLevelType w:val="multilevel"/>
     <w:tmpl w:val="222EAC78"/>
@@ -8838,7 +6638,7 @@
       </w:pPr>
     </w:lvl>
   </w:abstractNum>
-  <w:abstractNum w:abstractNumId="11" w15:restartNumberingAfterBreak="0">
+  <w:abstractNum w:abstractNumId="12" w15:restartNumberingAfterBreak="0">
     <w:nsid w:val="582C664E"/>
     <w:multiLevelType w:val="hybridMultilevel"/>
     <w:tmpl w:val="FC74B82C"/>
@@ -8924,7 +6724,7 @@
       </w:pPr>
     </w:lvl>
   </w:abstractNum>
-  <w:abstractNum w:abstractNumId="12" w15:restartNumberingAfterBreak="0">
+  <w:abstractNum w:abstractNumId="13" w15:restartNumberingAfterBreak="0">
     <w:nsid w:val="60A56A97"/>
     <w:multiLevelType w:val="multilevel"/>
     <w:tmpl w:val="DDD6DF8C"/>
@@ -9073,7 +6873,7 @@
       </w:rPr>
     </w:lvl>
   </w:abstractNum>
-  <w:abstractNum w:abstractNumId="13" w15:restartNumberingAfterBreak="0">
+  <w:abstractNum w:abstractNumId="14" w15:restartNumberingAfterBreak="0">
     <w:nsid w:val="658E53AB"/>
     <w:multiLevelType w:val="multilevel"/>
     <w:tmpl w:val="FFDC4E5A"/>
@@ -9186,7 +6986,7 @@
       </w:pPr>
     </w:lvl>
   </w:abstractNum>
-  <w:abstractNum w:abstractNumId="14" w15:restartNumberingAfterBreak="0">
+  <w:abstractNum w:abstractNumId="15" w15:restartNumberingAfterBreak="0">
     <w:nsid w:val="6A225BBD"/>
     <w:multiLevelType w:val="multilevel"/>
     <w:tmpl w:val="39F4BE56"/>
@@ -9300,7 +7100,7 @@
       </w:pPr>
     </w:lvl>
   </w:abstractNum>
-  <w:abstractNum w:abstractNumId="15" w15:restartNumberingAfterBreak="0">
+  <w:abstractNum w:abstractNumId="16" w15:restartNumberingAfterBreak="0">
     <w:nsid w:val="79616031"/>
     <w:multiLevelType w:val="multilevel"/>
     <w:tmpl w:val="ECB20FEE"/>
@@ -9423,10 +7223,10 @@
     <w:abstractNumId w:val="7"/>
   </w:num>
   <w:num w:numId="4">
-    <w:abstractNumId w:val="14"/>
+    <w:abstractNumId w:val="15"/>
   </w:num>
   <w:num w:numId="5">
-    <w:abstractNumId w:val="14"/>
+    <w:abstractNumId w:val="15"/>
     <w:lvlOverride w:ilvl="0">
       <w:startOverride w:val="1"/>
     </w:lvlOverride>
@@ -9459,7 +7259,7 @@
     <w:abstractNumId w:val="3"/>
   </w:num>
   <w:num w:numId="7">
-    <w:abstractNumId w:val="11"/>
+    <w:abstractNumId w:val="12"/>
   </w:num>
   <w:num w:numId="8">
     <w:abstractNumId w:val="9"/>
@@ -9468,10 +7268,10 @@
     <w:abstractNumId w:val="6"/>
   </w:num>
   <w:num w:numId="10">
-    <w:abstractNumId w:val="13"/>
+    <w:abstractNumId w:val="14"/>
   </w:num>
   <w:num w:numId="11">
-    <w:abstractNumId w:val="15"/>
+    <w:abstractNumId w:val="16"/>
   </w:num>
   <w:num w:numId="12">
     <w:abstractNumId w:val="8"/>
@@ -9483,13 +7283,16 @@
     <w:abstractNumId w:val="4"/>
   </w:num>
   <w:num w:numId="15">
-    <w:abstractNumId w:val="12"/>
+    <w:abstractNumId w:val="13"/>
   </w:num>
   <w:num w:numId="16">
-    <w:abstractNumId w:val="10"/>
+    <w:abstractNumId w:val="11"/>
   </w:num>
   <w:num w:numId="17">
     <w:abstractNumId w:val="0"/>
+  </w:num>
+  <w:num w:numId="18">
+    <w:abstractNumId w:val="10"/>
   </w:num>
 </w:numbering>
 </file>
@@ -10024,7 +7827,6 @@
     <w:uiPriority w:val="1"/>
     <w:semiHidden/>
     <w:unhideWhenUsed/>
-    <w:rsid w:val="002C2B92"/>
   </w:style>
   <w:style w:type="table" w:default="1" w:styleId="NormaleTabelle">
     <w:name w:val="Normal Table"/>
@@ -10046,7 +7848,6 @@
     <w:uiPriority w:val="99"/>
     <w:semiHidden/>
     <w:unhideWhenUsed/>
-    <w:rsid w:val="002C2B92"/>
   </w:style>
   <w:style w:type="character" w:customStyle="1" w:styleId="berschrift2Zchn">
     <w:name w:val="Überschrift 2 Zchn"/>
